--- a/entregables/evaluacion_profesor/Product_Backlog_Localito.docx
+++ b/entregables/evaluacion_profesor/Product_Backlog_Localito.docx
@@ -4,303 +4,78 @@
   <w:body>
     <w:p>
       <w:pPr>
-        <w:jc w:val="center"/>
-      </w:pPr>
-      <w:r>
-        <w:rPr>
-          <w:rFonts w:ascii="Arial" w:hAnsi="Arial"/>
-          <w:b/>
-          <w:color w:val="17365D"/>
-          <w:sz w:val="64"/>
-        </w:rPr>
-        <w:t>LOCALITO</w:t>
-      </w:r>
-    </w:p>
-    <w:p>
-      <w:pPr>
-        <w:jc w:val="center"/>
-      </w:pPr>
-      <w:r>
-        <w:rPr>
-          <w:rFonts w:ascii="Arial" w:hAnsi="Arial"/>
-          <w:b/>
-          <w:color w:val="2F5597"/>
-          <w:sz w:val="44"/>
-        </w:rPr>
-        <w:t>Product Backlog</w:t>
-      </w:r>
-    </w:p>
-    <w:p>
-      <w:pPr>
-        <w:jc w:val="center"/>
-      </w:pPr>
-      <w:r>
-        <w:rPr>
-          <w:rFonts w:ascii="Arial" w:hAnsi="Arial"/>
-          <w:i/>
-          <w:sz w:val="24"/>
-        </w:rPr>
-        <w:t>Backlog vigente y trazabilidad Scrum</w:t>
-      </w:r>
-    </w:p>
-    <w:p/>
-    <w:tbl>
-      <w:tblPr>
-        <w:tblStyle w:val="TableGrid"/>
-        <w:tblW w:type="auto" w:w="0"/>
-        <w:jc w:val="center"/>
-        <w:tblLook w:firstColumn="1" w:firstRow="1" w:lastColumn="0" w:lastRow="0" w:noHBand="0" w:noVBand="1" w:val="04A0"/>
-      </w:tblPr>
-      <w:tblGrid>
-        <w:gridCol w:w="4929"/>
-        <w:gridCol w:w="4929"/>
-      </w:tblGrid>
-      <w:tr>
-        <w:tc>
-          <w:tcPr>
-            <w:tcW w:type="dxa" w:w="4929"/>
-            <w:shd w:fill="D9EAF7"/>
-            <w:tcMar>
-              <w:top w:w="80" w:type="dxa"/>
-              <w:start w:w="90" w:type="dxa"/>
-              <w:bottom w:w="80" w:type="dxa"/>
-              <w:end w:w="90" w:type="dxa"/>
-            </w:tcMar>
-            <w:vAlign w:val="center"/>
-          </w:tcPr>
-          <w:p>
-            <w:r>
-              <w:rPr>
-                <w:b/>
-              </w:rPr>
-              <w:t>Proyecto</w:t>
-            </w:r>
-          </w:p>
-        </w:tc>
-        <w:tc>
-          <w:tcPr>
-            <w:tcW w:type="dxa" w:w="4929"/>
-            <w:tcMar>
-              <w:top w:w="80" w:type="dxa"/>
-              <w:start w:w="90" w:type="dxa"/>
-              <w:bottom w:w="80" w:type="dxa"/>
-              <w:end w:w="90" w:type="dxa"/>
-            </w:tcMar>
-            <w:vAlign w:val="center"/>
-          </w:tcPr>
-          <w:p>
-            <w:r>
-              <w:t>Localito — PWA SaaS para comercios de barrio</w:t>
-            </w:r>
-          </w:p>
-        </w:tc>
-      </w:tr>
-      <w:tr>
-        <w:tc>
-          <w:tcPr>
-            <w:tcW w:type="dxa" w:w="4929"/>
-            <w:shd w:fill="D9EAF7"/>
-            <w:tcMar>
-              <w:top w:w="80" w:type="dxa"/>
-              <w:start w:w="90" w:type="dxa"/>
-              <w:bottom w:w="80" w:type="dxa"/>
-              <w:end w:w="90" w:type="dxa"/>
-            </w:tcMar>
-            <w:vAlign w:val="center"/>
-          </w:tcPr>
-          <w:p>
-            <w:r>
-              <w:rPr>
-                <w:b/>
-              </w:rPr>
-              <w:t>Programa</w:t>
-            </w:r>
-          </w:p>
-        </w:tc>
-        <w:tc>
-          <w:tcPr>
-            <w:tcW w:type="dxa" w:w="4929"/>
-            <w:tcMar>
-              <w:top w:w="80" w:type="dxa"/>
-              <w:start w:w="90" w:type="dxa"/>
-              <w:bottom w:w="80" w:type="dxa"/>
-              <w:end w:w="90" w:type="dxa"/>
-            </w:tcMar>
-            <w:vAlign w:val="center"/>
-          </w:tcPr>
-          <w:p>
-            <w:r>
-              <w:t>Ingeniería en Informática · Capstone 2026</w:t>
-            </w:r>
-          </w:p>
-        </w:tc>
-      </w:tr>
-      <w:tr>
-        <w:tc>
-          <w:tcPr>
-            <w:tcW w:type="dxa" w:w="4929"/>
-            <w:shd w:fill="D9EAF7"/>
-            <w:tcMar>
-              <w:top w:w="80" w:type="dxa"/>
-              <w:start w:w="90" w:type="dxa"/>
-              <w:bottom w:w="80" w:type="dxa"/>
-              <w:end w:w="90" w:type="dxa"/>
-            </w:tcMar>
-            <w:vAlign w:val="center"/>
-          </w:tcPr>
-          <w:p>
-            <w:r>
-              <w:rPr>
-                <w:b/>
-              </w:rPr>
-              <w:t>Metodología</w:t>
-            </w:r>
-          </w:p>
-        </w:tc>
-        <w:tc>
-          <w:tcPr>
-            <w:tcW w:type="dxa" w:w="4929"/>
-            <w:tcMar>
-              <w:top w:w="80" w:type="dxa"/>
-              <w:start w:w="90" w:type="dxa"/>
-              <w:bottom w:w="80" w:type="dxa"/>
-              <w:end w:w="90" w:type="dxa"/>
-            </w:tcMar>
-            <w:vAlign w:val="center"/>
-          </w:tcPr>
-          <w:p>
-            <w:r>
-              <w:t>Scrum · Gestión activa en Trello</w:t>
-            </w:r>
-          </w:p>
-        </w:tc>
-      </w:tr>
-      <w:tr>
-        <w:tc>
-          <w:tcPr>
-            <w:tcW w:type="dxa" w:w="4929"/>
-            <w:shd w:fill="D9EAF7"/>
-            <w:tcMar>
-              <w:top w:w="80" w:type="dxa"/>
-              <w:start w:w="90" w:type="dxa"/>
-              <w:bottom w:w="80" w:type="dxa"/>
-              <w:end w:w="90" w:type="dxa"/>
-            </w:tcMar>
-            <w:vAlign w:val="center"/>
-          </w:tcPr>
-          <w:p>
-            <w:r>
-              <w:rPr>
-                <w:b/>
-              </w:rPr>
-              <w:t>Corte documental</w:t>
-            </w:r>
-          </w:p>
-        </w:tc>
-        <w:tc>
-          <w:tcPr>
-            <w:tcW w:type="dxa" w:w="4929"/>
-            <w:tcMar>
-              <w:top w:w="80" w:type="dxa"/>
-              <w:start w:w="90" w:type="dxa"/>
-              <w:bottom w:w="80" w:type="dxa"/>
-              <w:end w:w="90" w:type="dxa"/>
-            </w:tcMar>
-            <w:vAlign w:val="center"/>
-          </w:tcPr>
-          <w:p>
-            <w:r>
-              <w:t>03 de octubre de 2026</w:t>
-            </w:r>
-          </w:p>
-        </w:tc>
-      </w:tr>
-      <w:tr>
-        <w:tc>
-          <w:tcPr>
-            <w:tcW w:type="dxa" w:w="4929"/>
-            <w:shd w:fill="D9EAF7"/>
-            <w:tcMar>
-              <w:top w:w="80" w:type="dxa"/>
-              <w:start w:w="90" w:type="dxa"/>
-              <w:bottom w:w="80" w:type="dxa"/>
-              <w:end w:w="90" w:type="dxa"/>
-            </w:tcMar>
-            <w:vAlign w:val="center"/>
-          </w:tcPr>
-          <w:p>
-            <w:r>
-              <w:rPr>
-                <w:b/>
-              </w:rPr>
-              <w:t>Criterio de evaluación</w:t>
-            </w:r>
-          </w:p>
-        </w:tc>
-        <w:tc>
-          <w:tcPr>
-            <w:tcW w:type="dxa" w:w="4929"/>
-            <w:tcMar>
-              <w:top w:w="80" w:type="dxa"/>
-              <w:start w:w="90" w:type="dxa"/>
-              <w:bottom w:w="80" w:type="dxa"/>
-              <w:end w:w="90" w:type="dxa"/>
-            </w:tcMar>
-            <w:vAlign w:val="center"/>
-          </w:tcPr>
-          <w:p>
-            <w:r>
-              <w:t>4 · Product Backlog</w:t>
-            </w:r>
-          </w:p>
-        </w:tc>
-      </w:tr>
-    </w:tbl>
-    <w:p/>
-    <w:p>
-      <w:pPr>
-        <w:jc w:val="center"/>
+        <w:spacing w:before="760"/>
       </w:pPr>
       <w:r>
         <w:rPr>
           <w:b/>
-          <w:color w:val="17365D"/>
-          <w:sz w:val="22"/>
         </w:rPr>
-        <w:t>Equipo Scrum</w:t>
-      </w:r>
-    </w:p>
-    <w:p>
-      <w:pPr>
-        <w:jc w:val="center"/>
+        <w:t>DUOC UC PLAZA NORTE</w:t>
+      </w:r>
+    </w:p>
+    <w:p>
+      <w:pPr>
+        <w:pStyle w:val="Title"/>
+        <w:spacing w:before="480" w:after="360"/>
+      </w:pPr>
+      <w:r>
+        <w:t>Product Backlog de Localito</w:t>
+      </w:r>
+    </w:p>
+    <w:p>
+      <w:pPr>
+        <w:pStyle w:val="Subtitle"/>
+      </w:pPr>
+      <w:r>
+        <w:t>Proyecto Capstone de Ingeniería en Informática</w:t>
+      </w:r>
+    </w:p>
+    <w:p>
+      <w:pPr>
+        <w:pStyle w:val="Subtitle"/>
+      </w:pPr>
+      <w:r>
+        <w:t>Localito PWA SaaS para gestión de pequeños comercios</w:t>
+      </w:r>
+    </w:p>
+    <w:p>
+      <w:pPr>
+        <w:spacing w:before="760"/>
       </w:pPr>
       <w:r>
         <w:rPr>
-          <w:sz w:val="19"/>
+          <w:b/>
         </w:rPr>
-        <w:t>Alexander Patiño — Product Owner</w:t>
-      </w:r>
-    </w:p>
-    <w:p>
-      <w:pPr>
-        <w:jc w:val="center"/>
-      </w:pPr>
-      <w:r>
-        <w:rPr>
-          <w:sz w:val="19"/>
-        </w:rPr>
-        <w:t>Samuel Solís — Scrum Master</w:t>
-      </w:r>
-    </w:p>
-    <w:p>
-      <w:pPr>
-        <w:jc w:val="center"/>
-      </w:pPr>
-      <w:r>
-        <w:rPr>
-          <w:sz w:val="19"/>
-        </w:rPr>
-        <w:t>Camilo González — Developer</w:t>
+        <w:t>Autores</w:t>
+      </w:r>
+    </w:p>
+    <w:p>
+      <w:r>
+        <w:t>Camilo González</w:t>
+        <w:br/>
+        <w:t>Alexander Patiño</w:t>
+        <w:br/>
+        <w:t>Samuel Solís</w:t>
+      </w:r>
+    </w:p>
+    <w:p>
+      <w:r>
+        <w:t>Docente Álvaro Andrés Mellado Pimentel</w:t>
+      </w:r>
+    </w:p>
+    <w:p>
+      <w:r>
+        <w:t>Versión documental revisada</w:t>
+        <w:br/>
+        <w:t>Corte del proyecto 03 de octubre de 2026</w:t>
+      </w:r>
+    </w:p>
+    <w:p>
+      <w:pPr>
+        <w:spacing w:before="400"/>
+      </w:pPr>
+      <w:r>
+        <w:t>Este documento desarrolla product backlog con evidencia del repositorio y referencias públicas. Distingue implementación, resultados históricos y mejoras pendientes.</w:t>
       </w:r>
     </w:p>
     <w:p>
@@ -313,3226 +88,3138 @@
         <w:pStyle w:val="Heading1"/>
       </w:pPr>
       <w:r>
-        <w:t>Control documental</w:t>
-      </w:r>
-    </w:p>
-    <w:tbl>
-      <w:tblPr>
-        <w:tblStyle w:val="TableGrid"/>
-        <w:tblW w:type="auto" w:w="0"/>
-        <w:jc w:val="center"/>
-        <w:tblLook w:firstColumn="1" w:firstRow="1" w:lastColumn="0" w:lastRow="0" w:noHBand="0" w:noVBand="1" w:val="04A0"/>
-      </w:tblPr>
-      <w:tblGrid>
-        <w:gridCol w:w="4929"/>
-        <w:gridCol w:w="4929"/>
-      </w:tblGrid>
-      <w:tr>
-        <w:trPr>
-          <w:tblHeader w:val="true"/>
-        </w:trPr>
-        <w:tc>
-          <w:tcPr>
-            <w:tcW w:type="dxa" w:w="2268"/>
-            <w:shd w:fill="17365D"/>
-            <w:tcMar>
-              <w:top w:w="80" w:type="dxa"/>
-              <w:start w:w="90" w:type="dxa"/>
-              <w:bottom w:w="80" w:type="dxa"/>
-              <w:end w:w="90" w:type="dxa"/>
-            </w:tcMar>
-          </w:tcPr>
-          <w:p>
-            <w:r>
-              <w:rPr>
-                <w:rFonts w:ascii="Arial" w:hAnsi="Arial"/>
-                <w:b/>
-                <w:color w:val="FFFFFF"/>
-                <w:sz w:val="18"/>
-              </w:rPr>
-              <w:t>Campo</w:t>
-            </w:r>
-          </w:p>
-        </w:tc>
-        <w:tc>
-          <w:tcPr>
-            <w:tcW w:type="dxa" w:w="6803"/>
-            <w:shd w:fill="17365D"/>
-            <w:tcMar>
-              <w:top w:w="80" w:type="dxa"/>
-              <w:start w:w="90" w:type="dxa"/>
-              <w:bottom w:w="80" w:type="dxa"/>
-              <w:end w:w="90" w:type="dxa"/>
-            </w:tcMar>
-          </w:tcPr>
-          <w:p>
-            <w:r>
-              <w:rPr>
-                <w:rFonts w:ascii="Arial" w:hAnsi="Arial"/>
-                <w:b/>
-                <w:color w:val="FFFFFF"/>
-                <w:sz w:val="18"/>
-              </w:rPr>
-              <w:t>Valor</w:t>
-            </w:r>
-          </w:p>
-        </w:tc>
-      </w:tr>
-      <w:tr>
-        <w:tc>
-          <w:tcPr>
-            <w:tcW w:type="dxa" w:w="2268"/>
-            <w:tcMar>
-              <w:top w:w="80" w:type="dxa"/>
-              <w:start w:w="90" w:type="dxa"/>
-              <w:bottom w:w="80" w:type="dxa"/>
-              <w:end w:w="90" w:type="dxa"/>
-            </w:tcMar>
-          </w:tcPr>
-          <w:p>
-            <w:r>
-              <w:rPr>
-                <w:rFonts w:ascii="Arial" w:hAnsi="Arial"/>
-                <w:sz w:val="18"/>
-              </w:rPr>
-              <w:t>Versión</w:t>
-            </w:r>
-          </w:p>
-        </w:tc>
-        <w:tc>
-          <w:tcPr>
-            <w:tcW w:type="dxa" w:w="6803"/>
-            <w:tcMar>
-              <w:top w:w="80" w:type="dxa"/>
-              <w:start w:w="90" w:type="dxa"/>
-              <w:bottom w:w="80" w:type="dxa"/>
-              <w:end w:w="90" w:type="dxa"/>
-            </w:tcMar>
-          </w:tcPr>
-          <w:p>
-            <w:r>
-              <w:rPr>
-                <w:rFonts w:ascii="Arial" w:hAnsi="Arial"/>
-                <w:sz w:val="18"/>
-              </w:rPr>
-              <w:t>2.0</w:t>
-            </w:r>
-          </w:p>
-        </w:tc>
-      </w:tr>
-      <w:tr>
-        <w:tc>
-          <w:tcPr>
-            <w:tcW w:type="dxa" w:w="2268"/>
-            <w:tcMar>
-              <w:top w:w="80" w:type="dxa"/>
-              <w:start w:w="90" w:type="dxa"/>
-              <w:bottom w:w="80" w:type="dxa"/>
-              <w:end w:w="90" w:type="dxa"/>
-            </w:tcMar>
-            <w:shd w:fill="F8FBFE"/>
-          </w:tcPr>
-          <w:p>
-            <w:r>
-              <w:rPr>
-                <w:rFonts w:ascii="Arial" w:hAnsi="Arial"/>
-                <w:sz w:val="18"/>
-              </w:rPr>
-              <w:t>Fecha</w:t>
-            </w:r>
-          </w:p>
-        </w:tc>
-        <w:tc>
-          <w:tcPr>
-            <w:tcW w:type="dxa" w:w="6803"/>
-            <w:tcMar>
-              <w:top w:w="80" w:type="dxa"/>
-              <w:start w:w="90" w:type="dxa"/>
-              <w:bottom w:w="80" w:type="dxa"/>
-              <w:end w:w="90" w:type="dxa"/>
-            </w:tcMar>
-            <w:shd w:fill="F8FBFE"/>
-          </w:tcPr>
-          <w:p>
-            <w:r>
-              <w:rPr>
-                <w:rFonts w:ascii="Arial" w:hAnsi="Arial"/>
-                <w:sz w:val="18"/>
-              </w:rPr>
-              <w:t>03-10-2026</w:t>
-            </w:r>
-          </w:p>
-        </w:tc>
-      </w:tr>
-      <w:tr>
-        <w:tc>
-          <w:tcPr>
-            <w:tcW w:type="dxa" w:w="2268"/>
-            <w:tcMar>
-              <w:top w:w="80" w:type="dxa"/>
-              <w:start w:w="90" w:type="dxa"/>
-              <w:bottom w:w="80" w:type="dxa"/>
-              <w:end w:w="90" w:type="dxa"/>
-            </w:tcMar>
-          </w:tcPr>
-          <w:p>
-            <w:r>
-              <w:rPr>
-                <w:rFonts w:ascii="Arial" w:hAnsi="Arial"/>
-                <w:sz w:val="18"/>
-              </w:rPr>
-              <w:t>Estado</w:t>
-            </w:r>
-          </w:p>
-        </w:tc>
-        <w:tc>
-          <w:tcPr>
-            <w:tcW w:type="dxa" w:w="6803"/>
-            <w:tcMar>
-              <w:top w:w="80" w:type="dxa"/>
-              <w:start w:w="90" w:type="dxa"/>
-              <w:bottom w:w="80" w:type="dxa"/>
-              <w:end w:w="90" w:type="dxa"/>
-            </w:tcMar>
-          </w:tcPr>
-          <w:p>
-            <w:r>
-              <w:rPr>
-                <w:rFonts w:ascii="Arial" w:hAnsi="Arial"/>
-                <w:sz w:val="18"/>
-              </w:rPr>
-              <w:t>Vigente</w:t>
-            </w:r>
-          </w:p>
-        </w:tc>
-      </w:tr>
-      <w:tr>
-        <w:tc>
-          <w:tcPr>
-            <w:tcW w:type="dxa" w:w="2268"/>
-            <w:tcMar>
-              <w:top w:w="80" w:type="dxa"/>
-              <w:start w:w="90" w:type="dxa"/>
-              <w:bottom w:w="80" w:type="dxa"/>
-              <w:end w:w="90" w:type="dxa"/>
-            </w:tcMar>
-            <w:shd w:fill="F8FBFE"/>
-          </w:tcPr>
-          <w:p>
-            <w:r>
-              <w:rPr>
-                <w:rFonts w:ascii="Arial" w:hAnsi="Arial"/>
-                <w:sz w:val="18"/>
-              </w:rPr>
-              <w:t>Metodología</w:t>
-            </w:r>
-          </w:p>
-        </w:tc>
-        <w:tc>
-          <w:tcPr>
-            <w:tcW w:type="dxa" w:w="6803"/>
-            <w:tcMar>
-              <w:top w:w="80" w:type="dxa"/>
-              <w:start w:w="90" w:type="dxa"/>
-              <w:bottom w:w="80" w:type="dxa"/>
-              <w:end w:w="90" w:type="dxa"/>
-            </w:tcMar>
-            <w:shd w:fill="F8FBFE"/>
-          </w:tcPr>
-          <w:p>
-            <w:r>
-              <w:rPr>
-                <w:rFonts w:ascii="Arial" w:hAnsi="Arial"/>
-                <w:sz w:val="18"/>
-              </w:rPr>
-              <w:t>Scrum</w:t>
-            </w:r>
-          </w:p>
-        </w:tc>
-      </w:tr>
-      <w:tr>
-        <w:tc>
-          <w:tcPr>
-            <w:tcW w:type="dxa" w:w="2268"/>
-            <w:tcMar>
-              <w:top w:w="80" w:type="dxa"/>
-              <w:start w:w="90" w:type="dxa"/>
-              <w:bottom w:w="80" w:type="dxa"/>
-              <w:end w:w="90" w:type="dxa"/>
-            </w:tcMar>
-          </w:tcPr>
-          <w:p>
-            <w:r>
-              <w:rPr>
-                <w:rFonts w:ascii="Arial" w:hAnsi="Arial"/>
-                <w:sz w:val="18"/>
-              </w:rPr>
-              <w:t>Herramienta de gestión</w:t>
-            </w:r>
-          </w:p>
-        </w:tc>
-        <w:tc>
-          <w:tcPr>
-            <w:tcW w:type="dxa" w:w="6803"/>
-            <w:tcMar>
-              <w:top w:w="80" w:type="dxa"/>
-              <w:start w:w="90" w:type="dxa"/>
-              <w:bottom w:w="80" w:type="dxa"/>
-              <w:end w:w="90" w:type="dxa"/>
-            </w:tcMar>
-          </w:tcPr>
-          <w:p>
-            <w:r>
-              <w:rPr>
-                <w:rFonts w:ascii="Arial" w:hAnsi="Arial"/>
-                <w:sz w:val="18"/>
-              </w:rPr>
-              <w:t>Trello</w:t>
-            </w:r>
-          </w:p>
-        </w:tc>
-      </w:tr>
-      <w:tr>
-        <w:tc>
-          <w:tcPr>
-            <w:tcW w:type="dxa" w:w="2268"/>
-            <w:tcMar>
-              <w:top w:w="80" w:type="dxa"/>
-              <w:start w:w="90" w:type="dxa"/>
-              <w:bottom w:w="80" w:type="dxa"/>
-              <w:end w:w="90" w:type="dxa"/>
-            </w:tcMar>
-            <w:shd w:fill="F8FBFE"/>
-          </w:tcPr>
-          <w:p>
-            <w:r>
-              <w:rPr>
-                <w:rFonts w:ascii="Arial" w:hAnsi="Arial"/>
-                <w:sz w:val="18"/>
-              </w:rPr>
-              <w:t>Fuente principal</w:t>
-            </w:r>
-          </w:p>
-        </w:tc>
-        <w:tc>
-          <w:tcPr>
-            <w:tcW w:type="dxa" w:w="6803"/>
-            <w:tcMar>
-              <w:top w:w="80" w:type="dxa"/>
-              <w:start w:w="90" w:type="dxa"/>
-              <w:bottom w:w="80" w:type="dxa"/>
-              <w:end w:w="90" w:type="dxa"/>
-            </w:tcMar>
-            <w:shd w:fill="F8FBFE"/>
-          </w:tcPr>
-          <w:p>
-            <w:r>
-              <w:rPr>
-                <w:rFonts w:ascii="Arial" w:hAnsi="Arial"/>
-                <w:sz w:val="18"/>
-              </w:rPr>
-              <w:t>docs/02_gestion_scrum_trello/Product-Backlog.md + Backlog-Scrum-Trello.md</w:t>
-            </w:r>
-          </w:p>
-        </w:tc>
-      </w:tr>
-    </w:tbl>
-    <w:p/>
+        <w:t>Índice</w:t>
+      </w:r>
+    </w:p>
+    <w:p>
+      <w:pPr>
+        <w:pStyle w:val="TOC1"/>
+      </w:pPr>
+      <w:r>
+        <w:fldChar w:fldCharType="begin"/>
+      </w:r>
+      <w:r>
+        <w:instrText xml:space="preserve"> TOC \o "1-2" \h \z \u </w:instrText>
+      </w:r>
+      <w:r>
+        <w:fldChar w:fldCharType="separate"/>
+      </w:r>
+      <w:hyperlink w:anchor="h1">
+        <w:r>
+          <w:rPr>
+            <w:color w:val="000000"/>
+          </w:rPr>
+          <w:t xml:space="preserve">1 Resumen ejecutivo</w:t>
+        </w:r>
+      </w:hyperlink>
+      <w:r>
+        <w:tab/>
+      </w:r>
+      <w:r>
+        <w:fldChar w:fldCharType="begin"/>
+      </w:r>
+      <w:r>
+        <w:instrText xml:space="preserve"> PAGEREF h1 \h </w:instrText>
+      </w:r>
+      <w:r>
+        <w:fldChar w:fldCharType="separate"/>
+      </w:r>
+      <w:r>
+        <w:t>4</w:t>
+      </w:r>
+      <w:r>
+        <w:fldChar w:fldCharType="end"/>
+      </w:r>
+    </w:p>
+    <w:p>
+      <w:pPr>
+        <w:pStyle w:val="TOC1"/>
+      </w:pPr>
+      <w:hyperlink w:anchor="h2">
+        <w:r>
+          <w:rPr>
+            <w:color w:val="000000"/>
+          </w:rPr>
+          <w:t xml:space="preserve">2 Introducción y criterio de elaboración</w:t>
+        </w:r>
+      </w:hyperlink>
+      <w:r>
+        <w:tab/>
+      </w:r>
+      <w:r>
+        <w:fldChar w:fldCharType="begin"/>
+      </w:r>
+      <w:r>
+        <w:instrText xml:space="preserve"> PAGEREF h2 \h </w:instrText>
+      </w:r>
+      <w:r>
+        <w:fldChar w:fldCharType="separate"/>
+      </w:r>
+      <w:r>
+        <w:t>4</w:t>
+      </w:r>
+      <w:r>
+        <w:fldChar w:fldCharType="end"/>
+      </w:r>
+    </w:p>
+    <w:p>
+      <w:pPr>
+        <w:pStyle w:val="TOC1"/>
+      </w:pPr>
+      <w:hyperlink w:anchor="h3">
+        <w:r>
+          <w:rPr>
+            <w:color w:val="000000"/>
+          </w:rPr>
+          <w:t xml:space="preserve">3 Product Goal y política de refinamiento</w:t>
+        </w:r>
+      </w:hyperlink>
+      <w:r>
+        <w:tab/>
+      </w:r>
+      <w:r>
+        <w:fldChar w:fldCharType="begin"/>
+      </w:r>
+      <w:r>
+        <w:instrText xml:space="preserve"> PAGEREF h3 \h </w:instrText>
+      </w:r>
+      <w:r>
+        <w:fldChar w:fldCharType="separate"/>
+      </w:r>
+      <w:r>
+        <w:t>4</w:t>
+      </w:r>
+      <w:r>
+        <w:fldChar w:fldCharType="end"/>
+      </w:r>
+    </w:p>
+    <w:p>
+      <w:pPr>
+        <w:pStyle w:val="TOC1"/>
+      </w:pPr>
+      <w:hyperlink w:anchor="h4">
+        <w:r>
+          <w:rPr>
+            <w:color w:val="000000"/>
+          </w:rPr>
+          <w:t xml:space="preserve">4 Historias de usuario y criterios desarrollados</w:t>
+        </w:r>
+      </w:hyperlink>
+      <w:r>
+        <w:tab/>
+      </w:r>
+      <w:r>
+        <w:fldChar w:fldCharType="begin"/>
+      </w:r>
+      <w:r>
+        <w:instrText xml:space="preserve"> PAGEREF h4 \h </w:instrText>
+      </w:r>
+      <w:r>
+        <w:fldChar w:fldCharType="separate"/>
+      </w:r>
+      <w:r>
+        <w:t>4</w:t>
+      </w:r>
+      <w:r>
+        <w:fldChar w:fldCharType="end"/>
+      </w:r>
+    </w:p>
+    <w:p>
+      <w:pPr>
+        <w:pStyle w:val="TOC2"/>
+      </w:pPr>
+      <w:hyperlink w:anchor="h5">
+        <w:r>
+          <w:rPr>
+            <w:color w:val="000000"/>
+          </w:rPr>
+          <w:t xml:space="preserve">4.1 HU01 Autenticarse en Localito</w:t>
+        </w:r>
+      </w:hyperlink>
+      <w:r>
+        <w:tab/>
+      </w:r>
+      <w:r>
+        <w:fldChar w:fldCharType="begin"/>
+      </w:r>
+      <w:r>
+        <w:instrText xml:space="preserve"> PAGEREF h5 \h </w:instrText>
+      </w:r>
+      <w:r>
+        <w:fldChar w:fldCharType="separate"/>
+      </w:r>
+      <w:r>
+        <w:t>4</w:t>
+      </w:r>
+      <w:r>
+        <w:fldChar w:fldCharType="end"/>
+      </w:r>
+    </w:p>
+    <w:p>
+      <w:pPr>
+        <w:pStyle w:val="TOC2"/>
+      </w:pPr>
+      <w:hyperlink w:anchor="h6">
+        <w:r>
+          <w:rPr>
+            <w:color w:val="000000"/>
+          </w:rPr>
+          <w:t xml:space="preserve">4.2 HU02 Gestionar roles y permisos</w:t>
+        </w:r>
+      </w:hyperlink>
+      <w:r>
+        <w:tab/>
+      </w:r>
+      <w:r>
+        <w:fldChar w:fldCharType="begin"/>
+      </w:r>
+      <w:r>
+        <w:instrText xml:space="preserve"> PAGEREF h6 \h </w:instrText>
+      </w:r>
+      <w:r>
+        <w:fldChar w:fldCharType="separate"/>
+      </w:r>
+      <w:r>
+        <w:t>5</w:t>
+      </w:r>
+      <w:r>
+        <w:fldChar w:fldCharType="end"/>
+      </w:r>
+    </w:p>
+    <w:p>
+      <w:pPr>
+        <w:pStyle w:val="TOC2"/>
+      </w:pPr>
+      <w:hyperlink w:anchor="h7">
+        <w:r>
+          <w:rPr>
+            <w:color w:val="000000"/>
+          </w:rPr>
+          <w:t xml:space="preserve">4.3 HU03 Aislar datos por negocio</w:t>
+        </w:r>
+      </w:hyperlink>
+      <w:r>
+        <w:tab/>
+      </w:r>
+      <w:r>
+        <w:fldChar w:fldCharType="begin"/>
+      </w:r>
+      <w:r>
+        <w:instrText xml:space="preserve"> PAGEREF h7 \h </w:instrText>
+      </w:r>
+      <w:r>
+        <w:fldChar w:fldCharType="separate"/>
+      </w:r>
+      <w:r>
+        <w:t>5</w:t>
+      </w:r>
+      <w:r>
+        <w:fldChar w:fldCharType="end"/>
+      </w:r>
+    </w:p>
+    <w:p>
+      <w:pPr>
+        <w:pStyle w:val="TOC2"/>
+      </w:pPr>
+      <w:hyperlink w:anchor="h8">
+        <w:r>
+          <w:rPr>
+            <w:color w:val="000000"/>
+          </w:rPr>
+          <w:t xml:space="preserve">4.4 HU04 Gestionar negocio y local</w:t>
+        </w:r>
+      </w:hyperlink>
+      <w:r>
+        <w:tab/>
+      </w:r>
+      <w:r>
+        <w:fldChar w:fldCharType="begin"/>
+      </w:r>
+      <w:r>
+        <w:instrText xml:space="preserve"> PAGEREF h8 \h </w:instrText>
+      </w:r>
+      <w:r>
+        <w:fldChar w:fldCharType="separate"/>
+      </w:r>
+      <w:r>
+        <w:t>5</w:t>
+      </w:r>
+      <w:r>
+        <w:fldChar w:fldCharType="end"/>
+      </w:r>
+    </w:p>
+    <w:p>
+      <w:pPr>
+        <w:pStyle w:val="TOC2"/>
+      </w:pPr>
+      <w:hyperlink w:anchor="h9">
+        <w:r>
+          <w:rPr>
+            <w:color w:val="000000"/>
+          </w:rPr>
+          <w:t xml:space="preserve">4.5 HU05 Administrar usuarios</w:t>
+        </w:r>
+      </w:hyperlink>
+      <w:r>
+        <w:tab/>
+      </w:r>
+      <w:r>
+        <w:fldChar w:fldCharType="begin"/>
+      </w:r>
+      <w:r>
+        <w:instrText xml:space="preserve"> PAGEREF h9 \h </w:instrText>
+      </w:r>
+      <w:r>
+        <w:fldChar w:fldCharType="separate"/>
+      </w:r>
+      <w:r>
+        <w:t>5</w:t>
+      </w:r>
+      <w:r>
+        <w:fldChar w:fldCharType="end"/>
+      </w:r>
+    </w:p>
+    <w:p>
+      <w:pPr>
+        <w:pStyle w:val="TOC2"/>
+      </w:pPr>
+      <w:hyperlink w:anchor="h10">
+        <w:r>
+          <w:rPr>
+            <w:color w:val="000000"/>
+          </w:rPr>
+          <w:t xml:space="preserve">4.6 HU06 Gestionar categorías de productos</w:t>
+        </w:r>
+      </w:hyperlink>
+      <w:r>
+        <w:tab/>
+      </w:r>
+      <w:r>
+        <w:fldChar w:fldCharType="begin"/>
+      </w:r>
+      <w:r>
+        <w:instrText xml:space="preserve"> PAGEREF h10 \h </w:instrText>
+      </w:r>
+      <w:r>
+        <w:fldChar w:fldCharType="separate"/>
+      </w:r>
+      <w:r>
+        <w:t>5</w:t>
+      </w:r>
+      <w:r>
+        <w:fldChar w:fldCharType="end"/>
+      </w:r>
+    </w:p>
+    <w:p>
+      <w:pPr>
+        <w:pStyle w:val="TOC2"/>
+      </w:pPr>
+      <w:hyperlink w:anchor="h11">
+        <w:r>
+          <w:rPr>
+            <w:color w:val="000000"/>
+          </w:rPr>
+          <w:t xml:space="preserve">4.7 HU07 Gestionar catálogo de productos</w:t>
+        </w:r>
+      </w:hyperlink>
+      <w:r>
+        <w:tab/>
+      </w:r>
+      <w:r>
+        <w:fldChar w:fldCharType="begin"/>
+      </w:r>
+      <w:r>
+        <w:instrText xml:space="preserve"> PAGEREF h11 \h </w:instrText>
+      </w:r>
+      <w:r>
+        <w:fldChar w:fldCharType="separate"/>
+      </w:r>
+      <w:r>
+        <w:t>6</w:t>
+      </w:r>
+      <w:r>
+        <w:fldChar w:fldCharType="end"/>
+      </w:r>
+    </w:p>
+    <w:p>
+      <w:pPr>
+        <w:pStyle w:val="TOC2"/>
+      </w:pPr>
+      <w:hyperlink w:anchor="h12">
+        <w:r>
+          <w:rPr>
+            <w:color w:val="000000"/>
+          </w:rPr>
+          <w:t xml:space="preserve">4.8 HU08 Registrar stock inicial</w:t>
+        </w:r>
+      </w:hyperlink>
+      <w:r>
+        <w:tab/>
+      </w:r>
+      <w:r>
+        <w:fldChar w:fldCharType="begin"/>
+      </w:r>
+      <w:r>
+        <w:instrText xml:space="preserve"> PAGEREF h12 \h </w:instrText>
+      </w:r>
+      <w:r>
+        <w:fldChar w:fldCharType="separate"/>
+      </w:r>
+      <w:r>
+        <w:t>6</w:t>
+      </w:r>
+      <w:r>
+        <w:fldChar w:fldCharType="end"/>
+      </w:r>
+    </w:p>
+    <w:p>
+      <w:pPr>
+        <w:pStyle w:val="TOC2"/>
+      </w:pPr>
+      <w:hyperlink w:anchor="h13">
+        <w:r>
+          <w:rPr>
+            <w:color w:val="000000"/>
+          </w:rPr>
+          <w:t xml:space="preserve">4.9 HU09 Registrar movimientos de stock</w:t>
+        </w:r>
+      </w:hyperlink>
+      <w:r>
+        <w:tab/>
+      </w:r>
+      <w:r>
+        <w:fldChar w:fldCharType="begin"/>
+      </w:r>
+      <w:r>
+        <w:instrText xml:space="preserve"> PAGEREF h13 \h </w:instrText>
+      </w:r>
+      <w:r>
+        <w:fldChar w:fldCharType="separate"/>
+      </w:r>
+      <w:r>
+        <w:t>6</w:t>
+      </w:r>
+      <w:r>
+        <w:fldChar w:fldCharType="end"/>
+      </w:r>
+    </w:p>
+    <w:p>
+      <w:pPr>
+        <w:pStyle w:val="TOC2"/>
+      </w:pPr>
+      <w:hyperlink w:anchor="h14">
+        <w:r>
+          <w:rPr>
+            <w:color w:val="000000"/>
+          </w:rPr>
+          <w:t xml:space="preserve">4.10 HU10 Consultar Kardex y trazabilidad</w:t>
+        </w:r>
+      </w:hyperlink>
+      <w:r>
+        <w:tab/>
+      </w:r>
+      <w:r>
+        <w:fldChar w:fldCharType="begin"/>
+      </w:r>
+      <w:r>
+        <w:instrText xml:space="preserve"> PAGEREF h14 \h </w:instrText>
+      </w:r>
+      <w:r>
+        <w:fldChar w:fldCharType="separate"/>
+      </w:r>
+      <w:r>
+        <w:t>6</w:t>
+      </w:r>
+      <w:r>
+        <w:fldChar w:fldCharType="end"/>
+      </w:r>
+    </w:p>
+    <w:p>
+      <w:pPr>
+        <w:pStyle w:val="TOC2"/>
+      </w:pPr>
+      <w:hyperlink w:anchor="h15">
+        <w:r>
+          <w:rPr>
+            <w:color w:val="000000"/>
+          </w:rPr>
+          <w:t xml:space="preserve">4.11 HU11 Recibir alertas de stock bajo</w:t>
+        </w:r>
+      </w:hyperlink>
+      <w:r>
+        <w:tab/>
+      </w:r>
+      <w:r>
+        <w:fldChar w:fldCharType="begin"/>
+      </w:r>
+      <w:r>
+        <w:instrText xml:space="preserve"> PAGEREF h15 \h </w:instrText>
+      </w:r>
+      <w:r>
+        <w:fldChar w:fldCharType="separate"/>
+      </w:r>
+      <w:r>
+        <w:t>7</w:t>
+      </w:r>
+      <w:r>
+        <w:fldChar w:fldCharType="end"/>
+      </w:r>
+    </w:p>
+    <w:p>
+      <w:pPr>
+        <w:pStyle w:val="TOC2"/>
+      </w:pPr>
+      <w:hyperlink w:anchor="h16">
+        <w:r>
+          <w:rPr>
+            <w:color w:val="000000"/>
+          </w:rPr>
+          <w:t xml:space="preserve">4.12 HU12 Utilizar código de barras</w:t>
+        </w:r>
+      </w:hyperlink>
+      <w:r>
+        <w:tab/>
+      </w:r>
+      <w:r>
+        <w:fldChar w:fldCharType="begin"/>
+      </w:r>
+      <w:r>
+        <w:instrText xml:space="preserve"> PAGEREF h16 \h </w:instrText>
+      </w:r>
+      <w:r>
+        <w:fldChar w:fldCharType="separate"/>
+      </w:r>
+      <w:r>
+        <w:t>7</w:t>
+      </w:r>
+      <w:r>
+        <w:fldChar w:fldCharType="end"/>
+      </w:r>
+    </w:p>
+    <w:p>
+      <w:pPr>
+        <w:pStyle w:val="TOC2"/>
+      </w:pPr>
+      <w:hyperlink w:anchor="h17">
+        <w:r>
+          <w:rPr>
+            <w:color w:val="000000"/>
+          </w:rPr>
+          <w:t xml:space="preserve">4.13 HU13 Operar offline y sincronizar cambios</w:t>
+        </w:r>
+      </w:hyperlink>
+      <w:r>
+        <w:tab/>
+      </w:r>
+      <w:r>
+        <w:fldChar w:fldCharType="begin"/>
+      </w:r>
+      <w:r>
+        <w:instrText xml:space="preserve"> PAGEREF h17 \h </w:instrText>
+      </w:r>
+      <w:r>
+        <w:fldChar w:fldCharType="separate"/>
+      </w:r>
+      <w:r>
+        <w:t>7</w:t>
+      </w:r>
+      <w:r>
+        <w:fldChar w:fldCharType="end"/>
+      </w:r>
+    </w:p>
+    <w:p>
+      <w:pPr>
+        <w:pStyle w:val="TOC2"/>
+      </w:pPr>
+      <w:hyperlink w:anchor="h18">
+        <w:r>
+          <w:rPr>
+            <w:color w:val="000000"/>
+          </w:rPr>
+          <w:t xml:space="preserve">4.14 HU14 Registrar una venta en el POS</w:t>
+        </w:r>
+      </w:hyperlink>
+      <w:r>
+        <w:tab/>
+      </w:r>
+      <w:r>
+        <w:fldChar w:fldCharType="begin"/>
+      </w:r>
+      <w:r>
+        <w:instrText xml:space="preserve"> PAGEREF h18 \h </w:instrText>
+      </w:r>
+      <w:r>
+        <w:fldChar w:fldCharType="separate"/>
+      </w:r>
+      <w:r>
+        <w:t>7</w:t>
+      </w:r>
+      <w:r>
+        <w:fldChar w:fldCharType="end"/>
+      </w:r>
+    </w:p>
+    <w:p>
+      <w:pPr>
+        <w:pStyle w:val="TOC2"/>
+      </w:pPr>
+      <w:hyperlink w:anchor="h19">
+        <w:r>
+          <w:rPr>
+            <w:color w:val="000000"/>
+          </w:rPr>
+          <w:t xml:space="preserve">4.15 HU15 Aplicar descuentos en una venta</w:t>
+        </w:r>
+      </w:hyperlink>
+      <w:r>
+        <w:tab/>
+      </w:r>
+      <w:r>
+        <w:fldChar w:fldCharType="begin"/>
+      </w:r>
+      <w:r>
+        <w:instrText xml:space="preserve"> PAGEREF h19 \h </w:instrText>
+      </w:r>
+      <w:r>
+        <w:fldChar w:fldCharType="separate"/>
+      </w:r>
+      <w:r>
+        <w:t>7</w:t>
+      </w:r>
+      <w:r>
+        <w:fldChar w:fldCharType="end"/>
+      </w:r>
+    </w:p>
+    <w:p>
+      <w:pPr>
+        <w:pStyle w:val="TOC2"/>
+      </w:pPr>
+      <w:hyperlink w:anchor="h20">
+        <w:r>
+          <w:rPr>
+            <w:color w:val="000000"/>
+          </w:rPr>
+          <w:t xml:space="preserve">4.16 HU16 Gestionar medios y pagos divididos</w:t>
+        </w:r>
+      </w:hyperlink>
+      <w:r>
+        <w:tab/>
+      </w:r>
+      <w:r>
+        <w:fldChar w:fldCharType="begin"/>
+      </w:r>
+      <w:r>
+        <w:instrText xml:space="preserve"> PAGEREF h20 \h </w:instrText>
+      </w:r>
+      <w:r>
+        <w:fldChar w:fldCharType="separate"/>
+      </w:r>
+      <w:r>
+        <w:t>8</w:t>
+      </w:r>
+      <w:r>
+        <w:fldChar w:fldCharType="end"/>
+      </w:r>
+    </w:p>
+    <w:p>
+      <w:pPr>
+        <w:pStyle w:val="TOC2"/>
+      </w:pPr>
+      <w:hyperlink w:anchor="h21">
+        <w:r>
+          <w:rPr>
+            <w:color w:val="000000"/>
+          </w:rPr>
+          <w:t xml:space="preserve">4.17 HU17 Abrir caja por turno</w:t>
+        </w:r>
+      </w:hyperlink>
+      <w:r>
+        <w:tab/>
+      </w:r>
+      <w:r>
+        <w:fldChar w:fldCharType="begin"/>
+      </w:r>
+      <w:r>
+        <w:instrText xml:space="preserve"> PAGEREF h21 \h </w:instrText>
+      </w:r>
+      <w:r>
+        <w:fldChar w:fldCharType="separate"/>
+      </w:r>
+      <w:r>
+        <w:t>8</w:t>
+      </w:r>
+      <w:r>
+        <w:fldChar w:fldCharType="end"/>
+      </w:r>
+    </w:p>
+    <w:p>
+      <w:pPr>
+        <w:pStyle w:val="TOC2"/>
+      </w:pPr>
+      <w:hyperlink w:anchor="h22">
+        <w:r>
+          <w:rPr>
+            <w:color w:val="000000"/>
+          </w:rPr>
+          <w:t xml:space="preserve">4.18 HU18 Cerrar y cuadrar caja</w:t>
+        </w:r>
+      </w:hyperlink>
+      <w:r>
+        <w:tab/>
+      </w:r>
+      <w:r>
+        <w:fldChar w:fldCharType="begin"/>
+      </w:r>
+      <w:r>
+        <w:instrText xml:space="preserve"> PAGEREF h22 \h </w:instrText>
+      </w:r>
+      <w:r>
+        <w:fldChar w:fldCharType="separate"/>
+      </w:r>
+      <w:r>
+        <w:t>8</w:t>
+      </w:r>
+      <w:r>
+        <w:fldChar w:fldCharType="end"/>
+      </w:r>
+    </w:p>
+    <w:p>
+      <w:pPr>
+        <w:pStyle w:val="TOC2"/>
+      </w:pPr>
+      <w:hyperlink w:anchor="h23">
+        <w:r>
+          <w:rPr>
+            <w:color w:val="000000"/>
+          </w:rPr>
+          <w:t xml:space="preserve">4.19 HU19 Registrar clientes</w:t>
+        </w:r>
+      </w:hyperlink>
+      <w:r>
+        <w:tab/>
+      </w:r>
+      <w:r>
+        <w:fldChar w:fldCharType="begin"/>
+      </w:r>
+      <w:r>
+        <w:instrText xml:space="preserve"> PAGEREF h23 \h </w:instrText>
+      </w:r>
+      <w:r>
+        <w:fldChar w:fldCharType="separate"/>
+      </w:r>
+      <w:r>
+        <w:t>8</w:t>
+      </w:r>
+      <w:r>
+        <w:fldChar w:fldCharType="end"/>
+      </w:r>
+    </w:p>
+    <w:p>
+      <w:pPr>
+        <w:pStyle w:val="TOC2"/>
+      </w:pPr>
+      <w:hyperlink w:anchor="h24">
+        <w:r>
+          <w:rPr>
+            <w:color w:val="000000"/>
+          </w:rPr>
+          <w:t xml:space="preserve">4.20 HU20 Registrar ventas fiadas</w:t>
+        </w:r>
+      </w:hyperlink>
+      <w:r>
+        <w:tab/>
+      </w:r>
+      <w:r>
+        <w:fldChar w:fldCharType="begin"/>
+      </w:r>
+      <w:r>
+        <w:instrText xml:space="preserve"> PAGEREF h24 \h </w:instrText>
+      </w:r>
+      <w:r>
+        <w:fldChar w:fldCharType="separate"/>
+      </w:r>
+      <w:r>
+        <w:t>8</w:t>
+      </w:r>
+      <w:r>
+        <w:fldChar w:fldCharType="end"/>
+      </w:r>
+    </w:p>
+    <w:p>
+      <w:pPr>
+        <w:pStyle w:val="TOC2"/>
+      </w:pPr>
+      <w:hyperlink w:anchor="h25">
+        <w:r>
+          <w:rPr>
+            <w:color w:val="000000"/>
+          </w:rPr>
+          <w:t xml:space="preserve">4.21 HU21 Registrar abonos y pagos de deuda</w:t>
+        </w:r>
+      </w:hyperlink>
+      <w:r>
+        <w:tab/>
+      </w:r>
+      <w:r>
+        <w:fldChar w:fldCharType="begin"/>
+      </w:r>
+      <w:r>
+        <w:instrText xml:space="preserve"> PAGEREF h25 \h </w:instrText>
+      </w:r>
+      <w:r>
+        <w:fldChar w:fldCharType="separate"/>
+      </w:r>
+      <w:r>
+        <w:t>9</w:t>
+      </w:r>
+      <w:r>
+        <w:fldChar w:fldCharType="end"/>
+      </w:r>
+    </w:p>
+    <w:p>
+      <w:pPr>
+        <w:pStyle w:val="TOC2"/>
+      </w:pPr>
+      <w:hyperlink w:anchor="h26">
+        <w:r>
+          <w:rPr>
+            <w:color w:val="000000"/>
+          </w:rPr>
+          <w:t xml:space="preserve">4.22 HU22 Consultar saldo y estado de cuenta</w:t>
+        </w:r>
+      </w:hyperlink>
+      <w:r>
+        <w:tab/>
+      </w:r>
+      <w:r>
+        <w:fldChar w:fldCharType="begin"/>
+      </w:r>
+      <w:r>
+        <w:instrText xml:space="preserve"> PAGEREF h26 \h </w:instrText>
+      </w:r>
+      <w:r>
+        <w:fldChar w:fldCharType="separate"/>
+      </w:r>
+      <w:r>
+        <w:t>9</w:t>
+      </w:r>
+      <w:r>
+        <w:fldChar w:fldCharType="end"/>
+      </w:r>
+    </w:p>
+    <w:p>
+      <w:pPr>
+        <w:pStyle w:val="TOC2"/>
+      </w:pPr>
+      <w:hyperlink w:anchor="h27">
+        <w:r>
+          <w:rPr>
+            <w:color w:val="000000"/>
+          </w:rPr>
+          <w:t xml:space="preserve">4.23 HU23 Gestionar devoluciones y anulaciones</w:t>
+        </w:r>
+      </w:hyperlink>
+      <w:r>
+        <w:tab/>
+      </w:r>
+      <w:r>
+        <w:fldChar w:fldCharType="begin"/>
+      </w:r>
+      <w:r>
+        <w:instrText xml:space="preserve"> PAGEREF h27 \h </w:instrText>
+      </w:r>
+      <w:r>
+        <w:fldChar w:fldCharType="separate"/>
+      </w:r>
+      <w:r>
+        <w:t>9</w:t>
+      </w:r>
+      <w:r>
+        <w:fldChar w:fldCharType="end"/>
+      </w:r>
+    </w:p>
+    <w:p>
+      <w:pPr>
+        <w:pStyle w:val="TOC2"/>
+      </w:pPr>
+      <w:hyperlink w:anchor="h28">
+        <w:r>
+          <w:rPr>
+            <w:color w:val="000000"/>
+          </w:rPr>
+          <w:t xml:space="preserve">4.24 HU24 Auditar movimientos sensibles</w:t>
+        </w:r>
+      </w:hyperlink>
+      <w:r>
+        <w:tab/>
+      </w:r>
+      <w:r>
+        <w:fldChar w:fldCharType="begin"/>
+      </w:r>
+      <w:r>
+        <w:instrText xml:space="preserve"> PAGEREF h28 \h </w:instrText>
+      </w:r>
+      <w:r>
+        <w:fldChar w:fldCharType="separate"/>
+      </w:r>
+      <w:r>
+        <w:t>9</w:t>
+      </w:r>
+      <w:r>
+        <w:fldChar w:fldCharType="end"/>
+      </w:r>
+    </w:p>
+    <w:p>
+      <w:pPr>
+        <w:pStyle w:val="TOC2"/>
+      </w:pPr>
+      <w:hyperlink w:anchor="h29">
+        <w:r>
+          <w:rPr>
+            <w:color w:val="000000"/>
+          </w:rPr>
+          <w:t xml:space="preserve">4.25 HU25 Gestionar proveedores</w:t>
+        </w:r>
+      </w:hyperlink>
+      <w:r>
+        <w:tab/>
+      </w:r>
+      <w:r>
+        <w:fldChar w:fldCharType="begin"/>
+      </w:r>
+      <w:r>
+        <w:instrText xml:space="preserve"> PAGEREF h29 \h </w:instrText>
+      </w:r>
+      <w:r>
+        <w:fldChar w:fldCharType="separate"/>
+      </w:r>
+      <w:r>
+        <w:t>10</w:t>
+      </w:r>
+      <w:r>
+        <w:fldChar w:fldCharType="end"/>
+      </w:r>
+    </w:p>
+    <w:p>
+      <w:pPr>
+        <w:pStyle w:val="TOC2"/>
+      </w:pPr>
+      <w:hyperlink w:anchor="h30">
+        <w:r>
+          <w:rPr>
+            <w:color w:val="000000"/>
+          </w:rPr>
+          <w:t xml:space="preserve">4.26 HU26 Crear órdenes de compra</w:t>
+        </w:r>
+      </w:hyperlink>
+      <w:r>
+        <w:tab/>
+      </w:r>
+      <w:r>
+        <w:fldChar w:fldCharType="begin"/>
+      </w:r>
+      <w:r>
+        <w:instrText xml:space="preserve"> PAGEREF h30 \h </w:instrText>
+      </w:r>
+      <w:r>
+        <w:fldChar w:fldCharType="separate"/>
+      </w:r>
+      <w:r>
+        <w:t>10</w:t>
+      </w:r>
+      <w:r>
+        <w:fldChar w:fldCharType="end"/>
+      </w:r>
+    </w:p>
+    <w:p>
+      <w:pPr>
+        <w:pStyle w:val="TOC2"/>
+      </w:pPr>
+      <w:hyperlink w:anchor="h31">
+        <w:r>
+          <w:rPr>
+            <w:color w:val="000000"/>
+          </w:rPr>
+          <w:t xml:space="preserve">4.27 HU27 Recepcionar mercadería</w:t>
+        </w:r>
+      </w:hyperlink>
+      <w:r>
+        <w:tab/>
+      </w:r>
+      <w:r>
+        <w:fldChar w:fldCharType="begin"/>
+      </w:r>
+      <w:r>
+        <w:instrText xml:space="preserve"> PAGEREF h31 \h </w:instrText>
+      </w:r>
+      <w:r>
+        <w:fldChar w:fldCharType="separate"/>
+      </w:r>
+      <w:r>
+        <w:t>10</w:t>
+      </w:r>
+      <w:r>
+        <w:fldChar w:fldCharType="end"/>
+      </w:r>
+    </w:p>
+    <w:p>
+      <w:pPr>
+        <w:pStyle w:val="TOC2"/>
+      </w:pPr>
+      <w:hyperlink w:anchor="h32">
+        <w:r>
+          <w:rPr>
+            <w:color w:val="000000"/>
+          </w:rPr>
+          <w:t xml:space="preserve">4.28 HU28 Actualizar inventario desde recepción</w:t>
+        </w:r>
+      </w:hyperlink>
+      <w:r>
+        <w:tab/>
+      </w:r>
+      <w:r>
+        <w:fldChar w:fldCharType="begin"/>
+      </w:r>
+      <w:r>
+        <w:instrText xml:space="preserve"> PAGEREF h32 \h </w:instrText>
+      </w:r>
+      <w:r>
+        <w:fldChar w:fldCharType="separate"/>
+      </w:r>
+      <w:r>
+        <w:t>10</w:t>
+      </w:r>
+      <w:r>
+        <w:fldChar w:fldCharType="end"/>
+      </w:r>
+    </w:p>
+    <w:p>
+      <w:pPr>
+        <w:pStyle w:val="TOC2"/>
+      </w:pPr>
+      <w:hyperlink w:anchor="h33">
+        <w:r>
+          <w:rPr>
+            <w:color w:val="000000"/>
+          </w:rPr>
+          <w:t xml:space="preserve">4.29 HU29 Importar datos mediante CSV</w:t>
+        </w:r>
+      </w:hyperlink>
+      <w:r>
+        <w:tab/>
+      </w:r>
+      <w:r>
+        <w:fldChar w:fldCharType="begin"/>
+      </w:r>
+      <w:r>
+        <w:instrText xml:space="preserve"> PAGEREF h33 \h </w:instrText>
+      </w:r>
+      <w:r>
+        <w:fldChar w:fldCharType="separate"/>
+      </w:r>
+      <w:r>
+        <w:t>10</w:t>
+      </w:r>
+      <w:r>
+        <w:fldChar w:fldCharType="end"/>
+      </w:r>
+    </w:p>
+    <w:p>
+      <w:pPr>
+        <w:pStyle w:val="TOC2"/>
+      </w:pPr>
+      <w:hyperlink w:anchor="h34">
+        <w:r>
+          <w:rPr>
+            <w:color w:val="000000"/>
+          </w:rPr>
+          <w:t xml:space="preserve">4.30 HU30 Visualizar dashboard general</w:t>
+        </w:r>
+      </w:hyperlink>
+      <w:r>
+        <w:tab/>
+      </w:r>
+      <w:r>
+        <w:fldChar w:fldCharType="begin"/>
+      </w:r>
+      <w:r>
+        <w:instrText xml:space="preserve"> PAGEREF h34 \h </w:instrText>
+      </w:r>
+      <w:r>
+        <w:fldChar w:fldCharType="separate"/>
+      </w:r>
+      <w:r>
+        <w:t>11</w:t>
+      </w:r>
+      <w:r>
+        <w:fldChar w:fldCharType="end"/>
+      </w:r>
+    </w:p>
+    <w:p>
+      <w:pPr>
+        <w:pStyle w:val="TOC2"/>
+      </w:pPr>
+      <w:hyperlink w:anchor="h35">
+        <w:r>
+          <w:rPr>
+            <w:color w:val="000000"/>
+          </w:rPr>
+          <w:t xml:space="preserve">4.31 HU31 Consultar reportes de ventas</w:t>
+        </w:r>
+      </w:hyperlink>
+      <w:r>
+        <w:tab/>
+      </w:r>
+      <w:r>
+        <w:fldChar w:fldCharType="begin"/>
+      </w:r>
+      <w:r>
+        <w:instrText xml:space="preserve"> PAGEREF h35 \h </w:instrText>
+      </w:r>
+      <w:r>
+        <w:fldChar w:fldCharType="separate"/>
+      </w:r>
+      <w:r>
+        <w:t>11</w:t>
+      </w:r>
+      <w:r>
+        <w:fldChar w:fldCharType="end"/>
+      </w:r>
+    </w:p>
+    <w:p>
+      <w:pPr>
+        <w:pStyle w:val="TOC2"/>
+      </w:pPr>
+      <w:hyperlink w:anchor="h36">
+        <w:r>
+          <w:rPr>
+            <w:color w:val="000000"/>
+          </w:rPr>
+          <w:t xml:space="preserve">4.32 HU32 Consultar reportes de inventario</w:t>
+        </w:r>
+      </w:hyperlink>
+      <w:r>
+        <w:tab/>
+      </w:r>
+      <w:r>
+        <w:fldChar w:fldCharType="begin"/>
+      </w:r>
+      <w:r>
+        <w:instrText xml:space="preserve"> PAGEREF h36 \h </w:instrText>
+      </w:r>
+      <w:r>
+        <w:fldChar w:fldCharType="separate"/>
+      </w:r>
+      <w:r>
+        <w:t>11</w:t>
+      </w:r>
+      <w:r>
+        <w:fldChar w:fldCharType="end"/>
+      </w:r>
+    </w:p>
+    <w:p>
+      <w:pPr>
+        <w:pStyle w:val="TOC2"/>
+      </w:pPr>
+      <w:hyperlink w:anchor="h37">
+        <w:r>
+          <w:rPr>
+            <w:color w:val="000000"/>
+          </w:rPr>
+          <w:t xml:space="preserve">4.33 HU33 Utilizar apoyo de IA visual</w:t>
+        </w:r>
+      </w:hyperlink>
+      <w:r>
+        <w:tab/>
+      </w:r>
+      <w:r>
+        <w:fldChar w:fldCharType="begin"/>
+      </w:r>
+      <w:r>
+        <w:instrText xml:space="preserve"> PAGEREF h37 \h </w:instrText>
+      </w:r>
+      <w:r>
+        <w:fldChar w:fldCharType="separate"/>
+      </w:r>
+      <w:r>
+        <w:t>11</w:t>
+      </w:r>
+      <w:r>
+        <w:fldChar w:fldCharType="end"/>
+      </w:r>
+    </w:p>
+    <w:p>
+      <w:pPr>
+        <w:pStyle w:val="TOC1"/>
+      </w:pPr>
+      <w:hyperlink w:anchor="h38">
+        <w:r>
+          <w:rPr>
+            <w:color w:val="000000"/>
+          </w:rPr>
+          <w:t xml:space="preserve">5 Elementos técnicos y trabajo de entrega</w:t>
+        </w:r>
+      </w:hyperlink>
+      <w:r>
+        <w:tab/>
+      </w:r>
+      <w:r>
+        <w:fldChar w:fldCharType="begin"/>
+      </w:r>
+      <w:r>
+        <w:instrText xml:space="preserve"> PAGEREF h38 \h </w:instrText>
+      </w:r>
+      <w:r>
+        <w:fldChar w:fldCharType="separate"/>
+      </w:r>
+      <w:r>
+        <w:t>12</w:t>
+      </w:r>
+      <w:r>
+        <w:fldChar w:fldCharType="end"/>
+      </w:r>
+    </w:p>
+    <w:p>
+      <w:pPr>
+        <w:pStyle w:val="TOC1"/>
+      </w:pPr>
+      <w:hyperlink w:anchor="h39">
+        <w:r>
+          <w:rPr>
+            <w:color w:val="000000"/>
+          </w:rPr>
+          <w:t xml:space="preserve">6 Conclusiones</w:t>
+        </w:r>
+      </w:hyperlink>
+      <w:r>
+        <w:tab/>
+      </w:r>
+      <w:r>
+        <w:fldChar w:fldCharType="begin"/>
+      </w:r>
+      <w:r>
+        <w:instrText xml:space="preserve"> PAGEREF h39 \h </w:instrText>
+      </w:r>
+      <w:r>
+        <w:fldChar w:fldCharType="separate"/>
+      </w:r>
+      <w:r>
+        <w:t>12</w:t>
+      </w:r>
+      <w:r>
+        <w:fldChar w:fldCharType="end"/>
+      </w:r>
+    </w:p>
+    <w:p>
+      <w:pPr>
+        <w:pStyle w:val="TOC1"/>
+      </w:pPr>
+      <w:hyperlink w:anchor="h40">
+        <w:r>
+          <w:rPr>
+            <w:color w:val="000000"/>
+          </w:rPr>
+          <w:t xml:space="preserve">7 Referencias y evidencia de la versión</w:t>
+        </w:r>
+      </w:hyperlink>
+      <w:r>
+        <w:tab/>
+      </w:r>
+      <w:r>
+        <w:fldChar w:fldCharType="begin"/>
+      </w:r>
+      <w:r>
+        <w:instrText xml:space="preserve"> PAGEREF h40 \h </w:instrText>
+      </w:r>
+      <w:r>
+        <w:fldChar w:fldCharType="separate"/>
+      </w:r>
+      <w:r>
+        <w:t>12</w:t>
+      </w:r>
+      <w:r>
+        <w:fldChar w:fldCharType="end"/>
+      </w:r>
+      <w:r>
+        <w:fldChar w:fldCharType="end"/>
+      </w:r>
+    </w:p>
+    <w:p>
+      <w:r>
+        <w:br w:type="page"/>
+      </w:r>
+    </w:p>
     <w:p>
       <w:pPr>
         <w:pStyle w:val="Heading1"/>
       </w:pPr>
-      <w:r>
-        <w:t>1. Criterio de ordenamiento</w:t>
-      </w:r>
-    </w:p>
-    <w:p>
-      <w:r>
-        <w:t>El Product Backlog se ordena por valor, riesgo y dependencias. Un elemento pasa a un Sprint únicamente durante el Sprint Planning. La prioridad puede cambiar cuando aparecen nuevas evidencias técnicas o de negocio.</w:t>
+      <w:bookmarkStart w:id="1" w:name="h1"/>
+      <w:r>
+        <w:t>1 Resumen ejecutivo</w:t>
+      </w:r>
+      <w:bookmarkEnd w:id="1"/>
+    </w:p>
+    <w:p>
+      <w:r>
+        <w:t>El Product Backlog de Localito representa capacidades y trabajo de calidad necesarios para la PWA SaaS. La fuente del repositorio mantiene historias HU01 a HU33, elementos técnicos y actividades de entrega. Los elementos futuros se ordenan por valor, riesgo y dependencia; no se comprometen a los Sprints 5 a 8 antes del Planning.</w:t>
+      </w:r>
+    </w:p>
+    <w:p>
+      <w:r>
+        <w:t>Esta versión conserva los estados y responsables documentados y desarrolla historias con criterios observables. Esos criterios son un refinamiento documental propuesto para revisión del equipo. No se inventan estimaciones aprobadas, actas de aceptación o nuevas fechas reales de término.</w:t>
       </w:r>
     </w:p>
     <w:p>
       <w:pPr>
         <w:pStyle w:val="Heading1"/>
       </w:pPr>
-      <w:r>
-        <w:t>2. Product Goal</w:t>
-      </w:r>
-    </w:p>
-    <w:p>
-      <w:r>
-        <w:t>Entregar una PWA SaaS para almacenes y minimarkets que permita gestionar ventas, inventario, clientes, caja, compras y reportes desde una interfaz simple, usable y segura.</w:t>
+      <w:bookmarkStart w:id="2" w:name="h2"/>
+      <w:r>
+        <w:t>2 Introducción y criterio de elaboración</w:t>
+      </w:r>
+      <w:bookmarkEnd w:id="2"/>
+    </w:p>
+    <w:p>
+      <w:r>
+        <w:t>La Guía Scrum caracteriza el Product Backlog como trabajo ordenado y emergente del producto [R6]. Localito utiliza identificadores estables para relacionar capacidades con Sprints y pruebas. La historia se formula desde el usuario y el resultado, evitando que una tecnología sea el objetivo por sí sola.</w:t>
+      </w:r>
+    </w:p>
+    <w:p>
+      <w:r>
+        <w:t>La prioridad responde a dependencias concretas: identidad precede a permisos, catálogo precede a venta, y venta y movimientos preceden a conciliación. La calidad transversal también se incorpora porque una funcionalidad que mezcla negocios o pierde datos no aporta un incremento utilizable. Los identificadores de pruebas propuestos se relacionan por tema con el Plan de Pruebas y no se marcan ejecutados.</w:t>
       </w:r>
     </w:p>
     <w:p>
       <w:pPr>
         <w:pStyle w:val="Heading1"/>
       </w:pPr>
-      <w:r>
-        <w:t>3. Épicas y capacidades</w:t>
-      </w:r>
-    </w:p>
-    <w:tbl>
-      <w:tblPr>
-        <w:tblStyle w:val="TableGrid"/>
-        <w:tblW w:type="auto" w:w="0"/>
-        <w:jc w:val="center"/>
-        <w:tblLook w:firstColumn="1" w:firstRow="1" w:lastColumn="0" w:lastRow="0" w:noHBand="0" w:noVBand="1" w:val="04A0"/>
-      </w:tblPr>
-      <w:tblGrid>
-        <w:gridCol w:w="3286"/>
-        <w:gridCol w:w="3286"/>
-        <w:gridCol w:w="3286"/>
-      </w:tblGrid>
-      <w:tr>
-        <w:trPr>
-          <w:tblHeader w:val="true"/>
-        </w:trPr>
-        <w:tc>
-          <w:tcPr>
-            <w:tcW w:type="dxa" w:w="3286"/>
-            <w:shd w:fill="17365D"/>
-            <w:tcMar>
-              <w:top w:w="80" w:type="dxa"/>
-              <w:start w:w="90" w:type="dxa"/>
-              <w:bottom w:w="80" w:type="dxa"/>
-              <w:end w:w="90" w:type="dxa"/>
-            </w:tcMar>
-          </w:tcPr>
-          <w:p>
-            <w:r>
-              <w:rPr>
-                <w:rFonts w:ascii="Arial" w:hAnsi="Arial"/>
-                <w:b/>
-                <w:color w:val="FFFFFF"/>
-                <w:sz w:val="18"/>
-              </w:rPr>
-              <w:t>Épica</w:t>
-            </w:r>
-          </w:p>
-        </w:tc>
-        <w:tc>
-          <w:tcPr>
-            <w:tcW w:type="dxa" w:w="3286"/>
-            <w:shd w:fill="17365D"/>
-            <w:tcMar>
-              <w:top w:w="80" w:type="dxa"/>
-              <w:start w:w="90" w:type="dxa"/>
-              <w:bottom w:w="80" w:type="dxa"/>
-              <w:end w:w="90" w:type="dxa"/>
-            </w:tcMar>
-          </w:tcPr>
-          <w:p>
-            <w:r>
-              <w:rPr>
-                <w:rFonts w:ascii="Arial" w:hAnsi="Arial"/>
-                <w:b/>
-                <w:color w:val="FFFFFF"/>
-                <w:sz w:val="18"/>
-              </w:rPr>
-              <w:t>Capacidades</w:t>
-            </w:r>
-          </w:p>
-        </w:tc>
-        <w:tc>
-          <w:tcPr>
-            <w:tcW w:type="dxa" w:w="3286"/>
-            <w:shd w:fill="17365D"/>
-            <w:tcMar>
-              <w:top w:w="80" w:type="dxa"/>
-              <w:start w:w="90" w:type="dxa"/>
-              <w:bottom w:w="80" w:type="dxa"/>
-              <w:end w:w="90" w:type="dxa"/>
-            </w:tcMar>
-          </w:tcPr>
-          <w:p>
-            <w:r>
-              <w:rPr>
-                <w:rFonts w:ascii="Arial" w:hAnsi="Arial"/>
-                <w:b/>
-                <w:color w:val="FFFFFF"/>
-                <w:sz w:val="18"/>
-              </w:rPr>
-              <w:t>Prioridad</w:t>
-            </w:r>
-          </w:p>
-        </w:tc>
-      </w:tr>
-      <w:tr>
-        <w:tc>
-          <w:tcPr>
-            <w:tcW w:type="dxa" w:w="3286"/>
-            <w:tcMar>
-              <w:top w:w="80" w:type="dxa"/>
-              <w:start w:w="90" w:type="dxa"/>
-              <w:bottom w:w="80" w:type="dxa"/>
-              <w:end w:w="90" w:type="dxa"/>
-            </w:tcMar>
-          </w:tcPr>
-          <w:p>
-            <w:r>
-              <w:rPr>
-                <w:rFonts w:ascii="Arial" w:hAnsi="Arial"/>
-                <w:sz w:val="18"/>
-              </w:rPr>
-              <w:t>Plataforma SaaS</w:t>
-            </w:r>
-          </w:p>
-        </w:tc>
-        <w:tc>
-          <w:tcPr>
-            <w:tcW w:type="dxa" w:w="3286"/>
-            <w:tcMar>
-              <w:top w:w="80" w:type="dxa"/>
-              <w:start w:w="90" w:type="dxa"/>
-              <w:bottom w:w="80" w:type="dxa"/>
-              <w:end w:w="90" w:type="dxa"/>
-            </w:tcMar>
-          </w:tcPr>
-          <w:p>
-            <w:r>
-              <w:rPr>
-                <w:rFonts w:ascii="Arial" w:hAnsi="Arial"/>
-                <w:sz w:val="18"/>
-              </w:rPr>
-              <w:t>Autenticación, roles, locales, suscripción, permisos</w:t>
-            </w:r>
-          </w:p>
-        </w:tc>
-        <w:tc>
-          <w:tcPr>
-            <w:tcW w:type="dxa" w:w="3286"/>
-            <w:tcMar>
-              <w:top w:w="80" w:type="dxa"/>
-              <w:start w:w="90" w:type="dxa"/>
-              <w:bottom w:w="80" w:type="dxa"/>
-              <w:end w:w="90" w:type="dxa"/>
-            </w:tcMar>
-          </w:tcPr>
-          <w:p>
-            <w:r>
-              <w:rPr>
-                <w:rFonts w:ascii="Arial" w:hAnsi="Arial"/>
-                <w:sz w:val="18"/>
-              </w:rPr>
-              <w:t>Alta</w:t>
-            </w:r>
-          </w:p>
-        </w:tc>
-      </w:tr>
-      <w:tr>
-        <w:tc>
-          <w:tcPr>
-            <w:tcW w:type="dxa" w:w="3286"/>
-            <w:tcMar>
-              <w:top w:w="80" w:type="dxa"/>
-              <w:start w:w="90" w:type="dxa"/>
-              <w:bottom w:w="80" w:type="dxa"/>
-              <w:end w:w="90" w:type="dxa"/>
-            </w:tcMar>
-            <w:shd w:fill="F8FBFE"/>
-          </w:tcPr>
-          <w:p>
-            <w:r>
-              <w:rPr>
-                <w:rFonts w:ascii="Arial" w:hAnsi="Arial"/>
-                <w:sz w:val="18"/>
-              </w:rPr>
-              <w:t>POS</w:t>
-            </w:r>
-          </w:p>
-        </w:tc>
-        <w:tc>
-          <w:tcPr>
-            <w:tcW w:type="dxa" w:w="3286"/>
-            <w:tcMar>
-              <w:top w:w="80" w:type="dxa"/>
-              <w:start w:w="90" w:type="dxa"/>
-              <w:bottom w:w="80" w:type="dxa"/>
-              <w:end w:w="90" w:type="dxa"/>
-            </w:tcMar>
-            <w:shd w:fill="F8FBFE"/>
-          </w:tcPr>
-          <w:p>
-            <w:r>
-              <w:rPr>
-                <w:rFonts w:ascii="Arial" w:hAnsi="Arial"/>
-                <w:sz w:val="18"/>
-              </w:rPr>
-              <w:t>Ticket, ventas, pagos, venta en espera, idempotencia</w:t>
-            </w:r>
-          </w:p>
-        </w:tc>
-        <w:tc>
-          <w:tcPr>
-            <w:tcW w:type="dxa" w:w="3286"/>
-            <w:tcMar>
-              <w:top w:w="80" w:type="dxa"/>
-              <w:start w:w="90" w:type="dxa"/>
-              <w:bottom w:w="80" w:type="dxa"/>
-              <w:end w:w="90" w:type="dxa"/>
-            </w:tcMar>
-            <w:shd w:fill="F8FBFE"/>
-          </w:tcPr>
-          <w:p>
-            <w:r>
-              <w:rPr>
-                <w:rFonts w:ascii="Arial" w:hAnsi="Arial"/>
-                <w:sz w:val="18"/>
-              </w:rPr>
-              <w:t>Alta</w:t>
-            </w:r>
-          </w:p>
-        </w:tc>
-      </w:tr>
-      <w:tr>
-        <w:tc>
-          <w:tcPr>
-            <w:tcW w:type="dxa" w:w="3286"/>
-            <w:tcMar>
-              <w:top w:w="80" w:type="dxa"/>
-              <w:start w:w="90" w:type="dxa"/>
-              <w:bottom w:w="80" w:type="dxa"/>
-              <w:end w:w="90" w:type="dxa"/>
-            </w:tcMar>
-          </w:tcPr>
-          <w:p>
-            <w:r>
-              <w:rPr>
-                <w:rFonts w:ascii="Arial" w:hAnsi="Arial"/>
-                <w:sz w:val="18"/>
-              </w:rPr>
-              <w:t>Inventario</w:t>
-            </w:r>
-          </w:p>
-        </w:tc>
-        <w:tc>
-          <w:tcPr>
-            <w:tcW w:type="dxa" w:w="3286"/>
-            <w:tcMar>
-              <w:top w:w="80" w:type="dxa"/>
-              <w:start w:w="90" w:type="dxa"/>
-              <w:bottom w:w="80" w:type="dxa"/>
-              <w:end w:w="90" w:type="dxa"/>
-            </w:tcMar>
-          </w:tcPr>
-          <w:p>
-            <w:r>
-              <w:rPr>
-                <w:rFonts w:ascii="Arial" w:hAnsi="Arial"/>
-                <w:sz w:val="18"/>
-              </w:rPr>
-              <w:t>Productos, stock, kardex, alertas, CSV</w:t>
-            </w:r>
-          </w:p>
-        </w:tc>
-        <w:tc>
-          <w:tcPr>
-            <w:tcW w:type="dxa" w:w="3286"/>
-            <w:tcMar>
-              <w:top w:w="80" w:type="dxa"/>
-              <w:start w:w="90" w:type="dxa"/>
-              <w:bottom w:w="80" w:type="dxa"/>
-              <w:end w:w="90" w:type="dxa"/>
-            </w:tcMar>
-          </w:tcPr>
-          <w:p>
-            <w:r>
-              <w:rPr>
-                <w:rFonts w:ascii="Arial" w:hAnsi="Arial"/>
-                <w:sz w:val="18"/>
-              </w:rPr>
-              <w:t>Alta</w:t>
-            </w:r>
-          </w:p>
-        </w:tc>
-      </w:tr>
-      <w:tr>
-        <w:tc>
-          <w:tcPr>
-            <w:tcW w:type="dxa" w:w="3286"/>
-            <w:tcMar>
-              <w:top w:w="80" w:type="dxa"/>
-              <w:start w:w="90" w:type="dxa"/>
-              <w:bottom w:w="80" w:type="dxa"/>
-              <w:end w:w="90" w:type="dxa"/>
-            </w:tcMar>
-            <w:shd w:fill="F8FBFE"/>
-          </w:tcPr>
-          <w:p>
-            <w:r>
-              <w:rPr>
-                <w:rFonts w:ascii="Arial" w:hAnsi="Arial"/>
-                <w:sz w:val="18"/>
-              </w:rPr>
-              <w:t>Clientes y fiado</w:t>
-            </w:r>
-          </w:p>
-        </w:tc>
-        <w:tc>
-          <w:tcPr>
-            <w:tcW w:type="dxa" w:w="3286"/>
-            <w:tcMar>
-              <w:top w:w="80" w:type="dxa"/>
-              <w:start w:w="90" w:type="dxa"/>
-              <w:bottom w:w="80" w:type="dxa"/>
-              <w:end w:w="90" w:type="dxa"/>
-            </w:tcMar>
-            <w:shd w:fill="F8FBFE"/>
-          </w:tcPr>
-          <w:p>
-            <w:r>
-              <w:rPr>
-                <w:rFonts w:ascii="Arial" w:hAnsi="Arial"/>
-                <w:sz w:val="18"/>
-              </w:rPr>
-              <w:t>Clientes, cupo, deuda, abonos, vencimientos</w:t>
-            </w:r>
-          </w:p>
-        </w:tc>
-        <w:tc>
-          <w:tcPr>
-            <w:tcW w:type="dxa" w:w="3286"/>
-            <w:tcMar>
-              <w:top w:w="80" w:type="dxa"/>
-              <w:start w:w="90" w:type="dxa"/>
-              <w:bottom w:w="80" w:type="dxa"/>
-              <w:end w:w="90" w:type="dxa"/>
-            </w:tcMar>
-            <w:shd w:fill="F8FBFE"/>
-          </w:tcPr>
-          <w:p>
-            <w:r>
-              <w:rPr>
-                <w:rFonts w:ascii="Arial" w:hAnsi="Arial"/>
-                <w:sz w:val="18"/>
-              </w:rPr>
-              <w:t>Alta</w:t>
-            </w:r>
-          </w:p>
-        </w:tc>
-      </w:tr>
-      <w:tr>
-        <w:tc>
-          <w:tcPr>
-            <w:tcW w:type="dxa" w:w="3286"/>
-            <w:tcMar>
-              <w:top w:w="80" w:type="dxa"/>
-              <w:start w:w="90" w:type="dxa"/>
-              <w:bottom w:w="80" w:type="dxa"/>
-              <w:end w:w="90" w:type="dxa"/>
-            </w:tcMar>
-          </w:tcPr>
-          <w:p>
-            <w:r>
-              <w:rPr>
-                <w:rFonts w:ascii="Arial" w:hAnsi="Arial"/>
-                <w:sz w:val="18"/>
-              </w:rPr>
-              <w:t>Caja</w:t>
-            </w:r>
-          </w:p>
-        </w:tc>
-        <w:tc>
-          <w:tcPr>
-            <w:tcW w:type="dxa" w:w="3286"/>
-            <w:tcMar>
-              <w:top w:w="80" w:type="dxa"/>
-              <w:start w:w="90" w:type="dxa"/>
-              <w:bottom w:w="80" w:type="dxa"/>
-              <w:end w:w="90" w:type="dxa"/>
-            </w:tcMar>
-          </w:tcPr>
-          <w:p>
-            <w:r>
-              <w:rPr>
-                <w:rFonts w:ascii="Arial" w:hAnsi="Arial"/>
-                <w:sz w:val="18"/>
-              </w:rPr>
-              <w:t>Apertura, movimientos, cierre, diferencias</w:t>
-            </w:r>
-          </w:p>
-        </w:tc>
-        <w:tc>
-          <w:tcPr>
-            <w:tcW w:type="dxa" w:w="3286"/>
-            <w:tcMar>
-              <w:top w:w="80" w:type="dxa"/>
-              <w:start w:w="90" w:type="dxa"/>
-              <w:bottom w:w="80" w:type="dxa"/>
-              <w:end w:w="90" w:type="dxa"/>
-            </w:tcMar>
-          </w:tcPr>
-          <w:p>
-            <w:r>
-              <w:rPr>
-                <w:rFonts w:ascii="Arial" w:hAnsi="Arial"/>
-                <w:sz w:val="18"/>
-              </w:rPr>
-              <w:t>Alta</w:t>
-            </w:r>
-          </w:p>
-        </w:tc>
-      </w:tr>
-      <w:tr>
-        <w:tc>
-          <w:tcPr>
-            <w:tcW w:type="dxa" w:w="3286"/>
-            <w:tcMar>
-              <w:top w:w="80" w:type="dxa"/>
-              <w:start w:w="90" w:type="dxa"/>
-              <w:bottom w:w="80" w:type="dxa"/>
-              <w:end w:w="90" w:type="dxa"/>
-            </w:tcMar>
-            <w:shd w:fill="F8FBFE"/>
-          </w:tcPr>
-          <w:p>
-            <w:r>
-              <w:rPr>
-                <w:rFonts w:ascii="Arial" w:hAnsi="Arial"/>
-                <w:sz w:val="18"/>
-              </w:rPr>
-              <w:t>Compras</w:t>
-            </w:r>
-          </w:p>
-        </w:tc>
-        <w:tc>
-          <w:tcPr>
-            <w:tcW w:type="dxa" w:w="3286"/>
-            <w:tcMar>
-              <w:top w:w="80" w:type="dxa"/>
-              <w:start w:w="90" w:type="dxa"/>
-              <w:bottom w:w="80" w:type="dxa"/>
-              <w:end w:w="90" w:type="dxa"/>
-            </w:tcMar>
-            <w:shd w:fill="F8FBFE"/>
-          </w:tcPr>
-          <w:p>
-            <w:r>
-              <w:rPr>
-                <w:rFonts w:ascii="Arial" w:hAnsi="Arial"/>
-                <w:sz w:val="18"/>
-              </w:rPr>
-              <w:t>Proveedores, órdenes, recepción, costo promedio</w:t>
-            </w:r>
-          </w:p>
-        </w:tc>
-        <w:tc>
-          <w:tcPr>
-            <w:tcW w:type="dxa" w:w="3286"/>
-            <w:tcMar>
-              <w:top w:w="80" w:type="dxa"/>
-              <w:start w:w="90" w:type="dxa"/>
-              <w:bottom w:w="80" w:type="dxa"/>
-              <w:end w:w="90" w:type="dxa"/>
-            </w:tcMar>
-            <w:shd w:fill="F8FBFE"/>
-          </w:tcPr>
-          <w:p>
-            <w:r>
-              <w:rPr>
-                <w:rFonts w:ascii="Arial" w:hAnsi="Arial"/>
-                <w:sz w:val="18"/>
-              </w:rPr>
-              <w:t>Media</w:t>
-            </w:r>
-          </w:p>
-        </w:tc>
-      </w:tr>
-      <w:tr>
-        <w:tc>
-          <w:tcPr>
-            <w:tcW w:type="dxa" w:w="3286"/>
-            <w:tcMar>
-              <w:top w:w="80" w:type="dxa"/>
-              <w:start w:w="90" w:type="dxa"/>
-              <w:bottom w:w="80" w:type="dxa"/>
-              <w:end w:w="90" w:type="dxa"/>
-            </w:tcMar>
-          </w:tcPr>
-          <w:p>
-            <w:r>
-              <w:rPr>
-                <w:rFonts w:ascii="Arial" w:hAnsi="Arial"/>
-                <w:sz w:val="18"/>
-              </w:rPr>
-              <w:t>Reportes</w:t>
-            </w:r>
-          </w:p>
-        </w:tc>
-        <w:tc>
-          <w:tcPr>
-            <w:tcW w:type="dxa" w:w="3286"/>
-            <w:tcMar>
-              <w:top w:w="80" w:type="dxa"/>
-              <w:start w:w="90" w:type="dxa"/>
-              <w:bottom w:w="80" w:type="dxa"/>
-              <w:end w:w="90" w:type="dxa"/>
-            </w:tcMar>
-          </w:tcPr>
-          <w:p>
-            <w:r>
-              <w:rPr>
-                <w:rFonts w:ascii="Arial" w:hAnsi="Arial"/>
-                <w:sz w:val="18"/>
-              </w:rPr>
-              <w:t>Métricas, filtros, comparación, exportación</w:t>
-            </w:r>
-          </w:p>
-        </w:tc>
-        <w:tc>
-          <w:tcPr>
-            <w:tcW w:type="dxa" w:w="3286"/>
-            <w:tcMar>
-              <w:top w:w="80" w:type="dxa"/>
-              <w:start w:w="90" w:type="dxa"/>
-              <w:bottom w:w="80" w:type="dxa"/>
-              <w:end w:w="90" w:type="dxa"/>
-            </w:tcMar>
-          </w:tcPr>
-          <w:p>
-            <w:r>
-              <w:rPr>
-                <w:rFonts w:ascii="Arial" w:hAnsi="Arial"/>
-                <w:sz w:val="18"/>
-              </w:rPr>
-              <w:t>Media</w:t>
-            </w:r>
-          </w:p>
-        </w:tc>
-      </w:tr>
-      <w:tr>
-        <w:tc>
-          <w:tcPr>
-            <w:tcW w:type="dxa" w:w="3286"/>
-            <w:tcMar>
-              <w:top w:w="80" w:type="dxa"/>
-              <w:start w:w="90" w:type="dxa"/>
-              <w:bottom w:w="80" w:type="dxa"/>
-              <w:end w:w="90" w:type="dxa"/>
-            </w:tcMar>
-            <w:shd w:fill="F8FBFE"/>
-          </w:tcPr>
-          <w:p>
-            <w:r>
-              <w:rPr>
-                <w:rFonts w:ascii="Arial" w:hAnsi="Arial"/>
-                <w:sz w:val="18"/>
-              </w:rPr>
-              <w:t>Auditoría</w:t>
-            </w:r>
-          </w:p>
-        </w:tc>
-        <w:tc>
-          <w:tcPr>
-            <w:tcW w:type="dxa" w:w="3286"/>
-            <w:tcMar>
-              <w:top w:w="80" w:type="dxa"/>
-              <w:start w:w="90" w:type="dxa"/>
-              <w:bottom w:w="80" w:type="dxa"/>
-              <w:end w:w="90" w:type="dxa"/>
-            </w:tcMar>
-            <w:shd w:fill="F8FBFE"/>
-          </w:tcPr>
-          <w:p>
-            <w:r>
-              <w:rPr>
-                <w:rFonts w:ascii="Arial" w:hAnsi="Arial"/>
-                <w:sz w:val="18"/>
-              </w:rPr>
-              <w:t>Acciones, autor, antes/después, filtros</w:t>
-            </w:r>
-          </w:p>
-        </w:tc>
-        <w:tc>
-          <w:tcPr>
-            <w:tcW w:type="dxa" w:w="3286"/>
-            <w:tcMar>
-              <w:top w:w="80" w:type="dxa"/>
-              <w:start w:w="90" w:type="dxa"/>
-              <w:bottom w:w="80" w:type="dxa"/>
-              <w:end w:w="90" w:type="dxa"/>
-            </w:tcMar>
-            <w:shd w:fill="F8FBFE"/>
-          </w:tcPr>
-          <w:p>
-            <w:r>
-              <w:rPr>
-                <w:rFonts w:ascii="Arial" w:hAnsi="Arial"/>
-                <w:sz w:val="18"/>
-              </w:rPr>
-              <w:t>Media</w:t>
-            </w:r>
-          </w:p>
-        </w:tc>
-      </w:tr>
-      <w:tr>
-        <w:tc>
-          <w:tcPr>
-            <w:tcW w:type="dxa" w:w="3286"/>
-            <w:tcMar>
-              <w:top w:w="80" w:type="dxa"/>
-              <w:start w:w="90" w:type="dxa"/>
-              <w:bottom w:w="80" w:type="dxa"/>
-              <w:end w:w="90" w:type="dxa"/>
-            </w:tcMar>
-          </w:tcPr>
-          <w:p>
-            <w:r>
-              <w:rPr>
-                <w:rFonts w:ascii="Arial" w:hAnsi="Arial"/>
-                <w:sz w:val="18"/>
-              </w:rPr>
-              <w:t>PWA/offline</w:t>
-            </w:r>
-          </w:p>
-        </w:tc>
-        <w:tc>
-          <w:tcPr>
-            <w:tcW w:type="dxa" w:w="3286"/>
-            <w:tcMar>
-              <w:top w:w="80" w:type="dxa"/>
-              <w:start w:w="90" w:type="dxa"/>
-              <w:bottom w:w="80" w:type="dxa"/>
-              <w:end w:w="90" w:type="dxa"/>
-            </w:tcMar>
-          </w:tcPr>
-          <w:p>
-            <w:r>
-              <w:rPr>
-                <w:rFonts w:ascii="Arial" w:hAnsi="Arial"/>
-                <w:sz w:val="18"/>
-              </w:rPr>
-              <w:t>Instalación, caché, cola de ventas</w:t>
-            </w:r>
-          </w:p>
-        </w:tc>
-        <w:tc>
-          <w:tcPr>
-            <w:tcW w:type="dxa" w:w="3286"/>
-            <w:tcMar>
-              <w:top w:w="80" w:type="dxa"/>
-              <w:start w:w="90" w:type="dxa"/>
-              <w:bottom w:w="80" w:type="dxa"/>
-              <w:end w:w="90" w:type="dxa"/>
-            </w:tcMar>
-          </w:tcPr>
-          <w:p>
-            <w:r>
-              <w:rPr>
-                <w:rFonts w:ascii="Arial" w:hAnsi="Arial"/>
-                <w:sz w:val="18"/>
-              </w:rPr>
-              <w:t>Media</w:t>
-            </w:r>
-          </w:p>
-        </w:tc>
-      </w:tr>
-      <w:tr>
-        <w:tc>
-          <w:tcPr>
-            <w:tcW w:type="dxa" w:w="3286"/>
-            <w:tcMar>
-              <w:top w:w="80" w:type="dxa"/>
-              <w:start w:w="90" w:type="dxa"/>
-              <w:bottom w:w="80" w:type="dxa"/>
-              <w:end w:w="90" w:type="dxa"/>
-            </w:tcMar>
-            <w:shd w:fill="F8FBFE"/>
-          </w:tcPr>
-          <w:p>
-            <w:r>
-              <w:rPr>
-                <w:rFonts w:ascii="Arial" w:hAnsi="Arial"/>
-                <w:sz w:val="18"/>
-              </w:rPr>
-              <w:t>IA visual</w:t>
-            </w:r>
-          </w:p>
-        </w:tc>
-        <w:tc>
-          <w:tcPr>
-            <w:tcW w:type="dxa" w:w="3286"/>
-            <w:tcMar>
-              <w:top w:w="80" w:type="dxa"/>
-              <w:start w:w="90" w:type="dxa"/>
-              <w:bottom w:w="80" w:type="dxa"/>
-              <w:end w:w="90" w:type="dxa"/>
-            </w:tcMar>
-            <w:shd w:fill="F8FBFE"/>
-          </w:tcPr>
-          <w:p>
-            <w:r>
-              <w:rPr>
-                <w:rFonts w:ascii="Arial" w:hAnsi="Arial"/>
-                <w:sz w:val="18"/>
-              </w:rPr>
-              <w:t>Venta Rápida e ingreso de factura</w:t>
-            </w:r>
-          </w:p>
-        </w:tc>
-        <w:tc>
-          <w:tcPr>
-            <w:tcW w:type="dxa" w:w="3286"/>
-            <w:tcMar>
-              <w:top w:w="80" w:type="dxa"/>
-              <w:start w:w="90" w:type="dxa"/>
-              <w:bottom w:w="80" w:type="dxa"/>
-              <w:end w:w="90" w:type="dxa"/>
-            </w:tcMar>
-            <w:shd w:fill="F8FBFE"/>
-          </w:tcPr>
-          <w:p>
-            <w:r>
-              <w:rPr>
-                <w:rFonts w:ascii="Arial" w:hAnsi="Arial"/>
-                <w:sz w:val="18"/>
-              </w:rPr>
-              <w:t>Media</w:t>
-            </w:r>
-          </w:p>
-        </w:tc>
-      </w:tr>
-      <w:tr>
-        <w:tc>
-          <w:tcPr>
-            <w:tcW w:type="dxa" w:w="3286"/>
-            <w:tcMar>
-              <w:top w:w="80" w:type="dxa"/>
-              <w:start w:w="90" w:type="dxa"/>
-              <w:bottom w:w="80" w:type="dxa"/>
-              <w:end w:w="90" w:type="dxa"/>
-            </w:tcMar>
-          </w:tcPr>
-          <w:p>
-            <w:r>
-              <w:rPr>
-                <w:rFonts w:ascii="Arial" w:hAnsi="Arial"/>
-                <w:sz w:val="18"/>
-              </w:rPr>
-              <w:t>UX/UI</w:t>
-            </w:r>
-          </w:p>
-        </w:tc>
-        <w:tc>
-          <w:tcPr>
-            <w:tcW w:type="dxa" w:w="3286"/>
-            <w:tcMar>
-              <w:top w:w="80" w:type="dxa"/>
-              <w:start w:w="90" w:type="dxa"/>
-              <w:bottom w:w="80" w:type="dxa"/>
-              <w:end w:w="90" w:type="dxa"/>
-            </w:tcMar>
-          </w:tcPr>
-          <w:p>
-            <w:r>
-              <w:rPr>
-                <w:rFonts w:ascii="Arial" w:hAnsi="Arial"/>
-                <w:sz w:val="18"/>
-              </w:rPr>
-              <w:t>Responsive, accesibilidad, tema claro/oscuro</w:t>
-            </w:r>
-          </w:p>
-        </w:tc>
-        <w:tc>
-          <w:tcPr>
-            <w:tcW w:type="dxa" w:w="3286"/>
-            <w:tcMar>
-              <w:top w:w="80" w:type="dxa"/>
-              <w:start w:w="90" w:type="dxa"/>
-              <w:bottom w:w="80" w:type="dxa"/>
-              <w:end w:w="90" w:type="dxa"/>
-            </w:tcMar>
-          </w:tcPr>
-          <w:p>
-            <w:r>
-              <w:rPr>
-                <w:rFonts w:ascii="Arial" w:hAnsi="Arial"/>
-                <w:sz w:val="18"/>
-              </w:rPr>
-              <w:t>Media</w:t>
-            </w:r>
-          </w:p>
-        </w:tc>
-      </w:tr>
-      <w:tr>
-        <w:tc>
-          <w:tcPr>
-            <w:tcW w:type="dxa" w:w="3286"/>
-            <w:tcMar>
-              <w:top w:w="80" w:type="dxa"/>
-              <w:start w:w="90" w:type="dxa"/>
-              <w:bottom w:w="80" w:type="dxa"/>
-              <w:end w:w="90" w:type="dxa"/>
-            </w:tcMar>
-            <w:shd w:fill="F8FBFE"/>
-          </w:tcPr>
-          <w:p>
-            <w:r>
-              <w:rPr>
-                <w:rFonts w:ascii="Arial" w:hAnsi="Arial"/>
-                <w:sz w:val="18"/>
-              </w:rPr>
-              <w:t>Calidad/operación</w:t>
-            </w:r>
-          </w:p>
-        </w:tc>
-        <w:tc>
-          <w:tcPr>
-            <w:tcW w:type="dxa" w:w="3286"/>
-            <w:tcMar>
-              <w:top w:w="80" w:type="dxa"/>
-              <w:start w:w="90" w:type="dxa"/>
-              <w:bottom w:w="80" w:type="dxa"/>
-              <w:end w:w="90" w:type="dxa"/>
-            </w:tcMar>
-            <w:shd w:fill="F8FBFE"/>
-          </w:tcPr>
-          <w:p>
-            <w:r>
-              <w:rPr>
-                <w:rFonts w:ascii="Arial" w:hAnsi="Arial"/>
-                <w:sz w:val="18"/>
-              </w:rPr>
-              <w:t>Pruebas, seguridad, despliegue y documentación</w:t>
-            </w:r>
-          </w:p>
-        </w:tc>
-        <w:tc>
-          <w:tcPr>
-            <w:tcW w:type="dxa" w:w="3286"/>
-            <w:tcMar>
-              <w:top w:w="80" w:type="dxa"/>
-              <w:start w:w="90" w:type="dxa"/>
-              <w:bottom w:w="80" w:type="dxa"/>
-              <w:end w:w="90" w:type="dxa"/>
-            </w:tcMar>
-            <w:shd w:fill="F8FBFE"/>
-          </w:tcPr>
-          <w:p>
-            <w:r>
-              <w:rPr>
-                <w:rFonts w:ascii="Arial" w:hAnsi="Arial"/>
-                <w:sz w:val="18"/>
-              </w:rPr>
-              <w:t>Alta</w:t>
-            </w:r>
-          </w:p>
-        </w:tc>
-      </w:tr>
-    </w:tbl>
-    <w:p/>
+      <w:bookmarkStart w:id="3" w:name="h3"/>
+      <w:r>
+        <w:t>3 Product Goal y política de refinamiento</w:t>
+      </w:r>
+      <w:bookmarkEnd w:id="3"/>
+    </w:p>
+    <w:p>
+      <w:r>
+        <w:t>El objetivo es entregar una PWA SaaS para gestionar ventas, inventario, clientes, caja, compras y reportes desde una interfaz simple y segura. El refinamiento debe comprobar actor, valor, dependencias y aceptación. Se puede dividir una historia amplia cuando una parte no permite una demostración independiente o mezcla reglas difíciles de validar.</w:t>
+      </w:r>
+    </w:p>
+    <w:p>
+      <w:r>
+        <w:t>No se asignan puntos históricos sin registro. Las fechas de la fuente pertenecen al seguimiento descrito en Trello. La aparición de funciones de cliente, compras o IA en el código se registra como evidencia técnica; si sus tarjetas siguen en Product Backlog, el documento conserva esa diferencia.</w:t>
+      </w:r>
+    </w:p>
     <w:p>
       <w:pPr>
         <w:pStyle w:val="Heading1"/>
       </w:pPr>
-      <w:r>
-        <w:t>4. Product Backlog vigente al 03-10-2026</w:t>
-      </w:r>
-    </w:p>
-    <w:tbl>
-      <w:tblPr>
-        <w:tblStyle w:val="TableGrid"/>
-        <w:tblW w:type="auto" w:w="0"/>
-        <w:jc w:val="center"/>
-        <w:tblLook w:firstColumn="1" w:firstRow="1" w:lastColumn="0" w:lastRow="0" w:noHBand="0" w:noVBand="1" w:val="04A0"/>
-      </w:tblPr>
-      <w:tblGrid>
-        <w:gridCol w:w="2464"/>
-        <w:gridCol w:w="2464"/>
-        <w:gridCol w:w="2464"/>
-        <w:gridCol w:w="2464"/>
-      </w:tblGrid>
-      <w:tr>
-        <w:trPr>
-          <w:tblHeader w:val="true"/>
-        </w:trPr>
-        <w:tc>
-          <w:tcPr>
-            <w:tcW w:type="dxa" w:w="2464"/>
-            <w:shd w:fill="17365D"/>
-            <w:tcMar>
-              <w:top w:w="80" w:type="dxa"/>
-              <w:start w:w="90" w:type="dxa"/>
-              <w:bottom w:w="80" w:type="dxa"/>
-              <w:end w:w="90" w:type="dxa"/>
-            </w:tcMar>
-          </w:tcPr>
-          <w:p>
-            <w:r>
-              <w:rPr>
-                <w:rFonts w:ascii="Arial" w:hAnsi="Arial"/>
-                <w:b/>
-                <w:color w:val="FFFFFF"/>
-                <w:sz w:val="17"/>
-              </w:rPr>
-              <w:t>ID</w:t>
-            </w:r>
-          </w:p>
-        </w:tc>
-        <w:tc>
-          <w:tcPr>
-            <w:tcW w:type="dxa" w:w="2464"/>
-            <w:shd w:fill="17365D"/>
-            <w:tcMar>
-              <w:top w:w="80" w:type="dxa"/>
-              <w:start w:w="90" w:type="dxa"/>
-              <w:bottom w:w="80" w:type="dxa"/>
-              <w:end w:w="90" w:type="dxa"/>
-            </w:tcMar>
-          </w:tcPr>
-          <w:p>
-            <w:r>
-              <w:rPr>
-                <w:rFonts w:ascii="Arial" w:hAnsi="Arial"/>
-                <w:b/>
-                <w:color w:val="FFFFFF"/>
-                <w:sz w:val="17"/>
-              </w:rPr>
-              <w:t>Elemento</w:t>
-            </w:r>
-          </w:p>
-        </w:tc>
-        <w:tc>
-          <w:tcPr>
-            <w:tcW w:type="dxa" w:w="2464"/>
-            <w:shd w:fill="17365D"/>
-            <w:tcMar>
-              <w:top w:w="80" w:type="dxa"/>
-              <w:start w:w="90" w:type="dxa"/>
-              <w:bottom w:w="80" w:type="dxa"/>
-              <w:end w:w="90" w:type="dxa"/>
-            </w:tcMar>
-          </w:tcPr>
-          <w:p>
-            <w:r>
-              <w:rPr>
-                <w:rFonts w:ascii="Arial" w:hAnsi="Arial"/>
-                <w:b/>
-                <w:color w:val="FFFFFF"/>
-                <w:sz w:val="17"/>
-              </w:rPr>
-              <w:t>Responsable</w:t>
-            </w:r>
-          </w:p>
-        </w:tc>
-        <w:tc>
-          <w:tcPr>
-            <w:tcW w:type="dxa" w:w="2464"/>
-            <w:shd w:fill="17365D"/>
-            <w:tcMar>
-              <w:top w:w="80" w:type="dxa"/>
-              <w:start w:w="90" w:type="dxa"/>
-              <w:bottom w:w="80" w:type="dxa"/>
-              <w:end w:w="90" w:type="dxa"/>
-            </w:tcMar>
-          </w:tcPr>
-          <w:p>
-            <w:r>
-              <w:rPr>
-                <w:rFonts w:ascii="Arial" w:hAnsi="Arial"/>
-                <w:b/>
-                <w:color w:val="FFFFFF"/>
-                <w:sz w:val="17"/>
-              </w:rPr>
-              <w:t>Estado</w:t>
-            </w:r>
-          </w:p>
-        </w:tc>
-      </w:tr>
-      <w:tr>
-        <w:tc>
-          <w:tcPr>
-            <w:tcW w:type="dxa" w:w="2464"/>
-            <w:tcMar>
-              <w:top w:w="80" w:type="dxa"/>
-              <w:start w:w="90" w:type="dxa"/>
-              <w:bottom w:w="80" w:type="dxa"/>
-              <w:end w:w="90" w:type="dxa"/>
-            </w:tcMar>
-          </w:tcPr>
-          <w:p>
-            <w:r>
-              <w:rPr>
-                <w:rFonts w:ascii="Arial" w:hAnsi="Arial"/>
-                <w:sz w:val="17"/>
-              </w:rPr>
-              <w:t>HU-19</w:t>
-            </w:r>
-          </w:p>
-        </w:tc>
-        <w:tc>
-          <w:tcPr>
-            <w:tcW w:type="dxa" w:w="2464"/>
-            <w:tcMar>
-              <w:top w:w="80" w:type="dxa"/>
-              <w:start w:w="90" w:type="dxa"/>
-              <w:bottom w:w="80" w:type="dxa"/>
-              <w:end w:w="90" w:type="dxa"/>
-            </w:tcMar>
-          </w:tcPr>
-          <w:p>
-            <w:r>
-              <w:rPr>
-                <w:rFonts w:ascii="Arial" w:hAnsi="Arial"/>
-                <w:sz w:val="17"/>
-              </w:rPr>
-              <w:t>Registrar clientes</w:t>
-            </w:r>
-          </w:p>
-        </w:tc>
-        <w:tc>
-          <w:tcPr>
-            <w:tcW w:type="dxa" w:w="2464"/>
-            <w:tcMar>
-              <w:top w:w="80" w:type="dxa"/>
-              <w:start w:w="90" w:type="dxa"/>
-              <w:bottom w:w="80" w:type="dxa"/>
-              <w:end w:w="90" w:type="dxa"/>
-            </w:tcMar>
-          </w:tcPr>
-          <w:p>
-            <w:r>
-              <w:rPr>
-                <w:rFonts w:ascii="Arial" w:hAnsi="Arial"/>
-                <w:sz w:val="17"/>
-              </w:rPr>
-              <w:t>Alexander</w:t>
-            </w:r>
-          </w:p>
-        </w:tc>
-        <w:tc>
-          <w:tcPr>
-            <w:tcW w:type="dxa" w:w="2464"/>
-            <w:tcMar>
-              <w:top w:w="80" w:type="dxa"/>
-              <w:start w:w="90" w:type="dxa"/>
-              <w:bottom w:w="80" w:type="dxa"/>
-              <w:end w:w="90" w:type="dxa"/>
-            </w:tcMar>
-          </w:tcPr>
-          <w:p>
-            <w:r>
-              <w:rPr>
-                <w:rFonts w:ascii="Arial" w:hAnsi="Arial"/>
-                <w:sz w:val="17"/>
-              </w:rPr>
-              <w:t>Product Backlog</w:t>
-            </w:r>
-          </w:p>
-        </w:tc>
-      </w:tr>
-      <w:tr>
-        <w:tc>
-          <w:tcPr>
-            <w:tcW w:type="dxa" w:w="2464"/>
-            <w:tcMar>
-              <w:top w:w="80" w:type="dxa"/>
-              <w:start w:w="90" w:type="dxa"/>
-              <w:bottom w:w="80" w:type="dxa"/>
-              <w:end w:w="90" w:type="dxa"/>
-            </w:tcMar>
-            <w:shd w:fill="F8FBFE"/>
-          </w:tcPr>
-          <w:p>
-            <w:r>
-              <w:rPr>
-                <w:rFonts w:ascii="Arial" w:hAnsi="Arial"/>
-                <w:sz w:val="17"/>
-              </w:rPr>
-              <w:t>HU-20</w:t>
-            </w:r>
-          </w:p>
-        </w:tc>
-        <w:tc>
-          <w:tcPr>
-            <w:tcW w:type="dxa" w:w="2464"/>
-            <w:tcMar>
-              <w:top w:w="80" w:type="dxa"/>
-              <w:start w:w="90" w:type="dxa"/>
-              <w:bottom w:w="80" w:type="dxa"/>
-              <w:end w:w="90" w:type="dxa"/>
-            </w:tcMar>
-            <w:shd w:fill="F8FBFE"/>
-          </w:tcPr>
-          <w:p>
-            <w:r>
-              <w:rPr>
-                <w:rFonts w:ascii="Arial" w:hAnsi="Arial"/>
-                <w:sz w:val="17"/>
-              </w:rPr>
-              <w:t>Registrar ventas fiadas</w:t>
-            </w:r>
-          </w:p>
-        </w:tc>
-        <w:tc>
-          <w:tcPr>
-            <w:tcW w:type="dxa" w:w="2464"/>
-            <w:tcMar>
-              <w:top w:w="80" w:type="dxa"/>
-              <w:start w:w="90" w:type="dxa"/>
-              <w:bottom w:w="80" w:type="dxa"/>
-              <w:end w:w="90" w:type="dxa"/>
-            </w:tcMar>
-            <w:shd w:fill="F8FBFE"/>
-          </w:tcPr>
-          <w:p>
-            <w:r>
-              <w:rPr>
-                <w:rFonts w:ascii="Arial" w:hAnsi="Arial"/>
-                <w:sz w:val="17"/>
-              </w:rPr>
-              <w:t>Alexander</w:t>
-            </w:r>
-          </w:p>
-        </w:tc>
-        <w:tc>
-          <w:tcPr>
-            <w:tcW w:type="dxa" w:w="2464"/>
-            <w:tcMar>
-              <w:top w:w="80" w:type="dxa"/>
-              <w:start w:w="90" w:type="dxa"/>
-              <w:bottom w:w="80" w:type="dxa"/>
-              <w:end w:w="90" w:type="dxa"/>
-            </w:tcMar>
-            <w:shd w:fill="F8FBFE"/>
-          </w:tcPr>
-          <w:p>
-            <w:r>
-              <w:rPr>
-                <w:rFonts w:ascii="Arial" w:hAnsi="Arial"/>
-                <w:sz w:val="17"/>
-              </w:rPr>
-              <w:t>Product Backlog</w:t>
-            </w:r>
-          </w:p>
-        </w:tc>
-      </w:tr>
-      <w:tr>
-        <w:tc>
-          <w:tcPr>
-            <w:tcW w:type="dxa" w:w="2464"/>
-            <w:tcMar>
-              <w:top w:w="80" w:type="dxa"/>
-              <w:start w:w="90" w:type="dxa"/>
-              <w:bottom w:w="80" w:type="dxa"/>
-              <w:end w:w="90" w:type="dxa"/>
-            </w:tcMar>
-          </w:tcPr>
-          <w:p>
-            <w:r>
-              <w:rPr>
-                <w:rFonts w:ascii="Arial" w:hAnsi="Arial"/>
-                <w:sz w:val="17"/>
-              </w:rPr>
-              <w:t>HU-21</w:t>
-            </w:r>
-          </w:p>
-        </w:tc>
-        <w:tc>
-          <w:tcPr>
-            <w:tcW w:type="dxa" w:w="2464"/>
-            <w:tcMar>
-              <w:top w:w="80" w:type="dxa"/>
-              <w:start w:w="90" w:type="dxa"/>
-              <w:bottom w:w="80" w:type="dxa"/>
-              <w:end w:w="90" w:type="dxa"/>
-            </w:tcMar>
-          </w:tcPr>
-          <w:p>
-            <w:r>
-              <w:rPr>
-                <w:rFonts w:ascii="Arial" w:hAnsi="Arial"/>
-                <w:sz w:val="17"/>
-              </w:rPr>
-              <w:t>Registrar abonos y pagos de deuda</w:t>
-            </w:r>
-          </w:p>
-        </w:tc>
-        <w:tc>
-          <w:tcPr>
-            <w:tcW w:type="dxa" w:w="2464"/>
-            <w:tcMar>
-              <w:top w:w="80" w:type="dxa"/>
-              <w:start w:w="90" w:type="dxa"/>
-              <w:bottom w:w="80" w:type="dxa"/>
-              <w:end w:w="90" w:type="dxa"/>
-            </w:tcMar>
-          </w:tcPr>
-          <w:p>
-            <w:r>
-              <w:rPr>
-                <w:rFonts w:ascii="Arial" w:hAnsi="Arial"/>
-                <w:sz w:val="17"/>
-              </w:rPr>
-              <w:t>Alexander</w:t>
-            </w:r>
-          </w:p>
-        </w:tc>
-        <w:tc>
-          <w:tcPr>
-            <w:tcW w:type="dxa" w:w="2464"/>
-            <w:tcMar>
-              <w:top w:w="80" w:type="dxa"/>
-              <w:start w:w="90" w:type="dxa"/>
-              <w:bottom w:w="80" w:type="dxa"/>
-              <w:end w:w="90" w:type="dxa"/>
-            </w:tcMar>
-          </w:tcPr>
-          <w:p>
-            <w:r>
-              <w:rPr>
-                <w:rFonts w:ascii="Arial" w:hAnsi="Arial"/>
-                <w:sz w:val="17"/>
-              </w:rPr>
-              <w:t>Product Backlog</w:t>
-            </w:r>
-          </w:p>
-        </w:tc>
-      </w:tr>
-      <w:tr>
-        <w:tc>
-          <w:tcPr>
-            <w:tcW w:type="dxa" w:w="2464"/>
-            <w:tcMar>
-              <w:top w:w="80" w:type="dxa"/>
-              <w:start w:w="90" w:type="dxa"/>
-              <w:bottom w:w="80" w:type="dxa"/>
-              <w:end w:w="90" w:type="dxa"/>
-            </w:tcMar>
-            <w:shd w:fill="F8FBFE"/>
-          </w:tcPr>
-          <w:p>
-            <w:r>
-              <w:rPr>
-                <w:rFonts w:ascii="Arial" w:hAnsi="Arial"/>
-                <w:sz w:val="17"/>
-              </w:rPr>
-              <w:t>HU-22</w:t>
-            </w:r>
-          </w:p>
-        </w:tc>
-        <w:tc>
-          <w:tcPr>
-            <w:tcW w:type="dxa" w:w="2464"/>
-            <w:tcMar>
-              <w:top w:w="80" w:type="dxa"/>
-              <w:start w:w="90" w:type="dxa"/>
-              <w:bottom w:w="80" w:type="dxa"/>
-              <w:end w:w="90" w:type="dxa"/>
-            </w:tcMar>
-            <w:shd w:fill="F8FBFE"/>
-          </w:tcPr>
-          <w:p>
-            <w:r>
-              <w:rPr>
-                <w:rFonts w:ascii="Arial" w:hAnsi="Arial"/>
-                <w:sz w:val="17"/>
-              </w:rPr>
-              <w:t>Consultar saldo y estado de cuenta</w:t>
-            </w:r>
-          </w:p>
-        </w:tc>
-        <w:tc>
-          <w:tcPr>
-            <w:tcW w:type="dxa" w:w="2464"/>
-            <w:tcMar>
-              <w:top w:w="80" w:type="dxa"/>
-              <w:start w:w="90" w:type="dxa"/>
-              <w:bottom w:w="80" w:type="dxa"/>
-              <w:end w:w="90" w:type="dxa"/>
-            </w:tcMar>
-            <w:shd w:fill="F8FBFE"/>
-          </w:tcPr>
-          <w:p>
-            <w:r>
-              <w:rPr>
-                <w:rFonts w:ascii="Arial" w:hAnsi="Arial"/>
-                <w:sz w:val="17"/>
-              </w:rPr>
-              <w:t>Alexander</w:t>
-            </w:r>
-          </w:p>
-        </w:tc>
-        <w:tc>
-          <w:tcPr>
-            <w:tcW w:type="dxa" w:w="2464"/>
-            <w:tcMar>
-              <w:top w:w="80" w:type="dxa"/>
-              <w:start w:w="90" w:type="dxa"/>
-              <w:bottom w:w="80" w:type="dxa"/>
-              <w:end w:w="90" w:type="dxa"/>
-            </w:tcMar>
-            <w:shd w:fill="F8FBFE"/>
-          </w:tcPr>
-          <w:p>
-            <w:r>
-              <w:rPr>
-                <w:rFonts w:ascii="Arial" w:hAnsi="Arial"/>
-                <w:sz w:val="17"/>
-              </w:rPr>
-              <w:t>Product Backlog</w:t>
-            </w:r>
-          </w:p>
-        </w:tc>
-      </w:tr>
-      <w:tr>
-        <w:tc>
-          <w:tcPr>
-            <w:tcW w:type="dxa" w:w="2464"/>
-            <w:tcMar>
-              <w:top w:w="80" w:type="dxa"/>
-              <w:start w:w="90" w:type="dxa"/>
-              <w:bottom w:w="80" w:type="dxa"/>
-              <w:end w:w="90" w:type="dxa"/>
-            </w:tcMar>
-          </w:tcPr>
-          <w:p>
-            <w:r>
-              <w:rPr>
-                <w:rFonts w:ascii="Arial" w:hAnsi="Arial"/>
-                <w:sz w:val="17"/>
-              </w:rPr>
-              <w:t>HU-23</w:t>
-            </w:r>
-          </w:p>
-        </w:tc>
-        <w:tc>
-          <w:tcPr>
-            <w:tcW w:type="dxa" w:w="2464"/>
-            <w:tcMar>
-              <w:top w:w="80" w:type="dxa"/>
-              <w:start w:w="90" w:type="dxa"/>
-              <w:bottom w:w="80" w:type="dxa"/>
-              <w:end w:w="90" w:type="dxa"/>
-            </w:tcMar>
-          </w:tcPr>
-          <w:p>
-            <w:r>
-              <w:rPr>
-                <w:rFonts w:ascii="Arial" w:hAnsi="Arial"/>
-                <w:sz w:val="17"/>
-              </w:rPr>
-              <w:t>Gestionar devoluciones y anulaciones</w:t>
-            </w:r>
-          </w:p>
-        </w:tc>
-        <w:tc>
-          <w:tcPr>
-            <w:tcW w:type="dxa" w:w="2464"/>
-            <w:tcMar>
-              <w:top w:w="80" w:type="dxa"/>
-              <w:start w:w="90" w:type="dxa"/>
-              <w:bottom w:w="80" w:type="dxa"/>
-              <w:end w:w="90" w:type="dxa"/>
-            </w:tcMar>
-          </w:tcPr>
-          <w:p>
-            <w:r>
-              <w:rPr>
-                <w:rFonts w:ascii="Arial" w:hAnsi="Arial"/>
-                <w:sz w:val="17"/>
-              </w:rPr>
-              <w:t>Alexander</w:t>
-            </w:r>
-          </w:p>
-        </w:tc>
-        <w:tc>
-          <w:tcPr>
-            <w:tcW w:type="dxa" w:w="2464"/>
-            <w:tcMar>
-              <w:top w:w="80" w:type="dxa"/>
-              <w:start w:w="90" w:type="dxa"/>
-              <w:bottom w:w="80" w:type="dxa"/>
-              <w:end w:w="90" w:type="dxa"/>
-            </w:tcMar>
-          </w:tcPr>
-          <w:p>
-            <w:r>
-              <w:rPr>
-                <w:rFonts w:ascii="Arial" w:hAnsi="Arial"/>
-                <w:sz w:val="17"/>
-              </w:rPr>
-              <w:t>Product Backlog</w:t>
-            </w:r>
-          </w:p>
-        </w:tc>
-      </w:tr>
-      <w:tr>
-        <w:tc>
-          <w:tcPr>
-            <w:tcW w:type="dxa" w:w="2464"/>
-            <w:tcMar>
-              <w:top w:w="80" w:type="dxa"/>
-              <w:start w:w="90" w:type="dxa"/>
-              <w:bottom w:w="80" w:type="dxa"/>
-              <w:end w:w="90" w:type="dxa"/>
-            </w:tcMar>
-            <w:shd w:fill="F8FBFE"/>
-          </w:tcPr>
-          <w:p>
-            <w:r>
-              <w:rPr>
-                <w:rFonts w:ascii="Arial" w:hAnsi="Arial"/>
-                <w:sz w:val="17"/>
-              </w:rPr>
-              <w:t>HU-24</w:t>
-            </w:r>
-          </w:p>
-        </w:tc>
-        <w:tc>
-          <w:tcPr>
-            <w:tcW w:type="dxa" w:w="2464"/>
-            <w:tcMar>
-              <w:top w:w="80" w:type="dxa"/>
-              <w:start w:w="90" w:type="dxa"/>
-              <w:bottom w:w="80" w:type="dxa"/>
-              <w:end w:w="90" w:type="dxa"/>
-            </w:tcMar>
-            <w:shd w:fill="F8FBFE"/>
-          </w:tcPr>
-          <w:p>
-            <w:r>
-              <w:rPr>
-                <w:rFonts w:ascii="Arial" w:hAnsi="Arial"/>
-                <w:sz w:val="17"/>
-              </w:rPr>
-              <w:t>Auditar movimientos sensibles</w:t>
-            </w:r>
-          </w:p>
-        </w:tc>
-        <w:tc>
-          <w:tcPr>
-            <w:tcW w:type="dxa" w:w="2464"/>
-            <w:tcMar>
-              <w:top w:w="80" w:type="dxa"/>
-              <w:start w:w="90" w:type="dxa"/>
-              <w:bottom w:w="80" w:type="dxa"/>
-              <w:end w:w="90" w:type="dxa"/>
-            </w:tcMar>
-            <w:shd w:fill="F8FBFE"/>
-          </w:tcPr>
-          <w:p>
-            <w:r>
-              <w:rPr>
-                <w:rFonts w:ascii="Arial" w:hAnsi="Arial"/>
-                <w:sz w:val="17"/>
-              </w:rPr>
-              <w:t>Alexander</w:t>
-            </w:r>
-          </w:p>
-        </w:tc>
-        <w:tc>
-          <w:tcPr>
-            <w:tcW w:type="dxa" w:w="2464"/>
-            <w:tcMar>
-              <w:top w:w="80" w:type="dxa"/>
-              <w:start w:w="90" w:type="dxa"/>
-              <w:bottom w:w="80" w:type="dxa"/>
-              <w:end w:w="90" w:type="dxa"/>
-            </w:tcMar>
-            <w:shd w:fill="F8FBFE"/>
-          </w:tcPr>
-          <w:p>
-            <w:r>
-              <w:rPr>
-                <w:rFonts w:ascii="Arial" w:hAnsi="Arial"/>
-                <w:sz w:val="17"/>
-              </w:rPr>
-              <w:t>Product Backlog</w:t>
-            </w:r>
-          </w:p>
-        </w:tc>
-      </w:tr>
-      <w:tr>
-        <w:tc>
-          <w:tcPr>
-            <w:tcW w:type="dxa" w:w="2464"/>
-            <w:tcMar>
-              <w:top w:w="80" w:type="dxa"/>
-              <w:start w:w="90" w:type="dxa"/>
-              <w:bottom w:w="80" w:type="dxa"/>
-              <w:end w:w="90" w:type="dxa"/>
-            </w:tcMar>
-          </w:tcPr>
-          <w:p>
-            <w:r>
-              <w:rPr>
-                <w:rFonts w:ascii="Arial" w:hAnsi="Arial"/>
-                <w:sz w:val="17"/>
-              </w:rPr>
-              <w:t>HU-25</w:t>
-            </w:r>
-          </w:p>
-        </w:tc>
-        <w:tc>
-          <w:tcPr>
-            <w:tcW w:type="dxa" w:w="2464"/>
-            <w:tcMar>
-              <w:top w:w="80" w:type="dxa"/>
-              <w:start w:w="90" w:type="dxa"/>
-              <w:bottom w:w="80" w:type="dxa"/>
-              <w:end w:w="90" w:type="dxa"/>
-            </w:tcMar>
-          </w:tcPr>
-          <w:p>
-            <w:r>
-              <w:rPr>
-                <w:rFonts w:ascii="Arial" w:hAnsi="Arial"/>
-                <w:sz w:val="17"/>
-              </w:rPr>
-              <w:t>Gestionar proveedores</w:t>
-            </w:r>
-          </w:p>
-        </w:tc>
-        <w:tc>
-          <w:tcPr>
-            <w:tcW w:type="dxa" w:w="2464"/>
-            <w:tcMar>
-              <w:top w:w="80" w:type="dxa"/>
-              <w:start w:w="90" w:type="dxa"/>
-              <w:bottom w:w="80" w:type="dxa"/>
-              <w:end w:w="90" w:type="dxa"/>
-            </w:tcMar>
-          </w:tcPr>
-          <w:p>
-            <w:r>
-              <w:rPr>
-                <w:rFonts w:ascii="Arial" w:hAnsi="Arial"/>
-                <w:sz w:val="17"/>
-              </w:rPr>
-              <w:t>Alexander</w:t>
-            </w:r>
-          </w:p>
-        </w:tc>
-        <w:tc>
-          <w:tcPr>
-            <w:tcW w:type="dxa" w:w="2464"/>
-            <w:tcMar>
-              <w:top w:w="80" w:type="dxa"/>
-              <w:start w:w="90" w:type="dxa"/>
-              <w:bottom w:w="80" w:type="dxa"/>
-              <w:end w:w="90" w:type="dxa"/>
-            </w:tcMar>
-          </w:tcPr>
-          <w:p>
-            <w:r>
-              <w:rPr>
-                <w:rFonts w:ascii="Arial" w:hAnsi="Arial"/>
-                <w:sz w:val="17"/>
-              </w:rPr>
-              <w:t>Product Backlog</w:t>
-            </w:r>
-          </w:p>
-        </w:tc>
-      </w:tr>
-      <w:tr>
-        <w:tc>
-          <w:tcPr>
-            <w:tcW w:type="dxa" w:w="2464"/>
-            <w:tcMar>
-              <w:top w:w="80" w:type="dxa"/>
-              <w:start w:w="90" w:type="dxa"/>
-              <w:bottom w:w="80" w:type="dxa"/>
-              <w:end w:w="90" w:type="dxa"/>
-            </w:tcMar>
-            <w:shd w:fill="F8FBFE"/>
-          </w:tcPr>
-          <w:p>
-            <w:r>
-              <w:rPr>
-                <w:rFonts w:ascii="Arial" w:hAnsi="Arial"/>
-                <w:sz w:val="17"/>
-              </w:rPr>
-              <w:t>HU-26</w:t>
-            </w:r>
-          </w:p>
-        </w:tc>
-        <w:tc>
-          <w:tcPr>
-            <w:tcW w:type="dxa" w:w="2464"/>
-            <w:tcMar>
-              <w:top w:w="80" w:type="dxa"/>
-              <w:start w:w="90" w:type="dxa"/>
-              <w:bottom w:w="80" w:type="dxa"/>
-              <w:end w:w="90" w:type="dxa"/>
-            </w:tcMar>
-            <w:shd w:fill="F8FBFE"/>
-          </w:tcPr>
-          <w:p>
-            <w:r>
-              <w:rPr>
-                <w:rFonts w:ascii="Arial" w:hAnsi="Arial"/>
-                <w:sz w:val="17"/>
-              </w:rPr>
-              <w:t>Crear órdenes de compra</w:t>
-            </w:r>
-          </w:p>
-        </w:tc>
-        <w:tc>
-          <w:tcPr>
-            <w:tcW w:type="dxa" w:w="2464"/>
-            <w:tcMar>
-              <w:top w:w="80" w:type="dxa"/>
-              <w:start w:w="90" w:type="dxa"/>
-              <w:bottom w:w="80" w:type="dxa"/>
-              <w:end w:w="90" w:type="dxa"/>
-            </w:tcMar>
-            <w:shd w:fill="F8FBFE"/>
-          </w:tcPr>
-          <w:p>
-            <w:r>
-              <w:rPr>
-                <w:rFonts w:ascii="Arial" w:hAnsi="Arial"/>
-                <w:sz w:val="17"/>
-              </w:rPr>
-              <w:t>Alexander</w:t>
-            </w:r>
-          </w:p>
-        </w:tc>
-        <w:tc>
-          <w:tcPr>
-            <w:tcW w:type="dxa" w:w="2464"/>
-            <w:tcMar>
-              <w:top w:w="80" w:type="dxa"/>
-              <w:start w:w="90" w:type="dxa"/>
-              <w:bottom w:w="80" w:type="dxa"/>
-              <w:end w:w="90" w:type="dxa"/>
-            </w:tcMar>
-            <w:shd w:fill="F8FBFE"/>
-          </w:tcPr>
-          <w:p>
-            <w:r>
-              <w:rPr>
-                <w:rFonts w:ascii="Arial" w:hAnsi="Arial"/>
-                <w:sz w:val="17"/>
-              </w:rPr>
-              <w:t>Product Backlog</w:t>
-            </w:r>
-          </w:p>
-        </w:tc>
-      </w:tr>
-      <w:tr>
-        <w:tc>
-          <w:tcPr>
-            <w:tcW w:type="dxa" w:w="2464"/>
-            <w:tcMar>
-              <w:top w:w="80" w:type="dxa"/>
-              <w:start w:w="90" w:type="dxa"/>
-              <w:bottom w:w="80" w:type="dxa"/>
-              <w:end w:w="90" w:type="dxa"/>
-            </w:tcMar>
-          </w:tcPr>
-          <w:p>
-            <w:r>
-              <w:rPr>
-                <w:rFonts w:ascii="Arial" w:hAnsi="Arial"/>
-                <w:sz w:val="17"/>
-              </w:rPr>
-              <w:t>HU-27</w:t>
-            </w:r>
-          </w:p>
-        </w:tc>
-        <w:tc>
-          <w:tcPr>
-            <w:tcW w:type="dxa" w:w="2464"/>
-            <w:tcMar>
-              <w:top w:w="80" w:type="dxa"/>
-              <w:start w:w="90" w:type="dxa"/>
-              <w:bottom w:w="80" w:type="dxa"/>
-              <w:end w:w="90" w:type="dxa"/>
-            </w:tcMar>
-          </w:tcPr>
-          <w:p>
-            <w:r>
-              <w:rPr>
-                <w:rFonts w:ascii="Arial" w:hAnsi="Arial"/>
-                <w:sz w:val="17"/>
-              </w:rPr>
-              <w:t>Recepcionar mercadería</w:t>
-            </w:r>
-          </w:p>
-        </w:tc>
-        <w:tc>
-          <w:tcPr>
-            <w:tcW w:type="dxa" w:w="2464"/>
-            <w:tcMar>
-              <w:top w:w="80" w:type="dxa"/>
-              <w:start w:w="90" w:type="dxa"/>
-              <w:bottom w:w="80" w:type="dxa"/>
-              <w:end w:w="90" w:type="dxa"/>
-            </w:tcMar>
-          </w:tcPr>
-          <w:p>
-            <w:r>
-              <w:rPr>
-                <w:rFonts w:ascii="Arial" w:hAnsi="Arial"/>
-                <w:sz w:val="17"/>
-              </w:rPr>
-              <w:t>Alexander</w:t>
-            </w:r>
-          </w:p>
-        </w:tc>
-        <w:tc>
-          <w:tcPr>
-            <w:tcW w:type="dxa" w:w="2464"/>
-            <w:tcMar>
-              <w:top w:w="80" w:type="dxa"/>
-              <w:start w:w="90" w:type="dxa"/>
-              <w:bottom w:w="80" w:type="dxa"/>
-              <w:end w:w="90" w:type="dxa"/>
-            </w:tcMar>
-          </w:tcPr>
-          <w:p>
-            <w:r>
-              <w:rPr>
-                <w:rFonts w:ascii="Arial" w:hAnsi="Arial"/>
-                <w:sz w:val="17"/>
-              </w:rPr>
-              <w:t>Product Backlog</w:t>
-            </w:r>
-          </w:p>
-        </w:tc>
-      </w:tr>
-      <w:tr>
-        <w:tc>
-          <w:tcPr>
-            <w:tcW w:type="dxa" w:w="2464"/>
-            <w:tcMar>
-              <w:top w:w="80" w:type="dxa"/>
-              <w:start w:w="90" w:type="dxa"/>
-              <w:bottom w:w="80" w:type="dxa"/>
-              <w:end w:w="90" w:type="dxa"/>
-            </w:tcMar>
-            <w:shd w:fill="F8FBFE"/>
-          </w:tcPr>
-          <w:p>
-            <w:r>
-              <w:rPr>
-                <w:rFonts w:ascii="Arial" w:hAnsi="Arial"/>
-                <w:sz w:val="17"/>
-              </w:rPr>
-              <w:t>HU-28</w:t>
-            </w:r>
-          </w:p>
-        </w:tc>
-        <w:tc>
-          <w:tcPr>
-            <w:tcW w:type="dxa" w:w="2464"/>
-            <w:tcMar>
-              <w:top w:w="80" w:type="dxa"/>
-              <w:start w:w="90" w:type="dxa"/>
-              <w:bottom w:w="80" w:type="dxa"/>
-              <w:end w:w="90" w:type="dxa"/>
-            </w:tcMar>
-            <w:shd w:fill="F8FBFE"/>
-          </w:tcPr>
-          <w:p>
-            <w:r>
-              <w:rPr>
-                <w:rFonts w:ascii="Arial" w:hAnsi="Arial"/>
-                <w:sz w:val="17"/>
-              </w:rPr>
-              <w:t>Actualizar inventario desde recepción</w:t>
-            </w:r>
-          </w:p>
-        </w:tc>
-        <w:tc>
-          <w:tcPr>
-            <w:tcW w:type="dxa" w:w="2464"/>
-            <w:tcMar>
-              <w:top w:w="80" w:type="dxa"/>
-              <w:start w:w="90" w:type="dxa"/>
-              <w:bottom w:w="80" w:type="dxa"/>
-              <w:end w:w="90" w:type="dxa"/>
-            </w:tcMar>
-            <w:shd w:fill="F8FBFE"/>
-          </w:tcPr>
-          <w:p>
-            <w:r>
-              <w:rPr>
-                <w:rFonts w:ascii="Arial" w:hAnsi="Arial"/>
-                <w:sz w:val="17"/>
-              </w:rPr>
-              <w:t>Alexander</w:t>
-            </w:r>
-          </w:p>
-        </w:tc>
-        <w:tc>
-          <w:tcPr>
-            <w:tcW w:type="dxa" w:w="2464"/>
-            <w:tcMar>
-              <w:top w:w="80" w:type="dxa"/>
-              <w:start w:w="90" w:type="dxa"/>
-              <w:bottom w:w="80" w:type="dxa"/>
-              <w:end w:w="90" w:type="dxa"/>
-            </w:tcMar>
-            <w:shd w:fill="F8FBFE"/>
-          </w:tcPr>
-          <w:p>
-            <w:r>
-              <w:rPr>
-                <w:rFonts w:ascii="Arial" w:hAnsi="Arial"/>
-                <w:sz w:val="17"/>
-              </w:rPr>
-              <w:t>Product Backlog</w:t>
-            </w:r>
-          </w:p>
-        </w:tc>
-      </w:tr>
-      <w:tr>
-        <w:tc>
-          <w:tcPr>
-            <w:tcW w:type="dxa" w:w="2464"/>
-            <w:tcMar>
-              <w:top w:w="80" w:type="dxa"/>
-              <w:start w:w="90" w:type="dxa"/>
-              <w:bottom w:w="80" w:type="dxa"/>
-              <w:end w:w="90" w:type="dxa"/>
-            </w:tcMar>
-          </w:tcPr>
-          <w:p>
-            <w:r>
-              <w:rPr>
-                <w:rFonts w:ascii="Arial" w:hAnsi="Arial"/>
-                <w:sz w:val="17"/>
-              </w:rPr>
-              <w:t>HU-29</w:t>
-            </w:r>
-          </w:p>
-        </w:tc>
-        <w:tc>
-          <w:tcPr>
-            <w:tcW w:type="dxa" w:w="2464"/>
-            <w:tcMar>
-              <w:top w:w="80" w:type="dxa"/>
-              <w:start w:w="90" w:type="dxa"/>
-              <w:bottom w:w="80" w:type="dxa"/>
-              <w:end w:w="90" w:type="dxa"/>
-            </w:tcMar>
-          </w:tcPr>
-          <w:p>
-            <w:r>
-              <w:rPr>
-                <w:rFonts w:ascii="Arial" w:hAnsi="Arial"/>
-                <w:sz w:val="17"/>
-              </w:rPr>
-              <w:t>Importar datos mediante CSV</w:t>
-            </w:r>
-          </w:p>
-        </w:tc>
-        <w:tc>
-          <w:tcPr>
-            <w:tcW w:type="dxa" w:w="2464"/>
-            <w:tcMar>
-              <w:top w:w="80" w:type="dxa"/>
-              <w:start w:w="90" w:type="dxa"/>
-              <w:bottom w:w="80" w:type="dxa"/>
-              <w:end w:w="90" w:type="dxa"/>
-            </w:tcMar>
-          </w:tcPr>
-          <w:p>
-            <w:r>
-              <w:rPr>
-                <w:rFonts w:ascii="Arial" w:hAnsi="Arial"/>
-                <w:sz w:val="17"/>
-              </w:rPr>
-              <w:t>Alexander</w:t>
-            </w:r>
-          </w:p>
-        </w:tc>
-        <w:tc>
-          <w:tcPr>
-            <w:tcW w:type="dxa" w:w="2464"/>
-            <w:tcMar>
-              <w:top w:w="80" w:type="dxa"/>
-              <w:start w:w="90" w:type="dxa"/>
-              <w:bottom w:w="80" w:type="dxa"/>
-              <w:end w:w="90" w:type="dxa"/>
-            </w:tcMar>
-          </w:tcPr>
-          <w:p>
-            <w:r>
-              <w:rPr>
-                <w:rFonts w:ascii="Arial" w:hAnsi="Arial"/>
-                <w:sz w:val="17"/>
-              </w:rPr>
-              <w:t>Product Backlog</w:t>
-            </w:r>
-          </w:p>
-        </w:tc>
-      </w:tr>
-      <w:tr>
-        <w:tc>
-          <w:tcPr>
-            <w:tcW w:type="dxa" w:w="2464"/>
-            <w:tcMar>
-              <w:top w:w="80" w:type="dxa"/>
-              <w:start w:w="90" w:type="dxa"/>
-              <w:bottom w:w="80" w:type="dxa"/>
-              <w:end w:w="90" w:type="dxa"/>
-            </w:tcMar>
-            <w:shd w:fill="F8FBFE"/>
-          </w:tcPr>
-          <w:p>
-            <w:r>
-              <w:rPr>
-                <w:rFonts w:ascii="Arial" w:hAnsi="Arial"/>
-                <w:sz w:val="17"/>
-              </w:rPr>
-              <w:t>HU-30</w:t>
-            </w:r>
-          </w:p>
-        </w:tc>
-        <w:tc>
-          <w:tcPr>
-            <w:tcW w:type="dxa" w:w="2464"/>
-            <w:tcMar>
-              <w:top w:w="80" w:type="dxa"/>
-              <w:start w:w="90" w:type="dxa"/>
-              <w:bottom w:w="80" w:type="dxa"/>
-              <w:end w:w="90" w:type="dxa"/>
-            </w:tcMar>
-            <w:shd w:fill="F8FBFE"/>
-          </w:tcPr>
-          <w:p>
-            <w:r>
-              <w:rPr>
-                <w:rFonts w:ascii="Arial" w:hAnsi="Arial"/>
-                <w:sz w:val="17"/>
-              </w:rPr>
-              <w:t>Visualizar dashboard general</w:t>
-            </w:r>
-          </w:p>
-        </w:tc>
-        <w:tc>
-          <w:tcPr>
-            <w:tcW w:type="dxa" w:w="2464"/>
-            <w:tcMar>
-              <w:top w:w="80" w:type="dxa"/>
-              <w:start w:w="90" w:type="dxa"/>
-              <w:bottom w:w="80" w:type="dxa"/>
-              <w:end w:w="90" w:type="dxa"/>
-            </w:tcMar>
-            <w:shd w:fill="F8FBFE"/>
-          </w:tcPr>
-          <w:p>
-            <w:r>
-              <w:rPr>
-                <w:rFonts w:ascii="Arial" w:hAnsi="Arial"/>
-                <w:sz w:val="17"/>
-              </w:rPr>
-              <w:t>Alexander</w:t>
-            </w:r>
-          </w:p>
-        </w:tc>
-        <w:tc>
-          <w:tcPr>
-            <w:tcW w:type="dxa" w:w="2464"/>
-            <w:tcMar>
-              <w:top w:w="80" w:type="dxa"/>
-              <w:start w:w="90" w:type="dxa"/>
-              <w:bottom w:w="80" w:type="dxa"/>
-              <w:end w:w="90" w:type="dxa"/>
-            </w:tcMar>
-            <w:shd w:fill="F8FBFE"/>
-          </w:tcPr>
-          <w:p>
-            <w:r>
-              <w:rPr>
-                <w:rFonts w:ascii="Arial" w:hAnsi="Arial"/>
-                <w:sz w:val="17"/>
-              </w:rPr>
-              <w:t>Product Backlog</w:t>
-            </w:r>
-          </w:p>
-        </w:tc>
-      </w:tr>
-      <w:tr>
-        <w:tc>
-          <w:tcPr>
-            <w:tcW w:type="dxa" w:w="2464"/>
-            <w:tcMar>
-              <w:top w:w="80" w:type="dxa"/>
-              <w:start w:w="90" w:type="dxa"/>
-              <w:bottom w:w="80" w:type="dxa"/>
-              <w:end w:w="90" w:type="dxa"/>
-            </w:tcMar>
-          </w:tcPr>
-          <w:p>
-            <w:r>
-              <w:rPr>
-                <w:rFonts w:ascii="Arial" w:hAnsi="Arial"/>
-                <w:sz w:val="17"/>
-              </w:rPr>
-              <w:t>HU-31</w:t>
-            </w:r>
-          </w:p>
-        </w:tc>
-        <w:tc>
-          <w:tcPr>
-            <w:tcW w:type="dxa" w:w="2464"/>
-            <w:tcMar>
-              <w:top w:w="80" w:type="dxa"/>
-              <w:start w:w="90" w:type="dxa"/>
-              <w:bottom w:w="80" w:type="dxa"/>
-              <w:end w:w="90" w:type="dxa"/>
-            </w:tcMar>
-          </w:tcPr>
-          <w:p>
-            <w:r>
-              <w:rPr>
-                <w:rFonts w:ascii="Arial" w:hAnsi="Arial"/>
-                <w:sz w:val="17"/>
-              </w:rPr>
-              <w:t>Consultar reportes de ventas</w:t>
-            </w:r>
-          </w:p>
-        </w:tc>
-        <w:tc>
-          <w:tcPr>
-            <w:tcW w:type="dxa" w:w="2464"/>
-            <w:tcMar>
-              <w:top w:w="80" w:type="dxa"/>
-              <w:start w:w="90" w:type="dxa"/>
-              <w:bottom w:w="80" w:type="dxa"/>
-              <w:end w:w="90" w:type="dxa"/>
-            </w:tcMar>
-          </w:tcPr>
-          <w:p>
-            <w:r>
-              <w:rPr>
-                <w:rFonts w:ascii="Arial" w:hAnsi="Arial"/>
-                <w:sz w:val="17"/>
-              </w:rPr>
-              <w:t>Alexander</w:t>
-            </w:r>
-          </w:p>
-        </w:tc>
-        <w:tc>
-          <w:tcPr>
-            <w:tcW w:type="dxa" w:w="2464"/>
-            <w:tcMar>
-              <w:top w:w="80" w:type="dxa"/>
-              <w:start w:w="90" w:type="dxa"/>
-              <w:bottom w:w="80" w:type="dxa"/>
-              <w:end w:w="90" w:type="dxa"/>
-            </w:tcMar>
-          </w:tcPr>
-          <w:p>
-            <w:r>
-              <w:rPr>
-                <w:rFonts w:ascii="Arial" w:hAnsi="Arial"/>
-                <w:sz w:val="17"/>
-              </w:rPr>
-              <w:t>Product Backlog</w:t>
-            </w:r>
-          </w:p>
-        </w:tc>
-      </w:tr>
-      <w:tr>
-        <w:tc>
-          <w:tcPr>
-            <w:tcW w:type="dxa" w:w="2464"/>
-            <w:tcMar>
-              <w:top w:w="80" w:type="dxa"/>
-              <w:start w:w="90" w:type="dxa"/>
-              <w:bottom w:w="80" w:type="dxa"/>
-              <w:end w:w="90" w:type="dxa"/>
-            </w:tcMar>
-            <w:shd w:fill="F8FBFE"/>
-          </w:tcPr>
-          <w:p>
-            <w:r>
-              <w:rPr>
-                <w:rFonts w:ascii="Arial" w:hAnsi="Arial"/>
-                <w:sz w:val="17"/>
-              </w:rPr>
-              <w:t>HU-32</w:t>
-            </w:r>
-          </w:p>
-        </w:tc>
-        <w:tc>
-          <w:tcPr>
-            <w:tcW w:type="dxa" w:w="2464"/>
-            <w:tcMar>
-              <w:top w:w="80" w:type="dxa"/>
-              <w:start w:w="90" w:type="dxa"/>
-              <w:bottom w:w="80" w:type="dxa"/>
-              <w:end w:w="90" w:type="dxa"/>
-            </w:tcMar>
-            <w:shd w:fill="F8FBFE"/>
-          </w:tcPr>
-          <w:p>
-            <w:r>
-              <w:rPr>
-                <w:rFonts w:ascii="Arial" w:hAnsi="Arial"/>
-                <w:sz w:val="17"/>
-              </w:rPr>
-              <w:t>Consultar reportes de inventario</w:t>
-            </w:r>
-          </w:p>
-        </w:tc>
-        <w:tc>
-          <w:tcPr>
-            <w:tcW w:type="dxa" w:w="2464"/>
-            <w:tcMar>
-              <w:top w:w="80" w:type="dxa"/>
-              <w:start w:w="90" w:type="dxa"/>
-              <w:bottom w:w="80" w:type="dxa"/>
-              <w:end w:w="90" w:type="dxa"/>
-            </w:tcMar>
-            <w:shd w:fill="F8FBFE"/>
-          </w:tcPr>
-          <w:p>
-            <w:r>
-              <w:rPr>
-                <w:rFonts w:ascii="Arial" w:hAnsi="Arial"/>
-                <w:sz w:val="17"/>
-              </w:rPr>
-              <w:t>Alexander</w:t>
-            </w:r>
-          </w:p>
-        </w:tc>
-        <w:tc>
-          <w:tcPr>
-            <w:tcW w:type="dxa" w:w="2464"/>
-            <w:tcMar>
-              <w:top w:w="80" w:type="dxa"/>
-              <w:start w:w="90" w:type="dxa"/>
-              <w:bottom w:w="80" w:type="dxa"/>
-              <w:end w:w="90" w:type="dxa"/>
-            </w:tcMar>
-            <w:shd w:fill="F8FBFE"/>
-          </w:tcPr>
-          <w:p>
-            <w:r>
-              <w:rPr>
-                <w:rFonts w:ascii="Arial" w:hAnsi="Arial"/>
-                <w:sz w:val="17"/>
-              </w:rPr>
-              <w:t>Product Backlog</w:t>
-            </w:r>
-          </w:p>
-        </w:tc>
-      </w:tr>
-      <w:tr>
-        <w:tc>
-          <w:tcPr>
-            <w:tcW w:type="dxa" w:w="2464"/>
-            <w:tcMar>
-              <w:top w:w="80" w:type="dxa"/>
-              <w:start w:w="90" w:type="dxa"/>
-              <w:bottom w:w="80" w:type="dxa"/>
-              <w:end w:w="90" w:type="dxa"/>
-            </w:tcMar>
-          </w:tcPr>
-          <w:p>
-            <w:r>
-              <w:rPr>
-                <w:rFonts w:ascii="Arial" w:hAnsi="Arial"/>
-                <w:sz w:val="17"/>
-              </w:rPr>
-              <w:t>HU-33</w:t>
-            </w:r>
-          </w:p>
-        </w:tc>
-        <w:tc>
-          <w:tcPr>
-            <w:tcW w:type="dxa" w:w="2464"/>
-            <w:tcMar>
-              <w:top w:w="80" w:type="dxa"/>
-              <w:start w:w="90" w:type="dxa"/>
-              <w:bottom w:w="80" w:type="dxa"/>
-              <w:end w:w="90" w:type="dxa"/>
-            </w:tcMar>
-          </w:tcPr>
-          <w:p>
-            <w:r>
-              <w:rPr>
-                <w:rFonts w:ascii="Arial" w:hAnsi="Arial"/>
-                <w:sz w:val="17"/>
-              </w:rPr>
-              <w:t>Utilizar apoyo de IA visual</w:t>
-            </w:r>
-          </w:p>
-        </w:tc>
-        <w:tc>
-          <w:tcPr>
-            <w:tcW w:type="dxa" w:w="2464"/>
-            <w:tcMar>
-              <w:top w:w="80" w:type="dxa"/>
-              <w:start w:w="90" w:type="dxa"/>
-              <w:bottom w:w="80" w:type="dxa"/>
-              <w:end w:w="90" w:type="dxa"/>
-            </w:tcMar>
-          </w:tcPr>
-          <w:p>
-            <w:r>
-              <w:rPr>
-                <w:rFonts w:ascii="Arial" w:hAnsi="Arial"/>
-                <w:sz w:val="17"/>
-              </w:rPr>
-              <w:t>Alexander</w:t>
-            </w:r>
-          </w:p>
-        </w:tc>
-        <w:tc>
-          <w:tcPr>
-            <w:tcW w:type="dxa" w:w="2464"/>
-            <w:tcMar>
-              <w:top w:w="80" w:type="dxa"/>
-              <w:start w:w="90" w:type="dxa"/>
-              <w:bottom w:w="80" w:type="dxa"/>
-              <w:end w:w="90" w:type="dxa"/>
-            </w:tcMar>
-          </w:tcPr>
-          <w:p>
-            <w:r>
-              <w:rPr>
-                <w:rFonts w:ascii="Arial" w:hAnsi="Arial"/>
-                <w:sz w:val="17"/>
-              </w:rPr>
-              <w:t>PB / sujeto a validación de alcance</w:t>
-            </w:r>
-          </w:p>
-        </w:tc>
-      </w:tr>
-      <w:tr>
-        <w:tc>
-          <w:tcPr>
-            <w:tcW w:type="dxa" w:w="2464"/>
-            <w:tcMar>
-              <w:top w:w="80" w:type="dxa"/>
-              <w:start w:w="90" w:type="dxa"/>
-              <w:bottom w:w="80" w:type="dxa"/>
-              <w:end w:w="90" w:type="dxa"/>
-            </w:tcMar>
-            <w:shd w:fill="F8FBFE"/>
-          </w:tcPr>
-          <w:p>
-            <w:r>
-              <w:rPr>
-                <w:rFonts w:ascii="Arial" w:hAnsi="Arial"/>
-                <w:sz w:val="17"/>
-              </w:rPr>
-              <w:t>ET-03</w:t>
-            </w:r>
-          </w:p>
-        </w:tc>
-        <w:tc>
-          <w:tcPr>
-            <w:tcW w:type="dxa" w:w="2464"/>
-            <w:tcMar>
-              <w:top w:w="80" w:type="dxa"/>
-              <w:start w:w="90" w:type="dxa"/>
-              <w:bottom w:w="80" w:type="dxa"/>
-              <w:end w:w="90" w:type="dxa"/>
-            </w:tcMar>
-            <w:shd w:fill="F8FBFE"/>
-          </w:tcPr>
-          <w:p>
-            <w:r>
-              <w:rPr>
-                <w:rFonts w:ascii="Arial" w:hAnsi="Arial"/>
-                <w:sz w:val="17"/>
-              </w:rPr>
-              <w:t>Mejorar experiencia responsive</w:t>
-            </w:r>
-          </w:p>
-        </w:tc>
-        <w:tc>
-          <w:tcPr>
-            <w:tcW w:type="dxa" w:w="2464"/>
-            <w:tcMar>
-              <w:top w:w="80" w:type="dxa"/>
-              <w:start w:w="90" w:type="dxa"/>
-              <w:bottom w:w="80" w:type="dxa"/>
-              <w:end w:w="90" w:type="dxa"/>
-            </w:tcMar>
-            <w:shd w:fill="F8FBFE"/>
-          </w:tcPr>
-          <w:p>
-            <w:r>
-              <w:rPr>
-                <w:rFonts w:ascii="Arial" w:hAnsi="Arial"/>
-                <w:sz w:val="17"/>
-              </w:rPr>
-              <w:t>Camilo</w:t>
-            </w:r>
-          </w:p>
-        </w:tc>
-        <w:tc>
-          <w:tcPr>
-            <w:tcW w:type="dxa" w:w="2464"/>
-            <w:tcMar>
-              <w:top w:w="80" w:type="dxa"/>
-              <w:start w:w="90" w:type="dxa"/>
-              <w:bottom w:w="80" w:type="dxa"/>
-              <w:end w:w="90" w:type="dxa"/>
-            </w:tcMar>
-            <w:shd w:fill="F8FBFE"/>
-          </w:tcPr>
-          <w:p>
-            <w:r>
-              <w:rPr>
-                <w:rFonts w:ascii="Arial" w:hAnsi="Arial"/>
-                <w:sz w:val="17"/>
-              </w:rPr>
-              <w:t>Product Backlog</w:t>
-            </w:r>
-          </w:p>
-        </w:tc>
-      </w:tr>
-      <w:tr>
-        <w:tc>
-          <w:tcPr>
-            <w:tcW w:type="dxa" w:w="2464"/>
-            <w:tcMar>
-              <w:top w:w="80" w:type="dxa"/>
-              <w:start w:w="90" w:type="dxa"/>
-              <w:bottom w:w="80" w:type="dxa"/>
-              <w:end w:w="90" w:type="dxa"/>
-            </w:tcMar>
-          </w:tcPr>
-          <w:p>
-            <w:r>
-              <w:rPr>
-                <w:rFonts w:ascii="Arial" w:hAnsi="Arial"/>
-                <w:sz w:val="17"/>
-              </w:rPr>
-              <w:t>ET-04</w:t>
-            </w:r>
-          </w:p>
-        </w:tc>
-        <w:tc>
-          <w:tcPr>
-            <w:tcW w:type="dxa" w:w="2464"/>
-            <w:tcMar>
-              <w:top w:w="80" w:type="dxa"/>
-              <w:start w:w="90" w:type="dxa"/>
-              <w:bottom w:w="80" w:type="dxa"/>
-              <w:end w:w="90" w:type="dxa"/>
-            </w:tcMar>
-          </w:tcPr>
-          <w:p>
-            <w:r>
-              <w:rPr>
-                <w:rFonts w:ascii="Arial" w:hAnsi="Arial"/>
-                <w:sz w:val="17"/>
-              </w:rPr>
-              <w:t>Fortalecer autorización y seguridad</w:t>
-            </w:r>
-          </w:p>
-        </w:tc>
-        <w:tc>
-          <w:tcPr>
-            <w:tcW w:type="dxa" w:w="2464"/>
-            <w:tcMar>
-              <w:top w:w="80" w:type="dxa"/>
-              <w:start w:w="90" w:type="dxa"/>
-              <w:bottom w:w="80" w:type="dxa"/>
-              <w:end w:w="90" w:type="dxa"/>
-            </w:tcMar>
-          </w:tcPr>
-          <w:p>
-            <w:r>
-              <w:rPr>
-                <w:rFonts w:ascii="Arial" w:hAnsi="Arial"/>
-                <w:sz w:val="17"/>
-              </w:rPr>
-              <w:t>Camilo</w:t>
-            </w:r>
-          </w:p>
-        </w:tc>
-        <w:tc>
-          <w:tcPr>
-            <w:tcW w:type="dxa" w:w="2464"/>
-            <w:tcMar>
-              <w:top w:w="80" w:type="dxa"/>
-              <w:start w:w="90" w:type="dxa"/>
-              <w:bottom w:w="80" w:type="dxa"/>
-              <w:end w:w="90" w:type="dxa"/>
-            </w:tcMar>
-          </w:tcPr>
-          <w:p>
-            <w:r>
-              <w:rPr>
-                <w:rFonts w:ascii="Arial" w:hAnsi="Arial"/>
-                <w:sz w:val="17"/>
-              </w:rPr>
-              <w:t>Product Backlog</w:t>
-            </w:r>
-          </w:p>
-        </w:tc>
-      </w:tr>
-      <w:tr>
-        <w:tc>
-          <w:tcPr>
-            <w:tcW w:type="dxa" w:w="2464"/>
-            <w:tcMar>
-              <w:top w:w="80" w:type="dxa"/>
-              <w:start w:w="90" w:type="dxa"/>
-              <w:bottom w:w="80" w:type="dxa"/>
-              <w:end w:w="90" w:type="dxa"/>
-            </w:tcMar>
-            <w:shd w:fill="F8FBFE"/>
-          </w:tcPr>
-          <w:p>
-            <w:r>
-              <w:rPr>
-                <w:rFonts w:ascii="Arial" w:hAnsi="Arial"/>
-                <w:sz w:val="17"/>
-              </w:rPr>
-              <w:t>ET-05</w:t>
-            </w:r>
-          </w:p>
-        </w:tc>
-        <w:tc>
-          <w:tcPr>
-            <w:tcW w:type="dxa" w:w="2464"/>
-            <w:tcMar>
-              <w:top w:w="80" w:type="dxa"/>
-              <w:start w:w="90" w:type="dxa"/>
-              <w:bottom w:w="80" w:type="dxa"/>
-              <w:end w:w="90" w:type="dxa"/>
-            </w:tcMar>
-            <w:shd w:fill="F8FBFE"/>
-          </w:tcPr>
-          <w:p>
-            <w:r>
-              <w:rPr>
-                <w:rFonts w:ascii="Arial" w:hAnsi="Arial"/>
-                <w:sz w:val="17"/>
-              </w:rPr>
-              <w:t>Preparar Release Candidate</w:t>
-            </w:r>
-          </w:p>
-        </w:tc>
-        <w:tc>
-          <w:tcPr>
-            <w:tcW w:type="dxa" w:w="2464"/>
-            <w:tcMar>
-              <w:top w:w="80" w:type="dxa"/>
-              <w:start w:w="90" w:type="dxa"/>
-              <w:bottom w:w="80" w:type="dxa"/>
-              <w:end w:w="90" w:type="dxa"/>
-            </w:tcMar>
-            <w:shd w:fill="F8FBFE"/>
-          </w:tcPr>
-          <w:p>
-            <w:r>
-              <w:rPr>
-                <w:rFonts w:ascii="Arial" w:hAnsi="Arial"/>
-                <w:sz w:val="17"/>
-              </w:rPr>
-              <w:t>Camilo</w:t>
-            </w:r>
-          </w:p>
-        </w:tc>
-        <w:tc>
-          <w:tcPr>
-            <w:tcW w:type="dxa" w:w="2464"/>
-            <w:tcMar>
-              <w:top w:w="80" w:type="dxa"/>
-              <w:start w:w="90" w:type="dxa"/>
-              <w:bottom w:w="80" w:type="dxa"/>
-              <w:end w:w="90" w:type="dxa"/>
-            </w:tcMar>
-            <w:shd w:fill="F8FBFE"/>
-          </w:tcPr>
-          <w:p>
-            <w:r>
-              <w:rPr>
-                <w:rFonts w:ascii="Arial" w:hAnsi="Arial"/>
-                <w:sz w:val="17"/>
-              </w:rPr>
-              <w:t>Product Backlog</w:t>
-            </w:r>
-          </w:p>
-        </w:tc>
-      </w:tr>
-      <w:tr>
-        <w:tc>
-          <w:tcPr>
-            <w:tcW w:type="dxa" w:w="2464"/>
-            <w:tcMar>
-              <w:top w:w="80" w:type="dxa"/>
-              <w:start w:w="90" w:type="dxa"/>
-              <w:bottom w:w="80" w:type="dxa"/>
-              <w:end w:w="90" w:type="dxa"/>
-            </w:tcMar>
-          </w:tcPr>
-          <w:p>
-            <w:r>
-              <w:rPr>
-                <w:rFonts w:ascii="Arial" w:hAnsi="Arial"/>
-                <w:sz w:val="17"/>
-              </w:rPr>
-              <w:t>ET-06</w:t>
-            </w:r>
-          </w:p>
-        </w:tc>
-        <w:tc>
-          <w:tcPr>
-            <w:tcW w:type="dxa" w:w="2464"/>
-            <w:tcMar>
-              <w:top w:w="80" w:type="dxa"/>
-              <w:start w:w="90" w:type="dxa"/>
-              <w:bottom w:w="80" w:type="dxa"/>
-              <w:end w:w="90" w:type="dxa"/>
-            </w:tcMar>
-          </w:tcPr>
-          <w:p>
-            <w:r>
-              <w:rPr>
-                <w:rFonts w:ascii="Arial" w:hAnsi="Arial"/>
-                <w:sz w:val="17"/>
-              </w:rPr>
-              <w:t>Ejecutar validación integral</w:t>
-            </w:r>
-          </w:p>
-        </w:tc>
-        <w:tc>
-          <w:tcPr>
-            <w:tcW w:type="dxa" w:w="2464"/>
-            <w:tcMar>
-              <w:top w:w="80" w:type="dxa"/>
-              <w:start w:w="90" w:type="dxa"/>
-              <w:bottom w:w="80" w:type="dxa"/>
-              <w:end w:w="90" w:type="dxa"/>
-            </w:tcMar>
-          </w:tcPr>
-          <w:p>
-            <w:r>
-              <w:rPr>
-                <w:rFonts w:ascii="Arial" w:hAnsi="Arial"/>
-                <w:sz w:val="17"/>
-              </w:rPr>
-              <w:t>Camilo</w:t>
-            </w:r>
-          </w:p>
-        </w:tc>
-        <w:tc>
-          <w:tcPr>
-            <w:tcW w:type="dxa" w:w="2464"/>
-            <w:tcMar>
-              <w:top w:w="80" w:type="dxa"/>
-              <w:start w:w="90" w:type="dxa"/>
-              <w:bottom w:w="80" w:type="dxa"/>
-              <w:end w:w="90" w:type="dxa"/>
-            </w:tcMar>
-          </w:tcPr>
-          <w:p>
-            <w:r>
-              <w:rPr>
-                <w:rFonts w:ascii="Arial" w:hAnsi="Arial"/>
-                <w:sz w:val="17"/>
-              </w:rPr>
-              <w:t>Product Backlog</w:t>
-            </w:r>
-          </w:p>
-        </w:tc>
-      </w:tr>
-      <w:tr>
-        <w:tc>
-          <w:tcPr>
-            <w:tcW w:type="dxa" w:w="2464"/>
-            <w:tcMar>
-              <w:top w:w="80" w:type="dxa"/>
-              <w:start w:w="90" w:type="dxa"/>
-              <w:bottom w:w="80" w:type="dxa"/>
-              <w:end w:w="90" w:type="dxa"/>
-            </w:tcMar>
-            <w:shd w:fill="F8FBFE"/>
-          </w:tcPr>
-          <w:p>
-            <w:r>
-              <w:rPr>
-                <w:rFonts w:ascii="Arial" w:hAnsi="Arial"/>
-                <w:sz w:val="17"/>
-              </w:rPr>
-              <w:t>ET-07</w:t>
-            </w:r>
-          </w:p>
-        </w:tc>
-        <w:tc>
-          <w:tcPr>
-            <w:tcW w:type="dxa" w:w="2464"/>
-            <w:tcMar>
-              <w:top w:w="80" w:type="dxa"/>
-              <w:start w:w="90" w:type="dxa"/>
-              <w:bottom w:w="80" w:type="dxa"/>
-              <w:end w:w="90" w:type="dxa"/>
-            </w:tcMar>
-            <w:shd w:fill="F8FBFE"/>
-          </w:tcPr>
-          <w:p>
-            <w:r>
-              <w:rPr>
-                <w:rFonts w:ascii="Arial" w:hAnsi="Arial"/>
-                <w:sz w:val="17"/>
-              </w:rPr>
-              <w:t>Ejecutar UAT con Product Owner</w:t>
-            </w:r>
-          </w:p>
-        </w:tc>
-        <w:tc>
-          <w:tcPr>
-            <w:tcW w:type="dxa" w:w="2464"/>
-            <w:tcMar>
-              <w:top w:w="80" w:type="dxa"/>
-              <w:start w:w="90" w:type="dxa"/>
-              <w:bottom w:w="80" w:type="dxa"/>
-              <w:end w:w="90" w:type="dxa"/>
-            </w:tcMar>
-            <w:shd w:fill="F8FBFE"/>
-          </w:tcPr>
-          <w:p>
-            <w:r>
-              <w:rPr>
-                <w:rFonts w:ascii="Arial" w:hAnsi="Arial"/>
-                <w:sz w:val="17"/>
-              </w:rPr>
-              <w:t>Alexander</w:t>
-            </w:r>
-          </w:p>
-        </w:tc>
-        <w:tc>
-          <w:tcPr>
-            <w:tcW w:type="dxa" w:w="2464"/>
-            <w:tcMar>
-              <w:top w:w="80" w:type="dxa"/>
-              <w:start w:w="90" w:type="dxa"/>
-              <w:bottom w:w="80" w:type="dxa"/>
-              <w:end w:w="90" w:type="dxa"/>
-            </w:tcMar>
-            <w:shd w:fill="F8FBFE"/>
-          </w:tcPr>
-          <w:p>
-            <w:r>
-              <w:rPr>
-                <w:rFonts w:ascii="Arial" w:hAnsi="Arial"/>
-                <w:sz w:val="17"/>
-              </w:rPr>
-              <w:t>Product Backlog</w:t>
-            </w:r>
-          </w:p>
-        </w:tc>
-      </w:tr>
-      <w:tr>
-        <w:tc>
-          <w:tcPr>
-            <w:tcW w:type="dxa" w:w="2464"/>
-            <w:tcMar>
-              <w:top w:w="80" w:type="dxa"/>
-              <w:start w:w="90" w:type="dxa"/>
-              <w:bottom w:w="80" w:type="dxa"/>
-              <w:end w:w="90" w:type="dxa"/>
-            </w:tcMar>
-          </w:tcPr>
-          <w:p>
-            <w:r>
-              <w:rPr>
-                <w:rFonts w:ascii="Arial" w:hAnsi="Arial"/>
-                <w:sz w:val="17"/>
-              </w:rPr>
-              <w:t>DOC-01</w:t>
-            </w:r>
-          </w:p>
-        </w:tc>
-        <w:tc>
-          <w:tcPr>
-            <w:tcW w:type="dxa" w:w="2464"/>
-            <w:tcMar>
-              <w:top w:w="80" w:type="dxa"/>
-              <w:start w:w="90" w:type="dxa"/>
-              <w:bottom w:w="80" w:type="dxa"/>
-              <w:end w:w="90" w:type="dxa"/>
-            </w:tcMar>
-          </w:tcPr>
-          <w:p>
-            <w:r>
-              <w:rPr>
-                <w:rFonts w:ascii="Arial" w:hAnsi="Arial"/>
-                <w:sz w:val="17"/>
-              </w:rPr>
-              <w:t>Preparar documentación de entrega</w:t>
-            </w:r>
-          </w:p>
-        </w:tc>
-        <w:tc>
-          <w:tcPr>
-            <w:tcW w:type="dxa" w:w="2464"/>
-            <w:tcMar>
-              <w:top w:w="80" w:type="dxa"/>
-              <w:start w:w="90" w:type="dxa"/>
-              <w:bottom w:w="80" w:type="dxa"/>
-              <w:end w:w="90" w:type="dxa"/>
-            </w:tcMar>
-          </w:tcPr>
-          <w:p>
-            <w:r>
-              <w:rPr>
-                <w:rFonts w:ascii="Arial" w:hAnsi="Arial"/>
-                <w:sz w:val="17"/>
-              </w:rPr>
-              <w:t>Samuel</w:t>
-            </w:r>
-          </w:p>
-        </w:tc>
-        <w:tc>
-          <w:tcPr>
-            <w:tcW w:type="dxa" w:w="2464"/>
-            <w:tcMar>
-              <w:top w:w="80" w:type="dxa"/>
-              <w:start w:w="90" w:type="dxa"/>
-              <w:bottom w:w="80" w:type="dxa"/>
-              <w:end w:w="90" w:type="dxa"/>
-            </w:tcMar>
-          </w:tcPr>
-          <w:p>
-            <w:r>
-              <w:rPr>
-                <w:rFonts w:ascii="Arial" w:hAnsi="Arial"/>
-                <w:sz w:val="17"/>
-              </w:rPr>
-              <w:t>Product Backlog</w:t>
-            </w:r>
-          </w:p>
-        </w:tc>
-      </w:tr>
-      <w:tr>
-        <w:tc>
-          <w:tcPr>
-            <w:tcW w:type="dxa" w:w="2464"/>
-            <w:tcMar>
-              <w:top w:w="80" w:type="dxa"/>
-              <w:start w:w="90" w:type="dxa"/>
-              <w:bottom w:w="80" w:type="dxa"/>
-              <w:end w:w="90" w:type="dxa"/>
-            </w:tcMar>
-            <w:shd w:fill="F8FBFE"/>
-          </w:tcPr>
-          <w:p>
-            <w:r>
-              <w:rPr>
-                <w:rFonts w:ascii="Arial" w:hAnsi="Arial"/>
-                <w:sz w:val="17"/>
-              </w:rPr>
-              <w:t>REL-01</w:t>
-            </w:r>
-          </w:p>
-        </w:tc>
-        <w:tc>
-          <w:tcPr>
-            <w:tcW w:type="dxa" w:w="2464"/>
-            <w:tcMar>
-              <w:top w:w="80" w:type="dxa"/>
-              <w:start w:w="90" w:type="dxa"/>
-              <w:bottom w:w="80" w:type="dxa"/>
-              <w:end w:w="90" w:type="dxa"/>
-            </w:tcMar>
-            <w:shd w:fill="F8FBFE"/>
-          </w:tcPr>
-          <w:p>
-            <w:r>
-              <w:rPr>
-                <w:rFonts w:ascii="Arial" w:hAnsi="Arial"/>
-                <w:sz w:val="17"/>
-              </w:rPr>
-              <w:t>Desplegar versión final</w:t>
-            </w:r>
-          </w:p>
-        </w:tc>
-        <w:tc>
-          <w:tcPr>
-            <w:tcW w:type="dxa" w:w="2464"/>
-            <w:tcMar>
-              <w:top w:w="80" w:type="dxa"/>
-              <w:start w:w="90" w:type="dxa"/>
-              <w:bottom w:w="80" w:type="dxa"/>
-              <w:end w:w="90" w:type="dxa"/>
-            </w:tcMar>
-            <w:shd w:fill="F8FBFE"/>
-          </w:tcPr>
-          <w:p>
-            <w:r>
-              <w:rPr>
-                <w:rFonts w:ascii="Arial" w:hAnsi="Arial"/>
-                <w:sz w:val="17"/>
-              </w:rPr>
-              <w:t>Camilo</w:t>
-            </w:r>
-          </w:p>
-        </w:tc>
-        <w:tc>
-          <w:tcPr>
-            <w:tcW w:type="dxa" w:w="2464"/>
-            <w:tcMar>
-              <w:top w:w="80" w:type="dxa"/>
-              <w:start w:w="90" w:type="dxa"/>
-              <w:bottom w:w="80" w:type="dxa"/>
-              <w:end w:w="90" w:type="dxa"/>
-            </w:tcMar>
-            <w:shd w:fill="F8FBFE"/>
-          </w:tcPr>
-          <w:p>
-            <w:r>
-              <w:rPr>
-                <w:rFonts w:ascii="Arial" w:hAnsi="Arial"/>
-                <w:sz w:val="17"/>
-              </w:rPr>
-              <w:t>Product Backlog</w:t>
-            </w:r>
-          </w:p>
-        </w:tc>
-      </w:tr>
-    </w:tbl>
-    <w:p/>
-    <w:tbl>
-      <w:tblPr>
-        <w:tblStyle w:val="TableGrid"/>
-        <w:tblW w:type="auto" w:w="0"/>
-        <w:jc w:val="center"/>
-        <w:tblLook w:firstColumn="1" w:firstRow="1" w:lastColumn="0" w:lastRow="0" w:noHBand="0" w:noVBand="1" w:val="04A0"/>
-      </w:tblPr>
-      <w:tblGrid>
-        <w:gridCol w:w="9858"/>
-      </w:tblGrid>
-      <w:tr>
-        <w:tc>
-          <w:tcPr>
-            <w:tcW w:type="dxa" w:w="9858"/>
-            <w:shd w:fill="EAF2F8"/>
-            <w:tcMar>
-              <w:top w:w="100" w:type="dxa"/>
-              <w:start w:w="140" w:type="dxa"/>
-              <w:bottom w:w="100" w:type="dxa"/>
-              <w:end w:w="140" w:type="dxa"/>
-            </w:tcMar>
-          </w:tcPr>
-          <w:p>
-            <w:r>
-              <w:rPr>
-                <w:b/>
-                <w:color w:val="2F5597"/>
-              </w:rPr>
-              <w:t xml:space="preserve">Nota: </w:t>
-            </w:r>
-            <w:r>
-              <w:t>El tablero también conserva Product Goal y Definition of Done como tarjetas de referencia. Los elementos futuros no están comprometidos a Sprints 5–8 hasta sus Planning.</w:t>
-            </w:r>
-          </w:p>
-        </w:tc>
-      </w:tr>
-    </w:tbl>
-    <w:p/>
+      <w:bookmarkStart w:id="4" w:name="h4"/>
+      <w:r>
+        <w:t>4 Historias de usuario y criterios desarrollados</w:t>
+      </w:r>
+      <w:bookmarkEnd w:id="4"/>
+    </w:p>
+    <w:p>
+      <w:r>
+        <w:t>Las condiciones siguientes son un refinamiento documental para validar con el equipo. Cada verificación conserva datos iniciales, acción y resultado, incluyendo rechazos y recursos ajenos. La elaboración de criterios no acredita una nueva ejecución ni modifica el estado histórico de la historia.</w:t>
+      </w:r>
+    </w:p>
+    <w:p>
+      <w:pPr>
+        <w:pStyle w:val="Heading2"/>
+      </w:pPr>
+      <w:bookmarkStart w:id="5" w:name="h5"/>
+      <w:r>
+        <w:t>4.1 HU01 Autenticarse en Localito</w:t>
+      </w:r>
+      <w:bookmarkEnd w:id="5"/>
+    </w:p>
+    <w:p>
+      <w:r>
+        <w:t>Como usuario, quiero autenticarse en localito para acceder a las operaciones de mi negocio.</w:t>
+      </w:r>
+    </w:p>
+    <w:p>
+      <w:r>
+        <w:t>Estado al corte: Hecho según el registro documental del Sprint 1. Responsable documental: Camilo.</w:t>
+      </w:r>
+    </w:p>
+    <w:p>
+      <w:pPr>
+        <w:pStyle w:val="ListBullet"/>
+        <w:spacing w:after="80"/>
+      </w:pPr>
+      <w:r>
+        <w:t>Credenciales válidas devuelven una sesión y contexto del usuario.</w:t>
+      </w:r>
+    </w:p>
+    <w:p>
+      <w:pPr>
+        <w:pStyle w:val="ListBullet"/>
+        <w:spacing w:after="80"/>
+      </w:pPr>
+      <w:r>
+        <w:t>credenciales incorrectas se rechazan sin revelar el hash.</w:t>
+      </w:r>
+    </w:p>
+    <w:p>
+      <w:pPr>
+        <w:pStyle w:val="ListBullet"/>
+        <w:spacing w:after="80"/>
+      </w:pPr>
+      <w:r>
+        <w:t>una sesión ausente no accede a endpoints protegidos.</w:t>
+      </w:r>
+    </w:p>
+    <w:p>
+      <w:r>
+        <w:t>Evidencia técnica a revisar: auth.ts y server.ts.</w:t>
+      </w:r>
+    </w:p>
+    <w:p>
+      <w:pPr>
+        <w:pStyle w:val="Heading2"/>
+      </w:pPr>
+      <w:bookmarkStart w:id="6" w:name="h6"/>
+      <w:r>
+        <w:t>4.2 HU02 Gestionar roles y permisos</w:t>
+      </w:r>
+      <w:bookmarkEnd w:id="6"/>
+    </w:p>
+    <w:p>
+      <w:r>
+        <w:t>Como dueño, quiero gestionar roles y permisos para delimitar las acciones de mis vendedores.</w:t>
+      </w:r>
+    </w:p>
+    <w:p>
+      <w:r>
+        <w:t>Estado al corte: Hecho según el registro documental del Sprint 1. Responsable documental: Camilo.</w:t>
+      </w:r>
+    </w:p>
+    <w:p>
+      <w:pPr>
+        <w:pStyle w:val="ListBullet"/>
+        <w:spacing w:after="80"/>
+      </w:pPr>
+      <w:r>
+        <w:t>Un vendedor no obtiene permisos administrativos por alterar el cliente.</w:t>
+      </w:r>
+    </w:p>
+    <w:p>
+      <w:pPr>
+        <w:pStyle w:val="ListBullet"/>
+        <w:spacing w:after="80"/>
+      </w:pPr>
+      <w:r>
+        <w:t>un owner autorizado accede a gestión.</w:t>
+      </w:r>
+    </w:p>
+    <w:p>
+      <w:pPr>
+        <w:pStyle w:val="ListBullet"/>
+        <w:spacing w:after="80"/>
+      </w:pPr>
+      <w:r>
+        <w:t>los endpoints rechazan un rol insuficiente con estado comprensible.</w:t>
+      </w:r>
+    </w:p>
+    <w:p>
+      <w:r>
+        <w:t>Evidencia técnica a revisar: requireRoles en server.ts.</w:t>
+      </w:r>
+    </w:p>
+    <w:p>
+      <w:pPr>
+        <w:pStyle w:val="Heading2"/>
+      </w:pPr>
+      <w:bookmarkStart w:id="7" w:name="h7"/>
+      <w:r>
+        <w:t>4.3 HU03 Aislar datos por negocio</w:t>
+      </w:r>
+      <w:bookmarkEnd w:id="7"/>
+    </w:p>
+    <w:p>
+      <w:r>
+        <w:t>Como dueño, quiero aislar datos por negocio para mantener separados mis registros.</w:t>
+      </w:r>
+    </w:p>
+    <w:p>
+      <w:r>
+        <w:t>Estado al corte: Hecho según el registro documental del Sprint 1. Responsable documental: Camilo.</w:t>
+      </w:r>
+    </w:p>
+    <w:p>
+      <w:pPr>
+        <w:pStyle w:val="ListBullet"/>
+        <w:spacing w:after="80"/>
+      </w:pPr>
+      <w:r>
+        <w:t>El negocio se deriva de la sesión.</w:t>
+      </w:r>
+    </w:p>
+    <w:p>
+      <w:pPr>
+        <w:pStyle w:val="ListBullet"/>
+        <w:spacing w:after="80"/>
+      </w:pPr>
+      <w:r>
+        <w:t>un producto ajeno no puede venderse ni modificarse.</w:t>
+      </w:r>
+    </w:p>
+    <w:p>
+      <w:pPr>
+        <w:pStyle w:val="ListBullet"/>
+        <w:spacing w:after="80"/>
+      </w:pPr>
+      <w:r>
+        <w:t>las consultas devuelven únicamente registros permitidos.</w:t>
+      </w:r>
+    </w:p>
+    <w:p>
+      <w:r>
+        <w:t>Evidencia técnica a revisar: tenantIdFromRequest y repository.ts.</w:t>
+      </w:r>
+    </w:p>
+    <w:p>
+      <w:pPr>
+        <w:pStyle w:val="Heading2"/>
+      </w:pPr>
+      <w:bookmarkStart w:id="8" w:name="h8"/>
+      <w:r>
+        <w:t>4.4 HU04 Gestionar negocio y local</w:t>
+      </w:r>
+      <w:bookmarkEnd w:id="8"/>
+    </w:p>
+    <w:p>
+      <w:r>
+        <w:t>Como dueño, quiero gestionar negocio y local para mantener información operativa vigente.</w:t>
+      </w:r>
+    </w:p>
+    <w:p>
+      <w:r>
+        <w:t>Estado al corte: Hecho según el registro documental del Sprint 2. Responsable documental: Camilo.</w:t>
+      </w:r>
+    </w:p>
+    <w:p>
+      <w:pPr>
+        <w:pStyle w:val="ListBullet"/>
+        <w:spacing w:after="80"/>
+      </w:pPr>
+      <w:r>
+        <w:t>Se guardan datos del negocio autenticado.</w:t>
+      </w:r>
+    </w:p>
+    <w:p>
+      <w:pPr>
+        <w:pStyle w:val="ListBullet"/>
+        <w:spacing w:after="80"/>
+      </w:pPr>
+      <w:r>
+        <w:t>campos y preferencias inválidos se rechazan.</w:t>
+      </w:r>
+    </w:p>
+    <w:p>
+      <w:pPr>
+        <w:pStyle w:val="ListBullet"/>
+        <w:spacing w:after="80"/>
+      </w:pPr>
+      <w:r>
+        <w:t>la edición no permite modificar otro negocio.</w:t>
+      </w:r>
+    </w:p>
+    <w:p>
+      <w:r>
+        <w:t>Evidencia técnica a revisar: /tenant y businessPreferences.ts.</w:t>
+      </w:r>
+    </w:p>
+    <w:p>
+      <w:pPr>
+        <w:pStyle w:val="Heading2"/>
+      </w:pPr>
+      <w:bookmarkStart w:id="9" w:name="h9"/>
+      <w:r>
+        <w:t>4.5 HU05 Administrar usuarios</w:t>
+      </w:r>
+      <w:bookmarkEnd w:id="9"/>
+    </w:p>
+    <w:p>
+      <w:r>
+        <w:t>Como dueño, quiero administrar usuarios para controlar cuentas del equipo.</w:t>
+      </w:r>
+    </w:p>
+    <w:p>
+      <w:r>
+        <w:t>Estado al corte: Hecho según el registro documental del Sprint 2. Responsable documental: Camilo.</w:t>
+      </w:r>
+    </w:p>
+    <w:p>
+      <w:pPr>
+        <w:pStyle w:val="ListBullet"/>
+        <w:spacing w:after="80"/>
+      </w:pPr>
+      <w:r>
+        <w:t>El usuario nuevo se vincula al negocio.</w:t>
+      </w:r>
+    </w:p>
+    <w:p>
+      <w:pPr>
+        <w:pStyle w:val="ListBullet"/>
+        <w:spacing w:after="80"/>
+      </w:pPr>
+      <w:r>
+        <w:t>se valida rol y contraseña.</w:t>
+      </w:r>
+    </w:p>
+    <w:p>
+      <w:pPr>
+        <w:pStyle w:val="ListBullet"/>
+        <w:spacing w:after="80"/>
+      </w:pPr>
+      <w:r>
+        <w:t>la desactivación limita acceso según la gestión de sesión existente.</w:t>
+      </w:r>
+    </w:p>
+    <w:p>
+      <w:r>
+        <w:t>Evidencia técnica a revisar: /users y repositorio.</w:t>
+      </w:r>
+    </w:p>
+    <w:p>
+      <w:pPr>
+        <w:pStyle w:val="Heading2"/>
+      </w:pPr>
+      <w:bookmarkStart w:id="10" w:name="h10"/>
+      <w:r>
+        <w:t>4.6 HU06 Gestionar categorías de productos</w:t>
+      </w:r>
+      <w:bookmarkEnd w:id="10"/>
+    </w:p>
+    <w:p>
+      <w:r>
+        <w:t>Como dueño, quiero gestionar categorías de productos para organizar el catálogo.</w:t>
+      </w:r>
+    </w:p>
+    <w:p>
+      <w:r>
+        <w:t>Estado al corte: Hecho según el registro documental del Sprint 2. Responsable documental: Camilo.</w:t>
+      </w:r>
+    </w:p>
+    <w:p>
+      <w:pPr>
+        <w:pStyle w:val="ListBullet"/>
+        <w:spacing w:after="80"/>
+      </w:pPr>
+      <w:r>
+        <w:t>Las categorías corresponden al negocio.</w:t>
+      </w:r>
+    </w:p>
+    <w:p>
+      <w:pPr>
+        <w:pStyle w:val="ListBullet"/>
+        <w:spacing w:after="80"/>
+      </w:pPr>
+      <w:r>
+        <w:t>un producto conserva relación válida.</w:t>
+      </w:r>
+    </w:p>
+    <w:p>
+      <w:pPr>
+        <w:pStyle w:val="ListBullet"/>
+        <w:spacing w:after="80"/>
+      </w:pPr>
+      <w:r>
+        <w:t>la consulta no mezcla categorías ajenas.</w:t>
+      </w:r>
+    </w:p>
+    <w:p>
+      <w:r>
+        <w:t>Evidencia técnica a revisar: categorias en schema.sql.</w:t>
+      </w:r>
+    </w:p>
+    <w:p>
+      <w:pPr>
+        <w:pStyle w:val="Heading2"/>
+      </w:pPr>
+      <w:bookmarkStart w:id="11" w:name="h11"/>
+      <w:r>
+        <w:t>4.7 HU07 Gestionar catálogo de productos</w:t>
+      </w:r>
+      <w:bookmarkEnd w:id="11"/>
+    </w:p>
+    <w:p>
+      <w:r>
+        <w:t>Como dueño, quiero gestionar catálogo de productos para vender productos con información vigente.</w:t>
+      </w:r>
+    </w:p>
+    <w:p>
+      <w:r>
+        <w:t>Estado al corte: Hecho según el registro documental del Sprint 2. Responsable documental: Camilo.</w:t>
+      </w:r>
+    </w:p>
+    <w:p>
+      <w:pPr>
+        <w:pStyle w:val="ListBullet"/>
+        <w:spacing w:after="80"/>
+      </w:pPr>
+      <w:r>
+        <w:t>Precio y datos obligatorios se validan.</w:t>
+      </w:r>
+    </w:p>
+    <w:p>
+      <w:pPr>
+        <w:pStyle w:val="ListBullet"/>
+        <w:spacing w:after="80"/>
+      </w:pPr>
+      <w:r>
+        <w:t>la edición queda visible en catálogo.</w:t>
+      </w:r>
+    </w:p>
+    <w:p>
+      <w:pPr>
+        <w:pStyle w:val="ListBullet"/>
+        <w:spacing w:after="80"/>
+      </w:pPr>
+      <w:r>
+        <w:t>un producto desactivado no se vende como activo.</w:t>
+      </w:r>
+    </w:p>
+    <w:p>
+      <w:r>
+        <w:t>Evidencia técnica a revisar: /products y productos.</w:t>
+      </w:r>
+    </w:p>
+    <w:p>
+      <w:pPr>
+        <w:pStyle w:val="Heading2"/>
+      </w:pPr>
+      <w:bookmarkStart w:id="12" w:name="h12"/>
+      <w:r>
+        <w:t>4.8 HU08 Registrar stock inicial</w:t>
+      </w:r>
+      <w:bookmarkEnd w:id="12"/>
+    </w:p>
+    <w:p>
+      <w:r>
+        <w:t>Como dueño, quiero registrar stock inicial para comenzar con existencias controladas.</w:t>
+      </w:r>
+    </w:p>
+    <w:p>
+      <w:r>
+        <w:t>Estado al corte: Hecho según el registro documental del Sprint 2. Responsable documental: Camilo.</w:t>
+      </w:r>
+    </w:p>
+    <w:p>
+      <w:pPr>
+        <w:pStyle w:val="ListBullet"/>
+        <w:spacing w:after="80"/>
+      </w:pPr>
+      <w:r>
+        <w:t>Se valida cantidad.</w:t>
+      </w:r>
+    </w:p>
+    <w:p>
+      <w:pPr>
+        <w:pStyle w:val="ListBullet"/>
+        <w:spacing w:after="80"/>
+      </w:pPr>
+      <w:r>
+        <w:t>el ajuste se asocia al producto autorizado.</w:t>
+      </w:r>
+    </w:p>
+    <w:p>
+      <w:pPr>
+        <w:pStyle w:val="ListBullet"/>
+        <w:spacing w:after="80"/>
+      </w:pPr>
+      <w:r>
+        <w:t>se puede comprobar el stock antes y después.</w:t>
+      </w:r>
+    </w:p>
+    <w:p>
+      <w:r>
+        <w:t>Evidencia técnica a revisar: /products/:id/stock.</w:t>
+      </w:r>
+    </w:p>
+    <w:p>
+      <w:pPr>
+        <w:pStyle w:val="Heading2"/>
+      </w:pPr>
+      <w:bookmarkStart w:id="13" w:name="h13"/>
+      <w:r>
+        <w:t>4.9 HU09 Registrar movimientos de stock</w:t>
+      </w:r>
+      <w:bookmarkEnd w:id="13"/>
+    </w:p>
+    <w:p>
+      <w:r>
+        <w:t>Como dueño, quiero registrar movimientos de stock para explicar cambios de existencias.</w:t>
+      </w:r>
+    </w:p>
+    <w:p>
+      <w:r>
+        <w:t>Estado al corte: Hecho según el registro documental del Sprint 3. Responsable documental: Camilo.</w:t>
+      </w:r>
+    </w:p>
+    <w:p>
+      <w:pPr>
+        <w:pStyle w:val="ListBullet"/>
+        <w:spacing w:after="80"/>
+      </w:pPr>
+      <w:r>
+        <w:t>Una operación genera movimiento correspondiente.</w:t>
+      </w:r>
+    </w:p>
+    <w:p>
+      <w:pPr>
+        <w:pStyle w:val="ListBullet"/>
+        <w:spacing w:after="80"/>
+      </w:pPr>
+      <w:r>
+        <w:t>el registro conserva cantidad y stock resultante.</w:t>
+      </w:r>
+    </w:p>
+    <w:p>
+      <w:pPr>
+        <w:pStyle w:val="ListBullet"/>
+        <w:spacing w:after="80"/>
+      </w:pPr>
+      <w:r>
+        <w:t>se mantiene negocio y autor cuando aplica.</w:t>
+      </w:r>
+    </w:p>
+    <w:p>
+      <w:r>
+        <w:t>Evidencia técnica a revisar: movimientos_stock.</w:t>
+      </w:r>
+    </w:p>
+    <w:p>
+      <w:pPr>
+        <w:pStyle w:val="Heading2"/>
+      </w:pPr>
+      <w:bookmarkStart w:id="14" w:name="h14"/>
+      <w:r>
+        <w:t>4.10 HU10 Consultar Kardex y trazabilidad</w:t>
+      </w:r>
+      <w:bookmarkEnd w:id="14"/>
+    </w:p>
+    <w:p>
+      <w:r>
+        <w:t>Como dueño, quiero consultar kardex y trazabilidad para revisar el historial de un producto.</w:t>
+      </w:r>
+    </w:p>
+    <w:p>
+      <w:r>
+        <w:t>Estado al corte: Hecho según el registro documental del Sprint 3. Responsable documental: Camilo.</w:t>
+      </w:r>
+    </w:p>
+    <w:p>
+      <w:pPr>
+        <w:pStyle w:val="ListBullet"/>
+        <w:spacing w:after="80"/>
+      </w:pPr>
+      <w:r>
+        <w:t>El historial corresponde al producto permitido.</w:t>
+      </w:r>
+    </w:p>
+    <w:p>
+      <w:pPr>
+        <w:pStyle w:val="ListBullet"/>
+        <w:spacing w:after="80"/>
+      </w:pPr>
+      <w:r>
+        <w:t>se muestran tipo y cantidad.</w:t>
+      </w:r>
+    </w:p>
+    <w:p>
+      <w:pPr>
+        <w:pStyle w:val="ListBullet"/>
+        <w:spacing w:after="80"/>
+      </w:pPr>
+      <w:r>
+        <w:t>los límites de consulta se distinguen de historial completo.</w:t>
+      </w:r>
+    </w:p>
+    <w:p>
+      <w:r>
+        <w:t>Evidencia técnica a revisar: getStockMovements.</w:t>
+      </w:r>
+    </w:p>
+    <w:p>
+      <w:pPr>
+        <w:pStyle w:val="Heading2"/>
+      </w:pPr>
+      <w:bookmarkStart w:id="15" w:name="h15"/>
+      <w:r>
+        <w:t>4.11 HU11 Recibir alertas de stock bajo</w:t>
+      </w:r>
+      <w:bookmarkEnd w:id="15"/>
+    </w:p>
+    <w:p>
+      <w:r>
+        <w:t>Como dueño, quiero recibir alertas de stock bajo para identificar reposición necesaria.</w:t>
+      </w:r>
+    </w:p>
+    <w:p>
+      <w:r>
+        <w:t>Estado al corte: Hecho según el registro documental del Sprint 3. Responsable documental: Camilo.</w:t>
+      </w:r>
+    </w:p>
+    <w:p>
+      <w:pPr>
+        <w:pStyle w:val="ListBullet"/>
+        <w:spacing w:after="80"/>
+      </w:pPr>
+      <w:r>
+        <w:t>El criterio usa stock mínimo configurado.</w:t>
+      </w:r>
+    </w:p>
+    <w:p>
+      <w:pPr>
+        <w:pStyle w:val="ListBullet"/>
+        <w:spacing w:after="80"/>
+      </w:pPr>
+      <w:r>
+        <w:t>el producto pertenece al negocio.</w:t>
+      </w:r>
+    </w:p>
+    <w:p>
+      <w:pPr>
+        <w:pStyle w:val="ListBullet"/>
+        <w:spacing w:after="80"/>
+      </w:pPr>
+      <w:r>
+        <w:t>se distingue una alerta de una orden de compra confirmada.</w:t>
+      </w:r>
+    </w:p>
+    <w:p>
+      <w:r>
+        <w:t>Evidencia técnica a revisar: bootstrap y alertas.</w:t>
+      </w:r>
+    </w:p>
+    <w:p>
+      <w:pPr>
+        <w:pStyle w:val="Heading2"/>
+      </w:pPr>
+      <w:bookmarkStart w:id="16" w:name="h16"/>
+      <w:r>
+        <w:t>4.12 HU12 Utilizar código de barras</w:t>
+      </w:r>
+      <w:bookmarkEnd w:id="16"/>
+    </w:p>
+    <w:p>
+      <w:r>
+        <w:t>Como vendedor, quiero utilizar código de barras para localizar un producto con menos búsqueda.</w:t>
+      </w:r>
+    </w:p>
+    <w:p>
+      <w:r>
+        <w:t>Estado al corte: Hecho según el registro documental del Sprint 3. Responsable documental: Camilo.</w:t>
+      </w:r>
+    </w:p>
+    <w:p>
+      <w:pPr>
+        <w:pStyle w:val="ListBullet"/>
+        <w:spacing w:after="80"/>
+      </w:pPr>
+      <w:r>
+        <w:t>Un código presente identifica un producto permitido.</w:t>
+      </w:r>
+    </w:p>
+    <w:p>
+      <w:pPr>
+        <w:pStyle w:val="ListBullet"/>
+        <w:spacing w:after="80"/>
+      </w:pPr>
+      <w:r>
+        <w:t>un código desconocido informa que no existe.</w:t>
+      </w:r>
+    </w:p>
+    <w:p>
+      <w:pPr>
+        <w:pStyle w:val="ListBullet"/>
+        <w:spacing w:after="80"/>
+      </w:pPr>
+      <w:r>
+        <w:t>se ofrece ingreso o búsqueda manual.</w:t>
+      </w:r>
+    </w:p>
+    <w:p>
+      <w:r>
+        <w:t>Evidencia técnica a revisar: ZXing y cliente de catálogo.</w:t>
+      </w:r>
+    </w:p>
+    <w:p>
+      <w:pPr>
+        <w:pStyle w:val="Heading2"/>
+      </w:pPr>
+      <w:bookmarkStart w:id="17" w:name="h17"/>
+      <w:r>
+        <w:t>4.13 HU13 Operar offline y sincronizar cambios</w:t>
+      </w:r>
+      <w:bookmarkEnd w:id="17"/>
+    </w:p>
+    <w:p>
+      <w:r>
+        <w:t>Como vendedor, quiero operar offline y sincronizar cambios para conservar ventas ante un corte de red.</w:t>
+      </w:r>
+    </w:p>
+    <w:p>
+      <w:r>
+        <w:t>Estado al corte: En progreso en Sprint 4. Responsable documental: Camilo.</w:t>
+      </w:r>
+    </w:p>
+    <w:p>
+      <w:pPr>
+        <w:pStyle w:val="ListBullet"/>
+        <w:spacing w:after="80"/>
+      </w:pPr>
+      <w:r>
+        <w:t>La cola guarda venta e idempotencyKey por cuenta.</w:t>
+      </w:r>
+    </w:p>
+    <w:p>
+      <w:pPr>
+        <w:pStyle w:val="ListBullet"/>
+        <w:spacing w:after="80"/>
+      </w:pPr>
+      <w:r>
+        <w:t>la reconexión conserva rechazos sin duplicar.</w:t>
+      </w:r>
+    </w:p>
+    <w:p>
+      <w:pPr>
+        <w:pStyle w:val="ListBullet"/>
+        <w:spacing w:after="80"/>
+      </w:pPr>
+      <w:r>
+        <w:t>un cambio de cuenta no envía pendientes de otra sesión.</w:t>
+      </w:r>
+    </w:p>
+    <w:p>
+      <w:r>
+        <w:t>Evidencia técnica a revisar: offline.ts y workspaceCache.ts.</w:t>
+      </w:r>
+    </w:p>
+    <w:p>
+      <w:pPr>
+        <w:pStyle w:val="Heading2"/>
+      </w:pPr>
+      <w:bookmarkStart w:id="18" w:name="h18"/>
+      <w:r>
+        <w:t>4.14 HU14 Registrar una venta en el POS</w:t>
+      </w:r>
+      <w:bookmarkEnd w:id="18"/>
+    </w:p>
+    <w:p>
+      <w:r>
+        <w:t>Como vendedor, quiero registrar una venta en el pos para atender y registrar el ticket.</w:t>
+      </w:r>
+    </w:p>
+    <w:p>
+      <w:r>
+        <w:t>Estado al corte: Hecho según el registro documental del Sprint 4. Responsable documental: Camilo.</w:t>
+      </w:r>
+    </w:p>
+    <w:p>
+      <w:pPr>
+        <w:pStyle w:val="ListBullet"/>
+        <w:spacing w:after="80"/>
+      </w:pPr>
+      <w:r>
+        <w:t>Servidor usa precio vigente.</w:t>
+      </w:r>
+    </w:p>
+    <w:p>
+      <w:pPr>
+        <w:pStyle w:val="ListBullet"/>
+        <w:spacing w:after="80"/>
+      </w:pPr>
+      <w:r>
+        <w:t>la venta aceptada conserva detalles y efecto de stock.</w:t>
+      </w:r>
+    </w:p>
+    <w:p>
+      <w:pPr>
+        <w:pStyle w:val="ListBullet"/>
+        <w:spacing w:after="80"/>
+      </w:pPr>
+      <w:r>
+        <w:t>un error de validación no deja una operación parcial.</w:t>
+      </w:r>
+    </w:p>
+    <w:p>
+      <w:r>
+        <w:t>Evidencia técnica a revisar: POST /sales y createSaleWithClient.</w:t>
+      </w:r>
+    </w:p>
+    <w:p>
+      <w:pPr>
+        <w:pStyle w:val="Heading2"/>
+      </w:pPr>
+      <w:bookmarkStart w:id="19" w:name="h19"/>
+      <w:r>
+        <w:t>4.15 HU15 Aplicar descuentos en una venta</w:t>
+      </w:r>
+      <w:bookmarkEnd w:id="19"/>
+    </w:p>
+    <w:p>
+      <w:r>
+        <w:t>Como vendedor, quiero aplicar descuentos en una venta para ajustar el cobro de forma controlada.</w:t>
+      </w:r>
+    </w:p>
+    <w:p>
+      <w:r>
+        <w:t>Estado al corte: Hecho según el registro documental del Sprint 4. Responsable documental: Alexander.</w:t>
+      </w:r>
+    </w:p>
+    <w:p>
+      <w:pPr>
+        <w:pStyle w:val="ListBullet"/>
+        <w:spacing w:after="80"/>
+      </w:pPr>
+      <w:r>
+        <w:t>El descuento válido modifica el total.</w:t>
+      </w:r>
+    </w:p>
+    <w:p>
+      <w:pPr>
+        <w:pStyle w:val="ListBullet"/>
+        <w:spacing w:after="80"/>
+      </w:pPr>
+      <w:r>
+        <w:t>valores fuera de la regla se rechazan.</w:t>
+      </w:r>
+    </w:p>
+    <w:p>
+      <w:pPr>
+        <w:pStyle w:val="ListBullet"/>
+        <w:spacing w:after="80"/>
+      </w:pPr>
+      <w:r>
+        <w:t>pagos y total final permanecen consistentes.</w:t>
+      </w:r>
+    </w:p>
+    <w:p>
+      <w:r>
+        <w:t>Evidencia técnica a revisar: saleValidation.ts.</w:t>
+      </w:r>
+    </w:p>
+    <w:p>
+      <w:pPr>
+        <w:pStyle w:val="Heading2"/>
+      </w:pPr>
+      <w:bookmarkStart w:id="20" w:name="h20"/>
+      <w:r>
+        <w:t>4.16 HU16 Gestionar medios y pagos divididos</w:t>
+      </w:r>
+      <w:bookmarkEnd w:id="20"/>
+    </w:p>
+    <w:p>
+      <w:r>
+        <w:t>Como vendedor, quiero gestionar medios y pagos divididos para registrar cómo se cubrió el total.</w:t>
+      </w:r>
+    </w:p>
+    <w:p>
+      <w:r>
+        <w:t>Estado al corte: Por hacer en Sprint 4. Responsable documental: Camilo.</w:t>
+      </w:r>
+    </w:p>
+    <w:p>
+      <w:pPr>
+        <w:pStyle w:val="ListBullet"/>
+        <w:spacing w:after="80"/>
+      </w:pPr>
+      <w:r>
+        <w:t>La suma de porciones coincide con total.</w:t>
+      </w:r>
+    </w:p>
+    <w:p>
+      <w:pPr>
+        <w:pStyle w:val="ListBullet"/>
+        <w:spacing w:after="80"/>
+      </w:pPr>
+      <w:r>
+        <w:t>se conserva cada método.</w:t>
+      </w:r>
+    </w:p>
+    <w:p>
+      <w:pPr>
+        <w:pStyle w:val="ListBullet"/>
+        <w:spacing w:after="80"/>
+      </w:pPr>
+      <w:r>
+        <w:t>los pagos externos y las simulaciones se identifican correctamente.</w:t>
+      </w:r>
+    </w:p>
+    <w:p>
+      <w:r>
+        <w:t>Evidencia técnica a revisar: settleSale y detalle_pagos.</w:t>
+      </w:r>
+    </w:p>
+    <w:p>
+      <w:pPr>
+        <w:pStyle w:val="Heading2"/>
+      </w:pPr>
+      <w:bookmarkStart w:id="21" w:name="h21"/>
+      <w:r>
+        <w:t>4.17 HU17 Abrir caja por turno</w:t>
+      </w:r>
+      <w:bookmarkEnd w:id="21"/>
+    </w:p>
+    <w:p>
+      <w:r>
+        <w:t>Como vendedor, quiero abrir caja por turno para iniciar control de efectivo.</w:t>
+      </w:r>
+    </w:p>
+    <w:p>
+      <w:r>
+        <w:t>Estado al corte: Por hacer en Sprint 4. Responsable documental: Camilo.</w:t>
+      </w:r>
+    </w:p>
+    <w:p>
+      <w:pPr>
+        <w:pStyle w:val="ListBullet"/>
+        <w:spacing w:after="80"/>
+      </w:pPr>
+      <w:r>
+        <w:t>Se registra monto inicial y usuario.</w:t>
+      </w:r>
+    </w:p>
+    <w:p>
+      <w:pPr>
+        <w:pStyle w:val="ListBullet"/>
+        <w:spacing w:after="80"/>
+      </w:pPr>
+      <w:r>
+        <w:t>no hay dos sesiones abiertas del mismo negocio.</w:t>
+      </w:r>
+    </w:p>
+    <w:p>
+      <w:pPr>
+        <w:pStyle w:val="ListBullet"/>
+        <w:spacing w:after="80"/>
+      </w:pPr>
+      <w:r>
+        <w:t>la interfaz informa rechazo sin duplicar apertura.</w:t>
+      </w:r>
+    </w:p>
+    <w:p>
+      <w:r>
+        <w:t>Evidencia técnica a revisar: sesiones_caja e índice parcial.</w:t>
+      </w:r>
+    </w:p>
+    <w:p>
+      <w:pPr>
+        <w:pStyle w:val="Heading2"/>
+      </w:pPr>
+      <w:bookmarkStart w:id="22" w:name="h22"/>
+      <w:r>
+        <w:t>4.18 HU18 Cerrar y cuadrar caja</w:t>
+      </w:r>
+      <w:bookmarkEnd w:id="22"/>
+    </w:p>
+    <w:p>
+      <w:r>
+        <w:t>Como vendedor, quiero cerrar y cuadrar caja para comparar efectivo esperado y contado.</w:t>
+      </w:r>
+    </w:p>
+    <w:p>
+      <w:r>
+        <w:t>Estado al corte: Por hacer en Sprint 4. Responsable documental: Camilo.</w:t>
+      </w:r>
+    </w:p>
+    <w:p>
+      <w:pPr>
+        <w:pStyle w:val="ListBullet"/>
+        <w:spacing w:after="80"/>
+      </w:pPr>
+      <w:r>
+        <w:t>Se conserva esperado y contado.</w:t>
+      </w:r>
+    </w:p>
+    <w:p>
+      <w:pPr>
+        <w:pStyle w:val="ListBullet"/>
+        <w:spacing w:after="80"/>
+      </w:pPr>
+      <w:r>
+        <w:t>una diferencia exige motivo.</w:t>
+      </w:r>
+    </w:p>
+    <w:p>
+      <w:pPr>
+        <w:pStyle w:val="ListBullet"/>
+        <w:spacing w:after="80"/>
+      </w:pPr>
+      <w:r>
+        <w:t>se revisan pendientes de todas las cuentas del turno antes de conciliar.</w:t>
+      </w:r>
+    </w:p>
+    <w:p>
+      <w:r>
+        <w:t>Evidencia técnica a revisar: closeCashSession y UI de caja.</w:t>
+      </w:r>
+    </w:p>
+    <w:p>
+      <w:pPr>
+        <w:pStyle w:val="Heading2"/>
+      </w:pPr>
+      <w:bookmarkStart w:id="23" w:name="h23"/>
+      <w:r>
+        <w:t>4.19 HU19 Registrar clientes</w:t>
+      </w:r>
+      <w:bookmarkEnd w:id="23"/>
+    </w:p>
+    <w:p>
+      <w:r>
+        <w:t>Como vendedor, quiero registrar clientes para asociar operaciones y deuda.</w:t>
+      </w:r>
+    </w:p>
+    <w:p>
+      <w:r>
+        <w:t>Estado al corte: Product Backlog sin Sprint futuro comprometido. Responsable documental: Alexander.</w:t>
+      </w:r>
+    </w:p>
+    <w:p>
+      <w:pPr>
+        <w:pStyle w:val="ListBullet"/>
+        <w:spacing w:after="80"/>
+      </w:pPr>
+      <w:r>
+        <w:t>Datos obligatorios se validan.</w:t>
+      </w:r>
+    </w:p>
+    <w:p>
+      <w:pPr>
+        <w:pStyle w:val="ListBullet"/>
+        <w:spacing w:after="80"/>
+      </w:pPr>
+      <w:r>
+        <w:t>el cliente pertenece al negocio.</w:t>
+      </w:r>
+    </w:p>
+    <w:p>
+      <w:pPr>
+        <w:pStyle w:val="ListBullet"/>
+        <w:spacing w:after="80"/>
+      </w:pPr>
+      <w:r>
+        <w:t>la consulta y edición respetan permisos.</w:t>
+      </w:r>
+    </w:p>
+    <w:p>
+      <w:r>
+        <w:t>Evidencia técnica a revisar: clientes y endpoints.</w:t>
+      </w:r>
+    </w:p>
+    <w:p>
+      <w:pPr>
+        <w:pStyle w:val="Heading2"/>
+      </w:pPr>
+      <w:bookmarkStart w:id="24" w:name="h24"/>
+      <w:r>
+        <w:t>4.20 HU20 Registrar ventas fiadas</w:t>
+      </w:r>
+      <w:bookmarkEnd w:id="24"/>
+    </w:p>
+    <w:p>
+      <w:r>
+        <w:t>Como vendedor, quiero registrar ventas fiadas para conservar deuda del cliente.</w:t>
+      </w:r>
+    </w:p>
+    <w:p>
+      <w:r>
+        <w:t>Estado al corte: Product Backlog sin Sprint futuro comprometido. Responsable documental: Alexander.</w:t>
+      </w:r>
+    </w:p>
+    <w:p>
+      <w:pPr>
+        <w:pStyle w:val="ListBullet"/>
+        <w:spacing w:after="80"/>
+      </w:pPr>
+      <w:r>
+        <w:t>Fiado necesita cliente activo.</w:t>
+      </w:r>
+    </w:p>
+    <w:p>
+      <w:pPr>
+        <w:pStyle w:val="ListBullet"/>
+        <w:spacing w:after="80"/>
+      </w:pPr>
+      <w:r>
+        <w:t>se revisa bloqueo y límite configurado.</w:t>
+      </w:r>
+    </w:p>
+    <w:p>
+      <w:pPr>
+        <w:pStyle w:val="ListBullet"/>
+        <w:spacing w:after="80"/>
+      </w:pPr>
+      <w:r>
+        <w:t>venta y saldo se conservan en la operación correspondiente.</w:t>
+      </w:r>
+    </w:p>
+    <w:p>
+      <w:r>
+        <w:t>Evidencia técnica a revisar: cuentas_fiado y createSaleWithClient.</w:t>
+      </w:r>
+    </w:p>
+    <w:p>
+      <w:pPr>
+        <w:pStyle w:val="Heading2"/>
+      </w:pPr>
+      <w:bookmarkStart w:id="25" w:name="h25"/>
+      <w:r>
+        <w:t>4.21 HU21 Registrar abonos y pagos de deuda</w:t>
+      </w:r>
+      <w:bookmarkEnd w:id="25"/>
+    </w:p>
+    <w:p>
+      <w:r>
+        <w:t>Como vendedor, quiero registrar abonos y pagos de deuda para actualizar el saldo de un cliente.</w:t>
+      </w:r>
+    </w:p>
+    <w:p>
+      <w:r>
+        <w:t>Estado al corte: Product Backlog sin Sprint futuro comprometido. Responsable documental: Alexander.</w:t>
+      </w:r>
+    </w:p>
+    <w:p>
+      <w:pPr>
+        <w:pStyle w:val="ListBullet"/>
+        <w:spacing w:after="80"/>
+      </w:pPr>
+      <w:r>
+        <w:t>Monto y método se validan.</w:t>
+      </w:r>
+    </w:p>
+    <w:p>
+      <w:pPr>
+        <w:pStyle w:val="ListBullet"/>
+        <w:spacing w:after="80"/>
+      </w:pPr>
+      <w:r>
+        <w:t>se conserva el pago y saldo resultante.</w:t>
+      </w:r>
+    </w:p>
+    <w:p>
+      <w:pPr>
+        <w:pStyle w:val="ListBullet"/>
+        <w:spacing w:after="80"/>
+      </w:pPr>
+      <w:r>
+        <w:t>rechazos no producen un abono parcial.</w:t>
+      </w:r>
+    </w:p>
+    <w:p>
+      <w:r>
+        <w:t>Evidencia técnica a revisar: abonos_fiado y pagos.</w:t>
+      </w:r>
+    </w:p>
+    <w:p>
+      <w:pPr>
+        <w:pStyle w:val="Heading2"/>
+      </w:pPr>
+      <w:bookmarkStart w:id="26" w:name="h26"/>
+      <w:r>
+        <w:t>4.22 HU22 Consultar saldo y estado de cuenta</w:t>
+      </w:r>
+      <w:bookmarkEnd w:id="26"/>
+    </w:p>
+    <w:p>
+      <w:r>
+        <w:t>Como dueño, quiero consultar saldo y estado de cuenta para seguir la deuda vigente.</w:t>
+      </w:r>
+    </w:p>
+    <w:p>
+      <w:r>
+        <w:t>Estado al corte: Product Backlog sin Sprint futuro comprometido. Responsable documental: Alexander.</w:t>
+      </w:r>
+    </w:p>
+    <w:p>
+      <w:pPr>
+        <w:pStyle w:val="ListBullet"/>
+        <w:spacing w:after="80"/>
+      </w:pPr>
+      <w:r>
+        <w:t>El saldo relaciona cuentas y cliente.</w:t>
+      </w:r>
+    </w:p>
+    <w:p>
+      <w:pPr>
+        <w:pStyle w:val="ListBullet"/>
+        <w:spacing w:after="80"/>
+      </w:pPr>
+      <w:r>
+        <w:t>la consulta respeta negocio.</w:t>
+      </w:r>
+    </w:p>
+    <w:p>
+      <w:pPr>
+        <w:pStyle w:val="ListBullet"/>
+        <w:spacing w:after="80"/>
+      </w:pPr>
+      <w:r>
+        <w:t>fecha de vencimiento y estado se interpretan sin alterar deuda.</w:t>
+      </w:r>
+    </w:p>
+    <w:p>
+      <w:r>
+        <w:t>Evidencia técnica a revisar: getDebts.</w:t>
+      </w:r>
+    </w:p>
+    <w:p>
+      <w:pPr>
+        <w:pStyle w:val="Heading2"/>
+      </w:pPr>
+      <w:bookmarkStart w:id="27" w:name="h27"/>
+      <w:r>
+        <w:t>4.23 HU23 Gestionar devoluciones y anulaciones</w:t>
+      </w:r>
+      <w:bookmarkEnd w:id="27"/>
+    </w:p>
+    <w:p>
+      <w:r>
+        <w:t>Como dueño, quiero gestionar devoluciones y anulaciones para corregir ventas con trazabilidad.</w:t>
+      </w:r>
+    </w:p>
+    <w:p>
+      <w:r>
+        <w:t>Estado al corte: Product Backlog sin Sprint futuro comprometido. Responsable documental: Alexander.</w:t>
+      </w:r>
+    </w:p>
+    <w:p>
+      <w:pPr>
+        <w:pStyle w:val="ListBullet"/>
+        <w:spacing w:after="80"/>
+      </w:pPr>
+      <w:r>
+        <w:t>No se devuelve más de lo vendido.</w:t>
+      </w:r>
+    </w:p>
+    <w:p>
+      <w:pPr>
+        <w:pStyle w:val="ListBullet"/>
+        <w:spacing w:after="80"/>
+      </w:pPr>
+      <w:r>
+        <w:t>la reposición considera unidades descontadas.</w:t>
+      </w:r>
+    </w:p>
+    <w:p>
+      <w:pPr>
+        <w:pStyle w:val="ListBullet"/>
+        <w:spacing w:after="80"/>
+      </w:pPr>
+      <w:r>
+        <w:t>un reintento exige consultar estado cuando la respuesta es ambigua.</w:t>
+      </w:r>
+    </w:p>
+    <w:p>
+      <w:r>
+        <w:t>Evidencia técnica a revisar: devoluciones_venta y repositorio.</w:t>
+      </w:r>
+    </w:p>
+    <w:p>
+      <w:pPr>
+        <w:pStyle w:val="Heading2"/>
+      </w:pPr>
+      <w:bookmarkStart w:id="28" w:name="h28"/>
+      <w:r>
+        <w:t>4.24 HU24 Auditar movimientos sensibles</w:t>
+      </w:r>
+      <w:bookmarkEnd w:id="28"/>
+    </w:p>
+    <w:p>
+      <w:r>
+        <w:t>Como dueño, quiero auditar movimientos sensibles para revisar acciones relevantes.</w:t>
+      </w:r>
+    </w:p>
+    <w:p>
+      <w:r>
+        <w:t>Estado al corte: Product Backlog sin Sprint futuro comprometido. Responsable documental: Alexander.</w:t>
+      </w:r>
+    </w:p>
+    <w:p>
+      <w:pPr>
+        <w:pStyle w:val="ListBullet"/>
+        <w:spacing w:after="80"/>
+      </w:pPr>
+      <w:r>
+        <w:t>Se relaciona acción con usuario y negocio.</w:t>
+      </w:r>
+    </w:p>
+    <w:p>
+      <w:pPr>
+        <w:pStyle w:val="ListBullet"/>
+        <w:spacing w:after="80"/>
+      </w:pPr>
+      <w:r>
+        <w:t>se conservan detalle y fecha.</w:t>
+      </w:r>
+    </w:p>
+    <w:p>
+      <w:pPr>
+        <w:pStyle w:val="ListBullet"/>
+        <w:spacing w:after="80"/>
+      </w:pPr>
+      <w:r>
+        <w:t>filtros y paginación se distinguen de una lista limitada.</w:t>
+      </w:r>
+    </w:p>
+    <w:p>
+      <w:r>
+        <w:t>Evidencia técnica a revisar: auditQuery.ts y auditoria.</w:t>
+      </w:r>
+    </w:p>
+    <w:p>
+      <w:pPr>
+        <w:pStyle w:val="Heading2"/>
+      </w:pPr>
+      <w:bookmarkStart w:id="29" w:name="h29"/>
+      <w:r>
+        <w:t>4.25 HU25 Gestionar proveedores</w:t>
+      </w:r>
+      <w:bookmarkEnd w:id="29"/>
+    </w:p>
+    <w:p>
+      <w:r>
+        <w:t>Como dueño, quiero gestionar proveedores para preparar compras con datos conocidos.</w:t>
+      </w:r>
+    </w:p>
+    <w:p>
+      <w:r>
+        <w:t>Estado al corte: Product Backlog sin Sprint futuro comprometido. Responsable documental: Alexander.</w:t>
+      </w:r>
+    </w:p>
+    <w:p>
+      <w:pPr>
+        <w:pStyle w:val="ListBullet"/>
+        <w:spacing w:after="80"/>
+      </w:pPr>
+      <w:r>
+        <w:t>Proveedor pertenece al negocio.</w:t>
+      </w:r>
+    </w:p>
+    <w:p>
+      <w:pPr>
+        <w:pStyle w:val="ListBullet"/>
+        <w:spacing w:after="80"/>
+      </w:pPr>
+      <w:r>
+        <w:t>se guardan contacto y estado.</w:t>
+      </w:r>
+    </w:p>
+    <w:p>
+      <w:pPr>
+        <w:pStyle w:val="ListBullet"/>
+        <w:spacing w:after="80"/>
+      </w:pPr>
+      <w:r>
+        <w:t>ediciones ajenas se rechazan.</w:t>
+      </w:r>
+    </w:p>
+    <w:p>
+      <w:r>
+        <w:t>Evidencia técnica a revisar: proveedores y /suppliers.</w:t>
+      </w:r>
+    </w:p>
+    <w:p>
+      <w:pPr>
+        <w:pStyle w:val="Heading2"/>
+      </w:pPr>
+      <w:bookmarkStart w:id="30" w:name="h30"/>
+      <w:r>
+        <w:t>4.26 HU26 Crear órdenes de compra</w:t>
+      </w:r>
+      <w:bookmarkEnd w:id="30"/>
+    </w:p>
+    <w:p>
+      <w:r>
+        <w:t>Como dueño, quiero crear órdenes de compra para planificar ingreso de mercadería.</w:t>
+      </w:r>
+    </w:p>
+    <w:p>
+      <w:r>
+        <w:t>Estado al corte: Product Backlog sin Sprint futuro comprometido. Responsable documental: Alexander.</w:t>
+      </w:r>
+    </w:p>
+    <w:p>
+      <w:pPr>
+        <w:pStyle w:val="ListBullet"/>
+        <w:spacing w:after="80"/>
+      </w:pPr>
+      <w:r>
+        <w:t>Se vinculan proveedor y productos válidos.</w:t>
+      </w:r>
+    </w:p>
+    <w:p>
+      <w:pPr>
+        <w:pStyle w:val="ListBullet"/>
+        <w:spacing w:after="80"/>
+      </w:pPr>
+      <w:r>
+        <w:t>cantidades y costos se validan.</w:t>
+      </w:r>
+    </w:p>
+    <w:p>
+      <w:pPr>
+        <w:pStyle w:val="ListBullet"/>
+        <w:spacing w:after="80"/>
+      </w:pPr>
+      <w:r>
+        <w:t>la orden conserva detalle y estado.</w:t>
+      </w:r>
+    </w:p>
+    <w:p>
+      <w:r>
+        <w:t>Evidencia técnica a revisar: ordenes_compra y detalle_ordenes_compra.</w:t>
+      </w:r>
+    </w:p>
+    <w:p>
+      <w:pPr>
+        <w:pStyle w:val="Heading2"/>
+      </w:pPr>
+      <w:bookmarkStart w:id="31" w:name="h31"/>
+      <w:r>
+        <w:t>4.27 HU27 Recepcionar mercadería</w:t>
+      </w:r>
+      <w:bookmarkEnd w:id="31"/>
+    </w:p>
+    <w:p>
+      <w:r>
+        <w:t>Como dueño, quiero recepcionar mercadería para registrar lo recibido.</w:t>
+      </w:r>
+    </w:p>
+    <w:p>
+      <w:r>
+        <w:t>Estado al corte: Product Backlog sin Sprint futuro comprometido. Responsable documental: Alexander.</w:t>
+      </w:r>
+    </w:p>
+    <w:p>
+      <w:pPr>
+        <w:pStyle w:val="ListBullet"/>
+        <w:spacing w:after="80"/>
+      </w:pPr>
+      <w:r>
+        <w:t>Se revisan cantidades pendientes.</w:t>
+      </w:r>
+    </w:p>
+    <w:p>
+      <w:pPr>
+        <w:pStyle w:val="ListBullet"/>
+        <w:spacing w:after="80"/>
+      </w:pPr>
+      <w:r>
+        <w:t>recepción parcial conserva estado.</w:t>
+      </w:r>
+    </w:p>
+    <w:p>
+      <w:pPr>
+        <w:pStyle w:val="ListBullet"/>
+        <w:spacing w:after="80"/>
+      </w:pPr>
+      <w:r>
+        <w:t>no se supera sin control lo pedido.</w:t>
+      </w:r>
+    </w:p>
+    <w:p>
+      <w:r>
+        <w:t>Evidencia técnica a revisar: recepción en repository.ts.</w:t>
+      </w:r>
+    </w:p>
+    <w:p>
+      <w:pPr>
+        <w:pStyle w:val="Heading2"/>
+      </w:pPr>
+      <w:bookmarkStart w:id="32" w:name="h32"/>
+      <w:r>
+        <w:t>4.28 HU28 Actualizar inventario desde recepción</w:t>
+      </w:r>
+      <w:bookmarkEnd w:id="32"/>
+    </w:p>
+    <w:p>
+      <w:r>
+        <w:t>Como dueño, quiero actualizar inventario desde recepción para hacer disponible la mercadería recibida.</w:t>
+      </w:r>
+    </w:p>
+    <w:p>
+      <w:r>
+        <w:t>Estado al corte: Product Backlog sin Sprint futuro comprometido. Responsable documental: Alexander.</w:t>
+      </w:r>
+    </w:p>
+    <w:p>
+      <w:pPr>
+        <w:pStyle w:val="ListBullet"/>
+        <w:spacing w:after="80"/>
+      </w:pPr>
+      <w:r>
+        <w:t>El ingreso corresponde al producto.</w:t>
+      </w:r>
+    </w:p>
+    <w:p>
+      <w:pPr>
+        <w:pStyle w:val="ListBullet"/>
+        <w:spacing w:after="80"/>
+      </w:pPr>
+      <w:r>
+        <w:t>cantidad recibida y stock son consistentes.</w:t>
+      </w:r>
+    </w:p>
+    <w:p>
+      <w:pPr>
+        <w:pStyle w:val="ListBullet"/>
+        <w:spacing w:after="80"/>
+      </w:pPr>
+      <w:r>
+        <w:t>el costo se actualiza según regla implementada.</w:t>
+      </w:r>
+    </w:p>
+    <w:p>
+      <w:r>
+        <w:t>Evidencia técnica a revisar: recepción y movimientos_stock.</w:t>
+      </w:r>
+    </w:p>
+    <w:p>
+      <w:pPr>
+        <w:pStyle w:val="Heading2"/>
+      </w:pPr>
+      <w:bookmarkStart w:id="33" w:name="h33"/>
+      <w:r>
+        <w:t>4.29 HU29 Importar datos mediante CSV</w:t>
+      </w:r>
+      <w:bookmarkEnd w:id="33"/>
+    </w:p>
+    <w:p>
+      <w:r>
+        <w:t>Como dueño, quiero importar datos mediante csv para cargar un catálogo de forma controlada.</w:t>
+      </w:r>
+    </w:p>
+    <w:p>
+      <w:r>
+        <w:t>Estado al corte: Product Backlog sin Sprint futuro comprometido. Responsable documental: Alexander.</w:t>
+      </w:r>
+    </w:p>
+    <w:p>
+      <w:pPr>
+        <w:pStyle w:val="ListBullet"/>
+        <w:spacing w:after="80"/>
+      </w:pPr>
+      <w:r>
+        <w:t>Se validan columnas y filas.</w:t>
+      </w:r>
+    </w:p>
+    <w:p>
+      <w:pPr>
+        <w:pStyle w:val="ListBullet"/>
+        <w:spacing w:after="80"/>
+      </w:pPr>
+      <w:r>
+        <w:t>se muestra rechazo comprensible.</w:t>
+      </w:r>
+    </w:p>
+    <w:p>
+      <w:pPr>
+        <w:pStyle w:val="ListBullet"/>
+        <w:spacing w:after="80"/>
+      </w:pPr>
+      <w:r>
+        <w:t>los cambios quedan asociados al negocio y no se aceptan datos arbitrarios.</w:t>
+      </w:r>
+    </w:p>
+    <w:p>
+      <w:r>
+        <w:t>Evidencia técnica a revisar: productImport.ts y endpoints.</w:t>
+      </w:r>
+    </w:p>
+    <w:p>
+      <w:pPr>
+        <w:pStyle w:val="Heading2"/>
+      </w:pPr>
+      <w:bookmarkStart w:id="34" w:name="h34"/>
+      <w:r>
+        <w:t>4.30 HU30 Visualizar dashboard general</w:t>
+      </w:r>
+      <w:bookmarkEnd w:id="34"/>
+    </w:p>
+    <w:p>
+      <w:r>
+        <w:t>Como dueño, quiero visualizar dashboard general para comprender la operación reciente.</w:t>
+      </w:r>
+    </w:p>
+    <w:p>
+      <w:r>
+        <w:t>Estado al corte: Product Backlog sin Sprint futuro comprometido. Responsable documental: Alexander.</w:t>
+      </w:r>
+    </w:p>
+    <w:p>
+      <w:pPr>
+        <w:pStyle w:val="ListBullet"/>
+        <w:spacing w:after="80"/>
+      </w:pPr>
+      <w:r>
+        <w:t>Métricas provienen de datos del negocio.</w:t>
+      </w:r>
+    </w:p>
+    <w:p>
+      <w:pPr>
+        <w:pStyle w:val="ListBullet"/>
+        <w:spacing w:after="80"/>
+      </w:pPr>
+      <w:r>
+        <w:t>rangos y unidades quedan visibles.</w:t>
+      </w:r>
+    </w:p>
+    <w:p>
+      <w:pPr>
+        <w:pStyle w:val="ListBullet"/>
+        <w:spacing w:after="80"/>
+      </w:pPr>
+      <w:r>
+        <w:t>no se equipara fiado con efectivo recibido.</w:t>
+      </w:r>
+    </w:p>
+    <w:p>
+      <w:r>
+        <w:t>Evidencia técnica a revisar: DashboardView y bootstrap.</w:t>
+      </w:r>
+    </w:p>
+    <w:p>
+      <w:pPr>
+        <w:pStyle w:val="Heading2"/>
+      </w:pPr>
+      <w:bookmarkStart w:id="35" w:name="h35"/>
+      <w:r>
+        <w:t>4.31 HU31 Consultar reportes de ventas</w:t>
+      </w:r>
+      <w:bookmarkEnd w:id="35"/>
+    </w:p>
+    <w:p>
+      <w:r>
+        <w:t>Como dueño, quiero consultar reportes de ventas para analizar transacciones y estados.</w:t>
+      </w:r>
+    </w:p>
+    <w:p>
+      <w:r>
+        <w:t>Estado al corte: Product Backlog sin Sprint futuro comprometido. Responsable documental: Alexander.</w:t>
+      </w:r>
+    </w:p>
+    <w:p>
+      <w:pPr>
+        <w:pStyle w:val="ListBullet"/>
+        <w:spacing w:after="80"/>
+      </w:pPr>
+      <w:r>
+        <w:t>El periodo se aplica correctamente.</w:t>
+      </w:r>
+    </w:p>
+    <w:p>
+      <w:pPr>
+        <w:pStyle w:val="ListBullet"/>
+        <w:spacing w:after="80"/>
+      </w:pPr>
+      <w:r>
+        <w:t>anulaciones se distinguen de ventas activas.</w:t>
+      </w:r>
+    </w:p>
+    <w:p>
+      <w:pPr>
+        <w:pStyle w:val="ListBullet"/>
+        <w:spacing w:after="80"/>
+      </w:pPr>
+      <w:r>
+        <w:t>la exportación conserva campos relevantes.</w:t>
+      </w:r>
+    </w:p>
+    <w:p>
+      <w:r>
+        <w:t>Evidencia técnica a revisar: reportes y getSales.</w:t>
+      </w:r>
+    </w:p>
+    <w:p>
+      <w:pPr>
+        <w:pStyle w:val="Heading2"/>
+      </w:pPr>
+      <w:bookmarkStart w:id="36" w:name="h36"/>
+      <w:r>
+        <w:t>4.32 HU32 Consultar reportes de inventario</w:t>
+      </w:r>
+      <w:bookmarkEnd w:id="36"/>
+    </w:p>
+    <w:p>
+      <w:r>
+        <w:t>Como dueño, quiero consultar reportes de inventario para identificar stock y necesidades.</w:t>
+      </w:r>
+    </w:p>
+    <w:p>
+      <w:r>
+        <w:t>Estado al corte: Product Backlog sin Sprint futuro comprometido. Responsable documental: Alexander.</w:t>
+      </w:r>
+    </w:p>
+    <w:p>
+      <w:pPr>
+        <w:pStyle w:val="ListBullet"/>
+        <w:spacing w:after="80"/>
+      </w:pPr>
+      <w:r>
+        <w:t>Producto y existencias son del negocio.</w:t>
+      </w:r>
+    </w:p>
+    <w:p>
+      <w:pPr>
+        <w:pStyle w:val="ListBullet"/>
+        <w:spacing w:after="80"/>
+      </w:pPr>
+      <w:r>
+        <w:t>se muestran mínimos y estados.</w:t>
+      </w:r>
+    </w:p>
+    <w:p>
+      <w:pPr>
+        <w:pStyle w:val="ListBullet"/>
+        <w:spacing w:after="80"/>
+      </w:pPr>
+      <w:r>
+        <w:t>exportación y filtros conservan el conjunto esperado.</w:t>
+      </w:r>
+    </w:p>
+    <w:p>
+      <w:r>
+        <w:t>Evidencia técnica a revisar: inventario y reportes.</w:t>
+      </w:r>
+    </w:p>
+    <w:p>
+      <w:pPr>
+        <w:pStyle w:val="Heading2"/>
+      </w:pPr>
+      <w:bookmarkStart w:id="37" w:name="h37"/>
+      <w:r>
+        <w:t>4.33 HU33 Utilizar apoyo de IA visual</w:t>
+      </w:r>
+      <w:bookmarkEnd w:id="37"/>
+    </w:p>
+    <w:p>
+      <w:r>
+        <w:t>Como vendedor o dueño, quiero utilizar apoyo de ia visual para preparar información con una fotografía.</w:t>
+      </w:r>
+    </w:p>
+    <w:p>
+      <w:r>
+        <w:t>Estado al corte: Product Backlog sin Sprint futuro comprometido. Responsable documental: Alexander.</w:t>
+      </w:r>
+    </w:p>
+    <w:p>
+      <w:pPr>
+        <w:pStyle w:val="ListBullet"/>
+        <w:spacing w:after="80"/>
+      </w:pPr>
+      <w:r>
+        <w:t>La propuesta queda editable.</w:t>
+      </w:r>
+    </w:p>
+    <w:p>
+      <w:pPr>
+        <w:pStyle w:val="ListBullet"/>
+        <w:spacing w:after="80"/>
+      </w:pPr>
+      <w:r>
+        <w:t>se valida contra catálogo permitido.</w:t>
+      </w:r>
+    </w:p>
+    <w:p>
+      <w:pPr>
+        <w:pStyle w:val="ListBullet"/>
+        <w:spacing w:after="80"/>
+      </w:pPr>
+      <w:r>
+        <w:t>no se persiste venta o recepción hasta confirmación humana.</w:t>
+      </w:r>
+    </w:p>
+    <w:p>
+      <w:r>
+        <w:t>Evidencia técnica a revisar: vision.ts e invoiceImport.ts.</w:t>
+      </w:r>
+    </w:p>
+    <w:p>
+      <w:pPr>
+        <w:pStyle w:val="Heading1"/>
+      </w:pPr>
+      <w:bookmarkStart w:id="38" w:name="h38"/>
+      <w:r>
+        <w:t>5 Elementos técnicos y trabajo de entrega</w:t>
+      </w:r>
+      <w:bookmarkEnd w:id="38"/>
+    </w:p>
+    <w:p>
+      <w:r>
+        <w:t>ET03 mejora responsive; ET04 fortalece seguridad; ET05 prepara release candidate; ET06 verifica integralmente; ET07 corresponde a UAT; DOC01 prepara documentación; REL01 despliega la entrega. Se conservan como trabajo del backlog. El despliegue final necesita revisión de base y pruebas y no se considera aprobado por existir un enlace público.</w:t>
+      </w:r>
+    </w:p>
+    <w:p>
+      <w:pPr>
+        <w:pStyle w:val="Heading1"/>
+      </w:pPr>
+      <w:bookmarkStart w:id="39" w:name="h39"/>
+      <w:r>
+        <w:t>6 Conclusiones</w:t>
+      </w:r>
+      <w:bookmarkEnd w:id="39"/>
+    </w:p>
+    <w:p>
+      <w:r>
+        <w:t>El backlog desarrollado aporta historias legibles y resultados observables, conservando el estado documental vigente. Su siguiente revisión debe validar criterios y prioridades con el equipo y vincular casos reales. Las estimaciones y compromisos futuros se incorporarán únicamente cuando exista decisión de Planning.</w:t>
+      </w:r>
+    </w:p>
+    <w:p>
+      <w:pPr>
+        <w:pStyle w:val="Heading1"/>
+      </w:pPr>
+      <w:bookmarkStart w:id="40" w:name="h40"/>
+      <w:r>
+        <w:t>7 Referencias y evidencia de la versión</w:t>
+      </w:r>
+      <w:bookmarkEnd w:id="40"/>
+    </w:p>
+    <w:p>
+      <w:r>
+        <w:t>Las referencias externas fundamentan conceptos y organización. La descripción específica de Localito procede del repositorio. Se consultaron fuentes públicas el 03 de octubre de 2026. Las fichas públicas ISO se utilizan para alcance y orientación, sin atribuir acceso al texto normativo completo ni conformidad certificada.</w:t>
+      </w:r>
+    </w:p>
+    <w:p>
+      <w:r>
+        <w:t xml:space="preserve">[R6] Schwaber K y Sutherland J 2020. The Scrum Guide. </w:t>
+      </w:r>
+      <w:hyperlink r:id="rId11">
+        <w:r>
+          <w:rPr>
+            <w:color w:val="000000"/>
+          </w:rPr>
+          <w:t xml:space="preserve">https://scrumguides.org/scrum-guide.html</w:t>
+        </w:r>
+      </w:hyperlink>
+    </w:p>
+    <w:p>
+      <w:r>
+        <w:t xml:space="preserve">[P] Equipo Localito. Repositorio LocalitoSaaS. Commit base 05a6f34b749cdc97dd560d91bb9be057a1197fbf. </w:t>
+      </w:r>
+      <w:hyperlink r:id="rId12">
+        <w:r>
+          <w:rPr>
+            <w:color w:val="000000"/>
+          </w:rPr>
+          <w:t xml:space="preserve">https://github.com/CamiloGonzalezSt/LocalitoSaaS/tree/05a6f34b749cdc97dd560d91bb9be057a1197fbf</w:t>
+        </w:r>
+      </w:hyperlink>
+    </w:p>
+    <w:p>
+      <w:r>
+        <w:t>Fuentes internas revisadas: README.md; package.json y manifests de apps; apps/api/src/server.ts, repository.ts y auth.ts; db/schema.sql; apps/web/src/lib/offline.ts y workspaceCache.ts; docs de requisitos, calidad, operación y Scrum. La revisión es documental y estática. No crea resultados de pruebas funcionales, reuniones ni aceptación de usuario.</w:t>
+      </w:r>
+    </w:p>
     <w:sectPr>
       <w:headerReference w:type="default" r:id="rId9"/>
       <w:footerReference w:type="default" r:id="rId10"/>
       <w:pgSz w:w="12240" w:h="15840"/>
-      <w:pgMar w:top="1134" w:right="1191" w:bottom="1020" w:left="1191" w:header="720" w:footer="720" w:gutter="0"/>
+      <w:pgMar w:top="1195" w:right="1296" w:bottom="1195" w:left="1296" w:header="518" w:footer="518" w:gutter="0"/>
       <w:cols w:space="720"/>
       <w:docGrid w:linePitch="360"/>
     </w:sectPr>
@@ -3545,19 +3232,42 @@
   <w:p>
     <w:pPr>
       <w:pStyle w:val="Footer"/>
-      <w:jc w:val="center"/>
+      <w:jc w:val="right"/>
     </w:pPr>
     <w:r>
       <w:rPr>
-        <w:rFonts w:ascii="Arial" w:hAnsi="Arial"/>
-        <w:color w:val="777777"/>
-        <w:sz w:val="16"/>
-      </w:rPr>
-      <w:t xml:space="preserve">Documento académico y técnico · Actualizado 03-10-2026 · Página </w:t>
+        <w:sz w:val="18"/>
+      </w:rPr>
+      <w:t xml:space="preserve">Página </w:t>
     </w:r>
     <w:r>
+      <w:rPr>
+        <w:sz w:val="18"/>
+      </w:rPr>
       <w:fldChar w:fldCharType="begin"/>
+    </w:r>
+    <w:r>
+      <w:rPr>
+        <w:sz w:val="18"/>
+      </w:rPr>
       <w:instrText xml:space="preserve"> PAGE </w:instrText>
+    </w:r>
+    <w:r>
+      <w:rPr>
+        <w:sz w:val="18"/>
+      </w:rPr>
+      <w:fldChar w:fldCharType="separate"/>
+    </w:r>
+    <w:r>
+      <w:rPr>
+        <w:sz w:val="18"/>
+      </w:rPr>
+      <w:t>1</w:t>
+    </w:r>
+    <w:r>
+      <w:rPr>
+        <w:sz w:val="18"/>
+      </w:rPr>
       <w:fldChar w:fldCharType="end"/>
     </w:r>
   </w:p>
@@ -3568,16 +3278,14 @@
 <w:hdr xmlns:m="http://schemas.openxmlformats.org/officeDocument/2006/math" xmlns:mc="http://schemas.openxmlformats.org/markup-compatibility/2006" xmlns:mo="http://schemas.microsoft.com/office/mac/office/2008/main" xmlns:mv="urn:schemas-microsoft-com:mac:vml" xmlns:o="urn:schemas-microsoft-com:office:office" xmlns:r="http://schemas.openxmlformats.org/officeDocument/2006/relationships" xmlns:v="urn:schemas-microsoft-com:vml" xmlns:w10="urn:schemas-microsoft-com:office:word" xmlns:w14="http://schemas.microsoft.com/office/word/2010/wordml" xmlns:w="http://schemas.openxmlformats.org/wordprocessingml/2006/main" xmlns:wne="http://schemas.microsoft.com/office/word/2006/wordml" xmlns:wp14="http://schemas.microsoft.com/office/word/2010/wordprocessingDrawing" xmlns:wp="http://schemas.openxmlformats.org/drawingml/2006/wordprocessingDrawing" xmlns:wpc="http://schemas.microsoft.com/office/word/2010/wordprocessingCanvas" xmlns:wpg="http://schemas.microsoft.com/office/word/2010/wordprocessingGroup" xmlns:wpi="http://schemas.microsoft.com/office/word/2010/wordprocessingInk" xmlns:wps="http://schemas.microsoft.com/office/word/2010/wordprocessingShape" mc:Ignorable="w14 wp14">
   <w:p>
     <w:pPr>
-      <w:pStyle w:val="Header"/>
-      <w:jc w:val="right"/>
+      <w:spacing w:after="0"/>
     </w:pPr>
     <w:r>
       <w:rPr>
-        <w:rFonts w:ascii="Arial" w:hAnsi="Arial"/>
-        <w:color w:val="6B6B6B"/>
+        <w:color w:val="000000"/>
         <w:sz w:val="16"/>
       </w:rPr>
-      <w:t>LOCALITO  |  Capstone 2026  |  Ingeniería en Informática</w:t>
+      <w:t>LOCALITO   |   Product Backlog</w:t>
     </w:r>
   </w:p>
 </w:hdr>
@@ -3947,12 +3655,13 @@
     <w:qFormat/>
     <w:rsid w:val="00FC693F"/>
     <w:pPr>
-      <w:spacing w:after="100" w:line="259" w:lineRule="auto"/>
+      <w:widowControl/>
+      <w:spacing w:after="140" w:line="274" w:lineRule="auto"/>
     </w:pPr>
     <w:rPr>
-      <w:rFonts w:ascii="Arial" w:hAnsi="Arial"/>
-      <w:color w:val="1F1F1F"/>
-      <w:sz w:val="21"/>
+      <w:rFonts w:ascii="Calibri" w:hAnsi="Calibri"/>
+      <w:color w:val="000000"/>
+      <w:sz w:val="22"/>
     </w:rPr>
   </w:style>
   <w:style w:type="paragraph" w:styleId="Header">
@@ -4010,15 +3719,15 @@
     <w:pPr>
       <w:keepNext/>
       <w:keepLines/>
-      <w:spacing w:before="200" w:after="100"/>
+      <w:spacing w:before="300" w:after="140"/>
       <w:outlineLvl w:val="0"/>
     </w:pPr>
     <w:rPr>
-      <w:rFonts w:asciiTheme="majorHAnsi" w:eastAsiaTheme="majorEastAsia" w:hAnsiTheme="majorHAnsi" w:cstheme="majorBidi" w:ascii="Arial" w:hAnsi="Arial"/>
+      <w:rFonts w:asciiTheme="majorHAnsi" w:eastAsiaTheme="majorEastAsia" w:hAnsiTheme="majorHAnsi" w:cstheme="majorBidi" w:ascii="Calibri" w:hAnsi="Calibri"/>
       <w:b/>
       <w:bCs/>
-      <w:color w:val="17365D"/>
-      <w:sz w:val="32"/>
+      <w:color w:val="000000"/>
+      <w:sz w:val="30"/>
       <w:szCs w:val="28"/>
     </w:rPr>
   </w:style>
@@ -4034,15 +3743,15 @@
     <w:pPr>
       <w:keepNext/>
       <w:keepLines/>
-      <w:spacing w:before="200" w:after="100"/>
+      <w:spacing w:before="200" w:after="140"/>
       <w:outlineLvl w:val="1"/>
     </w:pPr>
     <w:rPr>
-      <w:rFonts w:asciiTheme="majorHAnsi" w:eastAsiaTheme="majorEastAsia" w:hAnsiTheme="majorHAnsi" w:cstheme="majorBidi" w:ascii="Arial" w:hAnsi="Arial"/>
+      <w:rFonts w:asciiTheme="majorHAnsi" w:eastAsiaTheme="majorEastAsia" w:hAnsiTheme="majorHAnsi" w:cstheme="majorBidi" w:ascii="Calibri" w:hAnsi="Calibri"/>
       <w:b/>
       <w:bCs/>
-      <w:color w:val="2F5597"/>
-      <w:sz w:val="26"/>
+      <w:color w:val="000000"/>
+      <w:sz w:val="24"/>
       <w:szCs w:val="26"/>
     </w:rPr>
   </w:style>
@@ -4058,15 +3767,15 @@
     <w:pPr>
       <w:keepNext/>
       <w:keepLines/>
-      <w:spacing w:before="200" w:after="100"/>
+      <w:spacing w:before="200" w:after="140"/>
       <w:outlineLvl w:val="2"/>
     </w:pPr>
     <w:rPr>
-      <w:rFonts w:asciiTheme="majorHAnsi" w:eastAsiaTheme="majorEastAsia" w:hAnsiTheme="majorHAnsi" w:cstheme="majorBidi" w:ascii="Arial" w:hAnsi="Arial"/>
+      <w:rFonts w:asciiTheme="majorHAnsi" w:eastAsiaTheme="majorEastAsia" w:hAnsiTheme="majorHAnsi" w:cstheme="majorBidi" w:ascii="Calibri" w:hAnsi="Calibri"/>
       <w:b/>
       <w:bCs/>
-      <w:color w:val="2F5597"/>
-      <w:sz w:val="23"/>
+      <w:color w:val="000000"/>
+      <w:sz w:val="22"/>
     </w:rPr>
   </w:style>
   <w:style w:type="paragraph" w:styleId="Heading4">
@@ -4297,19 +4006,17 @@
     <w:qFormat/>
     <w:rsid w:val="00FC693F"/>
     <w:pPr>
-      <w:pBdr>
-        <w:bottom w:val="single" w:sz="8" w:space="4" w:color="4F81BD" w:themeColor="accent1"/>
-      </w:pBdr>
-      <w:spacing w:after="100" w:line="240" w:lineRule="auto" w:before="0"/>
+      <w:keepNext/>
+      <w:spacing w:after="140" w:line="240" w:lineRule="auto" w:before="200"/>
       <w:contextualSpacing/>
     </w:pPr>
     <w:rPr>
-      <w:rFonts w:asciiTheme="majorHAnsi" w:eastAsiaTheme="majorEastAsia" w:hAnsiTheme="majorHAnsi" w:cstheme="majorBidi" w:ascii="Arial" w:hAnsi="Arial"/>
+      <w:rFonts w:asciiTheme="majorHAnsi" w:eastAsiaTheme="majorEastAsia" w:hAnsiTheme="majorHAnsi" w:cstheme="majorBidi" w:ascii="Calibri" w:hAnsi="Calibri"/>
       <w:b/>
-      <w:color w:val="17365D"/>
+      <w:color w:val="000000"/>
       <w:spacing w:val="5"/>
       <w:kern w:val="28"/>
-      <w:sz w:val="48"/>
+      <w:sz w:val="52"/>
       <w:szCs w:val="52"/>
     </w:rPr>
   </w:style>
@@ -4337,15 +4044,18 @@
     <w:qFormat/>
     <w:rsid w:val="00FC693F"/>
     <w:pPr>
+      <w:keepNext/>
       <w:numPr>
         <w:ilvl w:val="1"/>
       </w:numPr>
+      <w:spacing w:before="200" w:after="140"/>
     </w:pPr>
     <w:rPr>
-      <w:rFonts w:asciiTheme="majorHAnsi" w:eastAsiaTheme="majorEastAsia" w:hAnsiTheme="majorHAnsi" w:cstheme="majorBidi"/>
+      <w:rFonts w:asciiTheme="majorHAnsi" w:eastAsiaTheme="majorEastAsia" w:hAnsiTheme="majorHAnsi" w:cstheme="majorBidi" w:ascii="Calibri" w:hAnsi="Calibri"/>
+      <w:b w:val="0"/>
       <w:i/>
       <w:iCs/>
-      <w:color w:val="4F81BD" w:themeColor="accent1"/>
+      <w:color w:val="000000"/>
       <w:spacing w:val="15"/>
       <w:sz w:val="24"/>
       <w:szCs w:val="24"/>
@@ -4747,10 +4457,11 @@
       <w:spacing w:line="240" w:lineRule="auto"/>
     </w:pPr>
     <w:rPr>
+      <w:rFonts w:ascii="Calibri" w:hAnsi="Calibri"/>
       <w:b/>
       <w:bCs/>
-      <w:color w:val="4F81BD" w:themeColor="accent1"/>
-      <w:sz w:val="18"/>
+      <w:color w:val="000000"/>
+      <w:sz w:val="19"/>
       <w:szCs w:val="18"/>
     </w:rPr>
   </w:style>
@@ -4785,9 +4496,6 @@
     <w:qFormat/>
     <w:rsid w:val="00FC693F"/>
     <w:pPr>
-      <w:pBdr>
-        <w:bottom w:val="single" w:sz="4" w:space="4" w:color="4F81BD" w:themeColor="accent1"/>
-      </w:pBdr>
       <w:spacing w:before="200" w:after="280"/>
       <w:ind w:left="936" w:right="936"/>
     </w:pPr>
@@ -15639,14 +15347,44 @@
       </w:tcPr>
     </w:tblStylePr>
   </w:style>
-  <w:style w:type="paragraph" w:customStyle="1" w:styleId="CodeBlock">
-    <w:name w:val="Code Block"/>
+  <w:style w:type="paragraph" w:customStyle="1" w:styleId="TOC1">
+    <w:name w:val="TOC 1"/>
     <w:pPr>
-      <w:spacing w:after="0"/>
-      <w:ind w:left="142" w:right="142"/>
+      <w:tabs>
+        <w:tab w:pos="9648" w:val="right" w:leader="dot"/>
+      </w:tabs>
+      <w:spacing w:after="100" w:line="254" w:lineRule="auto"/>
+      <w:ind w:left="0"/>
     </w:pPr>
     <w:rPr>
-      <w:rFonts w:ascii="Consolas" w:hAnsi="Consolas"/>
+      <w:rFonts w:ascii="Calibri" w:hAnsi="Calibri"/>
+      <w:color w:val="000000"/>
+      <w:sz w:val="21"/>
+    </w:rPr>
+  </w:style>
+  <w:style w:type="paragraph" w:customStyle="1" w:styleId="TOC2">
+    <w:name w:val="TOC 2"/>
+    <w:pPr>
+      <w:tabs>
+        <w:tab w:pos="9648" w:val="right" w:leader="dot"/>
+      </w:tabs>
+      <w:spacing w:after="100" w:line="254" w:lineRule="auto"/>
+      <w:ind w:left="274"/>
+    </w:pPr>
+    <w:rPr>
+      <w:rFonts w:ascii="Calibri" w:hAnsi="Calibri"/>
+      <w:color w:val="000000"/>
+      <w:sz w:val="21"/>
+    </w:rPr>
+  </w:style>
+  <w:style w:type="paragraph" w:customStyle="1" w:styleId="Code">
+    <w:name w:val="Code"/>
+    <w:pPr>
+      <w:widowControl/>
+      <w:spacing w:line="252" w:lineRule="auto" w:after="40" w:before="0"/>
+    </w:pPr>
+    <w:rPr>
+      <w:rFonts w:ascii="DejaVu Sans Mono" w:hAnsi="DejaVu Sans Mono"/>
       <w:sz w:val="17"/>
     </w:rPr>
   </w:style>

--- a/entregables/evaluacion_profesor/Product_Backlog_Localito.docx
+++ b/entregables/evaluacion_profesor/Product_Backlog_Localito.docx
@@ -65,9 +65,9 @@
     </w:p>
     <w:p>
       <w:r>
-        <w:t>Versión documental revisada</w:t>
+        <w:t>Revisión documental 04 de octubre de 2026</w:t>
         <w:br/>
-        <w:t>Corte del proyecto 03 de octubre de 2026</w:t>
+        <w:t>Estados de Scrum al 03 de octubre de 2026</w:t>
       </w:r>
     </w:p>
     <w:p>
@@ -1287,7 +1287,7 @@
           <w:rPr>
             <w:color w:val="000000"/>
           </w:rPr>
-          <w:t xml:space="preserve">6 Conclusiones</w:t>
+          <w:t xml:space="preserve">6 Vinculación con requisitos y aceptación</w:t>
         </w:r>
       </w:hyperlink>
       <w:r>
@@ -1318,7 +1318,7 @@
           <w:rPr>
             <w:color w:val="000000"/>
           </w:rPr>
-          <w:t xml:space="preserve">7 Referencias y evidencia de la versión</w:t>
+          <w:t xml:space="preserve">7 Conclusiones</w:t>
         </w:r>
       </w:hyperlink>
       <w:r>
@@ -1339,9 +1339,40 @@
       <w:r>
         <w:fldChar w:fldCharType="end"/>
       </w:r>
+    </w:p>
+    <w:p>
+      <w:pPr>
+        <w:pStyle w:val="TOC1"/>
+      </w:pPr>
+      <w:hyperlink w:anchor="h41">
+        <w:r>
+          <w:rPr>
+            <w:color w:val="000000"/>
+          </w:rPr>
+          <w:t xml:space="preserve">8 Referencias</w:t>
+        </w:r>
+      </w:hyperlink>
+      <w:r>
+        <w:tab/>
+      </w:r>
+      <w:r>
+        <w:fldChar w:fldCharType="begin"/>
+      </w:r>
+      <w:r>
+        <w:instrText xml:space="preserve"> PAGEREF h41 \h </w:instrText>
+      </w:r>
+      <w:r>
+        <w:fldChar w:fldCharType="separate"/>
+      </w:r>
+      <w:r>
+        <w:t>12</w:t>
+      </w:r>
       <w:r>
         <w:fldChar w:fldCharType="end"/>
       </w:r>
+      <w:r>
+        <w:fldChar w:fldCharType="end"/>
+      </w:r>
     </w:p>
     <w:p>
       <w:r>
@@ -1380,7 +1411,7 @@
     </w:p>
     <w:p>
       <w:r>
-        <w:t>La Guía Scrum caracteriza el Product Backlog como trabajo ordenado y emergente del producto [R6]. Localito utiliza identificadores estables para relacionar capacidades con Sprints y pruebas. La historia se formula desde el usuario y el resultado, evitando que una tecnología sea el objetivo por sí sola.</w:t>
+        <w:t>La Guía Scrum caracteriza el Product Backlog como trabajo ordenado y emergente del producto (Schwaber y Sutherland, 2020). Localito utiliza identificadores estables para relacionar capacidades con Sprints y pruebas. La historia se formula desde el usuario y el resultado, evitando que una tecnología sea el objetivo por sí sola.</w:t>
       </w:r>
     </w:p>
     <w:p>
@@ -1435,7 +1466,7 @@
     </w:p>
     <w:p>
       <w:r>
-        <w:t>Como usuario, quiero autenticarse en localito para acceder a las operaciones de mi negocio.</w:t>
+        <w:t>Como usuario, quiero autenticarme en Localito para acceder a las operaciones de mi negocio.</w:t>
       </w:r>
     </w:p>
     <w:p>
@@ -1458,7 +1489,7 @@
         <w:spacing w:after="80"/>
       </w:pPr>
       <w:r>
-        <w:t>credenciales incorrectas se rechazan sin revelar el hash.</w:t>
+        <w:t>Credenciales incorrectas se rechazan sin revelar el hash.</w:t>
       </w:r>
     </w:p>
     <w:p>
@@ -1467,7 +1498,7 @@
         <w:spacing w:after="80"/>
       </w:pPr>
       <w:r>
-        <w:t>una sesión ausente no accede a endpoints protegidos.</w:t>
+        <w:t>Una sesión ausente no accede a endpoints protegidos.</w:t>
       </w:r>
     </w:p>
     <w:p>
@@ -1510,7 +1541,7 @@
         <w:spacing w:after="80"/>
       </w:pPr>
       <w:r>
-        <w:t>un owner autorizado accede a gestión.</w:t>
+        <w:t>Un owner autorizado accede a gestión.</w:t>
       </w:r>
     </w:p>
     <w:p>
@@ -1519,7 +1550,7 @@
         <w:spacing w:after="80"/>
       </w:pPr>
       <w:r>
-        <w:t>los endpoints rechazan un rol insuficiente con estado comprensible.</w:t>
+        <w:t>Los endpoints rechazan un rol insuficiente con estado comprensible.</w:t>
       </w:r>
     </w:p>
     <w:p>
@@ -1562,7 +1593,7 @@
         <w:spacing w:after="80"/>
       </w:pPr>
       <w:r>
-        <w:t>un producto ajeno no puede venderse ni modificarse.</w:t>
+        <w:t>Un producto ajeno no puede venderse ni modificarse.</w:t>
       </w:r>
     </w:p>
     <w:p>
@@ -1571,7 +1602,7 @@
         <w:spacing w:after="80"/>
       </w:pPr>
       <w:r>
-        <w:t>las consultas devuelven únicamente registros permitidos.</w:t>
+        <w:t>Las consultas devuelven únicamente registros permitidos.</w:t>
       </w:r>
     </w:p>
     <w:p>
@@ -1614,7 +1645,7 @@
         <w:spacing w:after="80"/>
       </w:pPr>
       <w:r>
-        <w:t>campos y preferencias inválidos se rechazan.</w:t>
+        <w:t>Campos y preferencias inválidos se rechazan.</w:t>
       </w:r>
     </w:p>
     <w:p>
@@ -1623,7 +1654,7 @@
         <w:spacing w:after="80"/>
       </w:pPr>
       <w:r>
-        <w:t>la edición no permite modificar otro negocio.</w:t>
+        <w:t>La edición no permite modificar otro negocio.</w:t>
       </w:r>
     </w:p>
     <w:p>
@@ -1666,7 +1697,7 @@
         <w:spacing w:after="80"/>
       </w:pPr>
       <w:r>
-        <w:t>se valida rol y contraseña.</w:t>
+        <w:t>Se valida rol y contraseña.</w:t>
       </w:r>
     </w:p>
     <w:p>
@@ -1675,7 +1706,7 @@
         <w:spacing w:after="80"/>
       </w:pPr>
       <w:r>
-        <w:t>la desactivación limita acceso según la gestión de sesión existente.</w:t>
+        <w:t>La desactivación limita acceso según la gestión de sesión existente.</w:t>
       </w:r>
     </w:p>
     <w:p>
@@ -1718,7 +1749,7 @@
         <w:spacing w:after="80"/>
       </w:pPr>
       <w:r>
-        <w:t>un producto conserva relación válida.</w:t>
+        <w:t>Un producto conserva relación válida.</w:t>
       </w:r>
     </w:p>
     <w:p>
@@ -1727,7 +1758,7 @@
         <w:spacing w:after="80"/>
       </w:pPr>
       <w:r>
-        <w:t>la consulta no mezcla categorías ajenas.</w:t>
+        <w:t>La consulta no mezcla categorías ajenas.</w:t>
       </w:r>
     </w:p>
     <w:p>
@@ -1770,7 +1801,7 @@
         <w:spacing w:after="80"/>
       </w:pPr>
       <w:r>
-        <w:t>la edición queda visible en catálogo.</w:t>
+        <w:t>La edición queda visible en catálogo.</w:t>
       </w:r>
     </w:p>
     <w:p>
@@ -1779,7 +1810,7 @@
         <w:spacing w:after="80"/>
       </w:pPr>
       <w:r>
-        <w:t>un producto desactivado no se vende como activo.</w:t>
+        <w:t>Un producto desactivado no se vende como activo.</w:t>
       </w:r>
     </w:p>
     <w:p>
@@ -1822,7 +1853,7 @@
         <w:spacing w:after="80"/>
       </w:pPr>
       <w:r>
-        <w:t>el ajuste se asocia al producto autorizado.</w:t>
+        <w:t>El ajuste se asocia al producto autorizado.</w:t>
       </w:r>
     </w:p>
     <w:p>
@@ -1831,7 +1862,7 @@
         <w:spacing w:after="80"/>
       </w:pPr>
       <w:r>
-        <w:t>se puede comprobar el stock antes y después.</w:t>
+        <w:t>Se puede comprobar el stock antes y después.</w:t>
       </w:r>
     </w:p>
     <w:p>
@@ -1874,7 +1905,7 @@
         <w:spacing w:after="80"/>
       </w:pPr>
       <w:r>
-        <w:t>el registro conserva cantidad y stock resultante.</w:t>
+        <w:t>El registro conserva cantidad y stock resultante.</w:t>
       </w:r>
     </w:p>
     <w:p>
@@ -1883,7 +1914,7 @@
         <w:spacing w:after="80"/>
       </w:pPr>
       <w:r>
-        <w:t>se mantiene negocio y autor cuando aplica.</w:t>
+        <w:t>Se mantiene negocio y autor cuando aplica.</w:t>
       </w:r>
     </w:p>
     <w:p>
@@ -1903,7 +1934,7 @@
     </w:p>
     <w:p>
       <w:r>
-        <w:t>Como dueño, quiero consultar kardex y trazabilidad para revisar el historial de un producto.</w:t>
+        <w:t>Como dueño, quiero consultar Kardex y trazabilidad para revisar el historial de un producto.</w:t>
       </w:r>
     </w:p>
     <w:p>
@@ -1926,7 +1957,7 @@
         <w:spacing w:after="80"/>
       </w:pPr>
       <w:r>
-        <w:t>se muestran tipo y cantidad.</w:t>
+        <w:t>Se muestran tipo y cantidad.</w:t>
       </w:r>
     </w:p>
     <w:p>
@@ -1935,7 +1966,7 @@
         <w:spacing w:after="80"/>
       </w:pPr>
       <w:r>
-        <w:t>los límites de consulta se distinguen de historial completo.</w:t>
+        <w:t>Los límites de consulta se distinguen de historial completo.</w:t>
       </w:r>
     </w:p>
     <w:p>
@@ -1978,7 +2009,7 @@
         <w:spacing w:after="80"/>
       </w:pPr>
       <w:r>
-        <w:t>el producto pertenece al negocio.</w:t>
+        <w:t>El producto pertenece al negocio.</w:t>
       </w:r>
     </w:p>
     <w:p>
@@ -1987,7 +2018,7 @@
         <w:spacing w:after="80"/>
       </w:pPr>
       <w:r>
-        <w:t>se distingue una alerta de una orden de compra confirmada.</w:t>
+        <w:t>Se distingue una alerta de una orden de compra confirmada.</w:t>
       </w:r>
     </w:p>
     <w:p>
@@ -2030,7 +2061,7 @@
         <w:spacing w:after="80"/>
       </w:pPr>
       <w:r>
-        <w:t>un código desconocido informa que no existe.</w:t>
+        <w:t>Un código desconocido informa que no existe.</w:t>
       </w:r>
     </w:p>
     <w:p>
@@ -2039,7 +2070,7 @@
         <w:spacing w:after="80"/>
       </w:pPr>
       <w:r>
-        <w:t>se ofrece ingreso o búsqueda manual.</w:t>
+        <w:t>Se ofrece ingreso o búsqueda manual.</w:t>
       </w:r>
     </w:p>
     <w:p>
@@ -2082,7 +2113,7 @@
         <w:spacing w:after="80"/>
       </w:pPr>
       <w:r>
-        <w:t>la reconexión conserva rechazos sin duplicar.</w:t>
+        <w:t>La reconexión conserva rechazos sin duplicar.</w:t>
       </w:r>
     </w:p>
     <w:p>
@@ -2091,7 +2122,7 @@
         <w:spacing w:after="80"/>
       </w:pPr>
       <w:r>
-        <w:t>un cambio de cuenta no envía pendientes de otra sesión.</w:t>
+        <w:t>Un cambio de cuenta no envía pendientes de otra sesión.</w:t>
       </w:r>
     </w:p>
     <w:p>
@@ -2134,7 +2165,7 @@
         <w:spacing w:after="80"/>
       </w:pPr>
       <w:r>
-        <w:t>la venta aceptada conserva detalles y efecto de stock.</w:t>
+        <w:t>La venta aceptada conserva detalles y efecto de stock.</w:t>
       </w:r>
     </w:p>
     <w:p>
@@ -2143,7 +2174,7 @@
         <w:spacing w:after="80"/>
       </w:pPr>
       <w:r>
-        <w:t>un error de validación no deja una operación parcial.</w:t>
+        <w:t>Un error de validación no deja una operación parcial.</w:t>
       </w:r>
     </w:p>
     <w:p>
@@ -2186,7 +2217,7 @@
         <w:spacing w:after="80"/>
       </w:pPr>
       <w:r>
-        <w:t>valores fuera de la regla se rechazan.</w:t>
+        <w:t>Valores fuera de la regla se rechazan.</w:t>
       </w:r>
     </w:p>
     <w:p>
@@ -2195,7 +2226,7 @@
         <w:spacing w:after="80"/>
       </w:pPr>
       <w:r>
-        <w:t>pagos y total final permanecen consistentes.</w:t>
+        <w:t>Pagos y total final permanecen consistentes.</w:t>
       </w:r>
     </w:p>
     <w:p>
@@ -2238,7 +2269,7 @@
         <w:spacing w:after="80"/>
       </w:pPr>
       <w:r>
-        <w:t>se conserva cada método.</w:t>
+        <w:t>Se conserva cada método.</w:t>
       </w:r>
     </w:p>
     <w:p>
@@ -2247,7 +2278,7 @@
         <w:spacing w:after="80"/>
       </w:pPr>
       <w:r>
-        <w:t>los pagos externos y las simulaciones se identifican correctamente.</w:t>
+        <w:t>Los pagos externos y las simulaciones se identifican correctamente.</w:t>
       </w:r>
     </w:p>
     <w:p>
@@ -2290,7 +2321,7 @@
         <w:spacing w:after="80"/>
       </w:pPr>
       <w:r>
-        <w:t>no hay dos sesiones abiertas del mismo negocio.</w:t>
+        <w:t>No hay dos sesiones abiertas del mismo negocio.</w:t>
       </w:r>
     </w:p>
     <w:p>
@@ -2299,7 +2330,7 @@
         <w:spacing w:after="80"/>
       </w:pPr>
       <w:r>
-        <w:t>la interfaz informa rechazo sin duplicar apertura.</w:t>
+        <w:t>La interfaz informa rechazo sin duplicar apertura.</w:t>
       </w:r>
     </w:p>
     <w:p>
@@ -2342,7 +2373,7 @@
         <w:spacing w:after="80"/>
       </w:pPr>
       <w:r>
-        <w:t>una diferencia exige motivo.</w:t>
+        <w:t>Una diferencia exige motivo.</w:t>
       </w:r>
     </w:p>
     <w:p>
@@ -2351,7 +2382,7 @@
         <w:spacing w:after="80"/>
       </w:pPr>
       <w:r>
-        <w:t>se revisan pendientes de todas las cuentas del turno antes de conciliar.</w:t>
+        <w:t>Se revisan pendientes de todas las cuentas del turno antes de conciliar.</w:t>
       </w:r>
     </w:p>
     <w:p>
@@ -2394,7 +2425,7 @@
         <w:spacing w:after="80"/>
       </w:pPr>
       <w:r>
-        <w:t>el cliente pertenece al negocio.</w:t>
+        <w:t>El cliente pertenece al negocio.</w:t>
       </w:r>
     </w:p>
     <w:p>
@@ -2403,7 +2434,7 @@
         <w:spacing w:after="80"/>
       </w:pPr>
       <w:r>
-        <w:t>la consulta y edición respetan permisos.</w:t>
+        <w:t>La consulta y edición respetan permisos.</w:t>
       </w:r>
     </w:p>
     <w:p>
@@ -2446,7 +2477,7 @@
         <w:spacing w:after="80"/>
       </w:pPr>
       <w:r>
-        <w:t>se revisa bloqueo y límite configurado.</w:t>
+        <w:t>Se revisa bloqueo y límite configurado.</w:t>
       </w:r>
     </w:p>
     <w:p>
@@ -2455,7 +2486,7 @@
         <w:spacing w:after="80"/>
       </w:pPr>
       <w:r>
-        <w:t>venta y saldo se conservan en la operación correspondiente.</w:t>
+        <w:t>Venta y saldo se conservan en la operación correspondiente.</w:t>
       </w:r>
     </w:p>
     <w:p>
@@ -2498,7 +2529,7 @@
         <w:spacing w:after="80"/>
       </w:pPr>
       <w:r>
-        <w:t>se conserva el pago y saldo resultante.</w:t>
+        <w:t>Se conserva el pago y saldo resultante.</w:t>
       </w:r>
     </w:p>
     <w:p>
@@ -2507,7 +2538,7 @@
         <w:spacing w:after="80"/>
       </w:pPr>
       <w:r>
-        <w:t>rechazos no producen un abono parcial.</w:t>
+        <w:t>Rechazos no producen un abono parcial.</w:t>
       </w:r>
     </w:p>
     <w:p>
@@ -2550,7 +2581,7 @@
         <w:spacing w:after="80"/>
       </w:pPr>
       <w:r>
-        <w:t>la consulta respeta negocio.</w:t>
+        <w:t>La consulta respeta negocio.</w:t>
       </w:r>
     </w:p>
     <w:p>
@@ -2559,7 +2590,7 @@
         <w:spacing w:after="80"/>
       </w:pPr>
       <w:r>
-        <w:t>fecha de vencimiento y estado se interpretan sin alterar deuda.</w:t>
+        <w:t>Fecha de vencimiento y estado se interpretan sin alterar deuda.</w:t>
       </w:r>
     </w:p>
     <w:p>
@@ -2602,7 +2633,7 @@
         <w:spacing w:after="80"/>
       </w:pPr>
       <w:r>
-        <w:t>la reposición considera unidades descontadas.</w:t>
+        <w:t>La reposición considera unidades descontadas.</w:t>
       </w:r>
     </w:p>
     <w:p>
@@ -2611,7 +2642,7 @@
         <w:spacing w:after="80"/>
       </w:pPr>
       <w:r>
-        <w:t>un reintento exige consultar estado cuando la respuesta es ambigua.</w:t>
+        <w:t>Un reintento exige consultar estado cuando la respuesta es ambigua.</w:t>
       </w:r>
     </w:p>
     <w:p>
@@ -2654,7 +2685,7 @@
         <w:spacing w:after="80"/>
       </w:pPr>
       <w:r>
-        <w:t>se conservan detalle y fecha.</w:t>
+        <w:t>Se conservan detalle y fecha.</w:t>
       </w:r>
     </w:p>
     <w:p>
@@ -2663,7 +2694,7 @@
         <w:spacing w:after="80"/>
       </w:pPr>
       <w:r>
-        <w:t>filtros y paginación se distinguen de una lista limitada.</w:t>
+        <w:t>Filtros y paginación se distinguen de una lista limitada.</w:t>
       </w:r>
     </w:p>
     <w:p>
@@ -2706,7 +2737,7 @@
         <w:spacing w:after="80"/>
       </w:pPr>
       <w:r>
-        <w:t>se guardan contacto y estado.</w:t>
+        <w:t>Se guardan contacto y estado.</w:t>
       </w:r>
     </w:p>
     <w:p>
@@ -2715,7 +2746,7 @@
         <w:spacing w:after="80"/>
       </w:pPr>
       <w:r>
-        <w:t>ediciones ajenas se rechazan.</w:t>
+        <w:t>Ediciones ajenas se rechazan.</w:t>
       </w:r>
     </w:p>
     <w:p>
@@ -2758,7 +2789,7 @@
         <w:spacing w:after="80"/>
       </w:pPr>
       <w:r>
-        <w:t>cantidades y costos se validan.</w:t>
+        <w:t>Cantidades y costos se validan.</w:t>
       </w:r>
     </w:p>
     <w:p>
@@ -2767,7 +2798,7 @@
         <w:spacing w:after="80"/>
       </w:pPr>
       <w:r>
-        <w:t>la orden conserva detalle y estado.</w:t>
+        <w:t>La orden conserva detalle y estado.</w:t>
       </w:r>
     </w:p>
     <w:p>
@@ -2810,7 +2841,7 @@
         <w:spacing w:after="80"/>
       </w:pPr>
       <w:r>
-        <w:t>recepción parcial conserva estado.</w:t>
+        <w:t>Recepción parcial conserva estado.</w:t>
       </w:r>
     </w:p>
     <w:p>
@@ -2819,7 +2850,7 @@
         <w:spacing w:after="80"/>
       </w:pPr>
       <w:r>
-        <w:t>no se supera sin control lo pedido.</w:t>
+        <w:t>No se supera sin control lo pedido.</w:t>
       </w:r>
     </w:p>
     <w:p>
@@ -2862,7 +2893,7 @@
         <w:spacing w:after="80"/>
       </w:pPr>
       <w:r>
-        <w:t>cantidad recibida y stock son consistentes.</w:t>
+        <w:t>Cantidad recibida y stock son consistentes.</w:t>
       </w:r>
     </w:p>
     <w:p>
@@ -2871,7 +2902,7 @@
         <w:spacing w:after="80"/>
       </w:pPr>
       <w:r>
-        <w:t>el costo se actualiza según regla implementada.</w:t>
+        <w:t>El costo se actualiza según regla implementada.</w:t>
       </w:r>
     </w:p>
     <w:p>
@@ -2891,7 +2922,7 @@
     </w:p>
     <w:p>
       <w:r>
-        <w:t>Como dueño, quiero importar datos mediante csv para cargar un catálogo de forma controlada.</w:t>
+        <w:t>Como dueño, quiero importar datos mediante CSV para cargar un catálogo de forma controlada.</w:t>
       </w:r>
     </w:p>
     <w:p>
@@ -2914,7 +2945,7 @@
         <w:spacing w:after="80"/>
       </w:pPr>
       <w:r>
-        <w:t>se muestra rechazo comprensible.</w:t>
+        <w:t>Se muestra rechazo comprensible.</w:t>
       </w:r>
     </w:p>
     <w:p>
@@ -2923,7 +2954,7 @@
         <w:spacing w:after="80"/>
       </w:pPr>
       <w:r>
-        <w:t>los cambios quedan asociados al negocio y no se aceptan datos arbitrarios.</w:t>
+        <w:t>Los cambios quedan asociados al negocio y no se aceptan datos arbitrarios.</w:t>
       </w:r>
     </w:p>
     <w:p>
@@ -2966,7 +2997,7 @@
         <w:spacing w:after="80"/>
       </w:pPr>
       <w:r>
-        <w:t>rangos y unidades quedan visibles.</w:t>
+        <w:t>Rangos y unidades quedan visibles.</w:t>
       </w:r>
     </w:p>
     <w:p>
@@ -2975,7 +3006,7 @@
         <w:spacing w:after="80"/>
       </w:pPr>
       <w:r>
-        <w:t>no se equipara fiado con efectivo recibido.</w:t>
+        <w:t>No se equipara fiado con efectivo recibido.</w:t>
       </w:r>
     </w:p>
     <w:p>
@@ -3018,7 +3049,7 @@
         <w:spacing w:after="80"/>
       </w:pPr>
       <w:r>
-        <w:t>anulaciones se distinguen de ventas activas.</w:t>
+        <w:t>Anulaciones se distinguen de ventas activas.</w:t>
       </w:r>
     </w:p>
     <w:p>
@@ -3027,7 +3058,7 @@
         <w:spacing w:after="80"/>
       </w:pPr>
       <w:r>
-        <w:t>la exportación conserva campos relevantes.</w:t>
+        <w:t>La exportación conserva campos relevantes.</w:t>
       </w:r>
     </w:p>
     <w:p>
@@ -3070,7 +3101,7 @@
         <w:spacing w:after="80"/>
       </w:pPr>
       <w:r>
-        <w:t>se muestran mínimos y estados.</w:t>
+        <w:t>Se muestran mínimos y estados.</w:t>
       </w:r>
     </w:p>
     <w:p>
@@ -3079,7 +3110,7 @@
         <w:spacing w:after="80"/>
       </w:pPr>
       <w:r>
-        <w:t>exportación y filtros conservan el conjunto esperado.</w:t>
+        <w:t>Exportación y filtros conservan el conjunto esperado.</w:t>
       </w:r>
     </w:p>
     <w:p>
@@ -3099,7 +3130,7 @@
     </w:p>
     <w:p>
       <w:r>
-        <w:t>Como vendedor o dueño, quiero utilizar apoyo de ia visual para preparar información con una fotografía.</w:t>
+        <w:t>Como vendedor o dueño, quiero utilizar apoyo de IA visual para preparar información con una fotografía.</w:t>
       </w:r>
     </w:p>
     <w:p>
@@ -3122,7 +3153,7 @@
         <w:spacing w:after="80"/>
       </w:pPr>
       <w:r>
-        <w:t>se valida contra catálogo permitido.</w:t>
+        <w:t>Se valida contra catálogo permitido.</w:t>
       </w:r>
     </w:p>
     <w:p>
@@ -3131,7 +3162,7 @@
         <w:spacing w:after="80"/>
       </w:pPr>
       <w:r>
-        <w:t>no se persiste venta o recepción hasta confirmación humana.</w:t>
+        <w:t>No se persiste venta o recepción hasta confirmación humana.</w:t>
       </w:r>
     </w:p>
     <w:p>
@@ -3160,12 +3191,32 @@
       </w:pPr>
       <w:bookmarkStart w:id="39" w:name="h39"/>
       <w:r>
-        <w:t>6 Conclusiones</w:t>
+        <w:t>6 Vinculación con requisitos y aceptación</w:t>
       </w:r>
       <w:bookmarkEnd w:id="39"/>
     </w:p>
     <w:p>
       <w:r>
+        <w:t>Las 33 historias se relacionan con los requisitos RF-01 a RF-34 y con los casos CP mediante Matriz de Trazabilidad. Algunas capacidades de plataforma, recuperación y operación se mantienen como elementos técnicos complementarios; no se fuerzan dentro de una historia cuyo objetivo es distinto. La matrícula de una capacidad en la matriz no modifica el estado de su tarjeta.</w:t>
+      </w:r>
+    </w:p>
+    <w:p>
+      <w:r>
+        <w:t>La aceptación actual distingue evidencia automatizada, verificación HTTP y revisión de interfaz. Por ejemplo, HTTP07 demuestra venta y descuento de stock en memoria; CP-07 también exige observar el comprobante. Por ello una comprobación parcial del requisito no cierra automáticamente la historia ni el caso de aceptación completo.</w:t>
+      </w:r>
+    </w:p>
+    <w:p>
+      <w:pPr>
+        <w:pStyle w:val="Heading1"/>
+      </w:pPr>
+      <w:bookmarkStart w:id="40" w:name="h40"/>
+      <w:r>
+        <w:t>7 Conclusiones</w:t>
+      </w:r>
+      <w:bookmarkEnd w:id="40"/>
+    </w:p>
+    <w:p>
+      <w:r>
         <w:t>El backlog desarrollado aporta historias legibles y resultados observables, conservando el estado documental vigente. Su siguiente revisión debe validar criterios y prioridades con el equipo y vincular casos reales. Las estimaciones y compromisos futuros se incorporarán únicamente cuando exista decisión de Planning.</w:t>
       </w:r>
     </w:p>
@@ -3173,22 +3224,61 @@
       <w:pPr>
         <w:pStyle w:val="Heading1"/>
       </w:pPr>
-      <w:bookmarkStart w:id="40" w:name="h40"/>
-      <w:r>
-        <w:t>7 Referencias y evidencia de la versión</w:t>
-      </w:r>
-      <w:bookmarkEnd w:id="40"/>
-    </w:p>
-    <w:p>
-      <w:r>
-        <w:t>Las referencias externas fundamentan conceptos y organización. La descripción específica de Localito procede del repositorio. Se consultaron fuentes públicas el 03 de octubre de 2026. Las fichas públicas ISO se utilizan para alcance y orientación, sin atribuir acceso al texto normativo completo ni conformidad certificada.</w:t>
-      </w:r>
-    </w:p>
-    <w:p>
-      <w:r>
-        <w:t xml:space="preserve">[R6] Schwaber K y Sutherland J 2020. The Scrum Guide. </w:t>
+      <w:bookmarkStart w:id="41" w:name="h41"/>
+      <w:r>
+        <w:t>8 Referencias</w:t>
+      </w:r>
+      <w:bookmarkEnd w:id="41"/>
+    </w:p>
+    <w:p>
+      <w:r>
+        <w:t>La evidencia del proyecto corresponde a la revisión versionada del repositorio (Equipo Localito, 2026). Las normas se consultaron mediante sus resúmenes públicos; no se declara certificación. Las fuentes web fueron consultadas durante esta revisión, del 03 al 04 de octubre de 2026.</w:t>
+      </w:r>
+    </w:p>
+    <w:p>
+      <w:pPr>
+        <w:keepLines/>
+        <w:ind w:left="432" w:hanging="432"/>
+      </w:pPr>
+      <w:r>
+        <w:t xml:space="preserve">Equipo Localito (2026). </w:t>
+      </w:r>
+      <w:r>
+        <w:rPr>
+          <w:i/>
+        </w:rPr>
+        <w:t>LocalitoSaaS [Código y documentación, commit ddb9956cf35cfb2035f62528299fd6bb2c9b7d5c]</w:t>
+      </w:r>
+      <w:r>
+        <w:t xml:space="preserve">. </w:t>
       </w:r>
       <w:hyperlink r:id="rId11">
+        <w:r>
+          <w:rPr>
+            <w:color w:val="000000"/>
+          </w:rPr>
+          <w:t xml:space="preserve">https://github.com/CamiloGonzalezSt/LocalitoSaaS/tree/ddb9956cf35cfb2035f62528299fd6bb2c9b7d5c</w:t>
+        </w:r>
+      </w:hyperlink>
+    </w:p>
+    <w:p>
+      <w:pPr>
+        <w:keepLines/>
+        <w:ind w:left="432" w:hanging="432"/>
+      </w:pPr>
+      <w:r>
+        <w:t xml:space="preserve">Schwaber, K., y Sutherland, J. (2020). </w:t>
+      </w:r>
+      <w:r>
+        <w:rPr>
+          <w:i/>
+        </w:rPr>
+        <w:t>The Scrum Guide</w:t>
+      </w:r>
+      <w:r>
+        <w:t xml:space="preserve">. </w:t>
+      </w:r>
+      <w:hyperlink r:id="rId12">
         <w:r>
           <w:rPr>
             <w:color w:val="000000"/>
@@ -3196,24 +3286,6 @@
           <w:t xml:space="preserve">https://scrumguides.org/scrum-guide.html</w:t>
         </w:r>
       </w:hyperlink>
-    </w:p>
-    <w:p>
-      <w:r>
-        <w:t xml:space="preserve">[P] Equipo Localito. Repositorio LocalitoSaaS. Commit base 05a6f34b749cdc97dd560d91bb9be057a1197fbf. </w:t>
-      </w:r>
-      <w:hyperlink r:id="rId12">
-        <w:r>
-          <w:rPr>
-            <w:color w:val="000000"/>
-          </w:rPr>
-          <w:t xml:space="preserve">https://github.com/CamiloGonzalezSt/LocalitoSaaS/tree/05a6f34b749cdc97dd560d91bb9be057a1197fbf</w:t>
-        </w:r>
-      </w:hyperlink>
-    </w:p>
-    <w:p>
-      <w:r>
-        <w:t>Fuentes internas revisadas: README.md; package.json y manifests de apps; apps/api/src/server.ts, repository.ts y auth.ts; db/schema.sql; apps/web/src/lib/offline.ts y workspaceCache.ts; docs de requisitos, calidad, operación y Scrum. La revisión es documental y estática. No crea resultados de pruebas funcionales, reuniones ni aceptación de usuario.</w:t>
-      </w:r>
     </w:p>
     <w:sectPr>
       <w:headerReference w:type="default" r:id="rId9"/>
